--- a/spa/docx/43.content.docx
+++ b/spa/docx/43.content.docx
@@ -214,7 +214,7 @@
         <w:rPr>
           <w:lang w:val="es_ES" w:bidi="es_ES"/>
         </w:rPr>
-        <w:t xml:space="preserve"> Antes que nada existiera, ya existía el Verbo, y el Verbo estaba con Dios, y el Verbo era Dios.</w:t>
+        <w:t xml:space="preserve"> En el principio, antes de que nada existiera, ya existía el Verbo. El Verbo estaba con Dios, y el Verbo era Dios.</w:t>
       </w:r>
     </w:p>
     <w:p>
@@ -256,7 +256,7 @@
         <w:rPr>
           <w:lang w:val="es_ES" w:bidi="es_ES"/>
         </w:rPr>
-        <w:t xml:space="preserve"> Por medio de él fueron creadas todas las cosas, y sin él nada de lo creado llegó a existir.</w:t>
+        <w:t xml:space="preserve"> Por medio de él fueron creadas todas las cosas. Sin él no se creó nada de lo que existe.</w:t>
       </w:r>
     </w:p>
     <w:p>
@@ -298,28 +298,28 @@
         <w:rPr>
           <w:lang w:val="es_ES" w:bidi="es_ES"/>
         </w:rPr>
-        <w:t xml:space="preserve"> Esta luz resplandece en la oscuridad, y la oscuridad no puede apagarla.</w:t>
-      </w:r>
-    </w:p>
-    <w:p>
-      <w:pPr/>
-      <w:r>
-        <w:rPr>
-          <w:lang w:val="es_ES" w:bidi="es_ES"/>
-        </w:rPr>
-      </w:r>
-      <w:r>
-        <w:rPr>
-          <w:vertAlign w:val="superscript"/>
-          <w:lang w:val="es_ES" w:bidi="es_ES"/>
-        </w:rPr>
-        <w:t>7</w:t>
-      </w:r>
-      <w:r>
-        <w:rPr>
-          <w:lang w:val="es_ES" w:bidi="es_ES"/>
-        </w:rPr>
-        <w:t xml:space="preserve"> Apareció un hombre llamado Juan, enviado por Dios. Él vino como testigo para dar testimonio de la luz, para que por medio de él todos creyeran.</w:t>
+        <w:t xml:space="preserve"> Esta luz brilla en la oscuridad. La oscuridad no ha podido vencerla.</w:t>
+      </w:r>
+    </w:p>
+    <w:p>
+      <w:pPr/>
+      <w:r>
+        <w:rPr>
+          <w:lang w:val="es_ES" w:bidi="es_ES"/>
+        </w:rPr>
+      </w:r>
+      <w:r>
+        <w:rPr>
+          <w:vertAlign w:val="superscript"/>
+          <w:lang w:val="es_ES" w:bidi="es_ES"/>
+        </w:rPr>
+        <w:t>6-7</w:t>
+      </w:r>
+      <w:r>
+        <w:rPr>
+          <w:lang w:val="es_ES" w:bidi="es_ES"/>
+        </w:rPr>
+        <w:t xml:space="preserve"> Apareció un hombre llamado Juan, enviado por Dios. Él vino como testigo de la luz, para que por medio de su testimonio todos creyeran.</w:t>
       </w:r>
     </w:p>
     <w:p>
@@ -361,7 +361,7 @@
         <w:rPr>
           <w:lang w:val="es_ES" w:bidi="es_ES"/>
         </w:rPr>
-        <w:t xml:space="preserve"> La luz verdadera, la que alumbra a todo ser humano, estaba entrando en el mundo.</w:t>
+        <w:t xml:space="preserve"> Esa luz verdadera venía al mundo. Es la que ilumina a todo ser humano.</w:t>
       </w:r>
     </w:p>
     <w:p>
@@ -382,7 +382,7 @@
         <w:rPr>
           <w:lang w:val="es_ES" w:bidi="es_ES"/>
         </w:rPr>
-        <w:t xml:space="preserve"> El que es la luz estaba en el mundo, y el mundo fue creado por medio de él, pero el mundo no lo reconoció.</w:t>
+        <w:t xml:space="preserve"> El que es la luz estaba en el mundo. El mundo fue creado por medio de él, pero el mundo no lo reconoció.</w:t>
       </w:r>
     </w:p>
     <w:p>
@@ -403,7 +403,7 @@
         <w:rPr>
           <w:lang w:val="es_ES" w:bidi="es_ES"/>
         </w:rPr>
-        <w:t xml:space="preserve"> Vino a este mundo, que era suyo, pero los suyos no lo recibieron.</w:t>
+        <w:t xml:space="preserve"> Vino a los suyos, pero los suyos no lo recibieron.</w:t>
       </w:r>
     </w:p>
     <w:p>
@@ -424,7 +424,7 @@
         <w:rPr>
           <w:lang w:val="es_ES" w:bidi="es_ES"/>
         </w:rPr>
-        <w:t xml:space="preserve"> Pero a todos los que lo recibieron —los que creen en él— les dio el derecho de ser hijos de Dios.</w:t>
+        <w:t xml:space="preserve"> Hubo quienes sí lo recibieron. Son los que creen en él. A todos ellos les dio el derecho de ser hijos de Dios.</w:t>
       </w:r>
     </w:p>
     <w:p>
@@ -445,7 +445,7 @@
         <w:rPr>
           <w:lang w:val="es_ES" w:bidi="es_ES"/>
         </w:rPr>
-        <w:t xml:space="preserve"> Estos no nacen por descendencia natural, ni por deseo humano ni por voluntad de un hombre, sino que nacen de Dios.</w:t>
+        <w:t xml:space="preserve"> Estos no nacen por descendencia natural. No nacen por deseo humano ni por voluntad de un hombre. En cambio, nacen de Dios.</w:t>
       </w:r>
     </w:p>
     <w:p>
@@ -466,7 +466,7 @@
         <w:rPr>
           <w:lang w:val="es_ES" w:bidi="es_ES"/>
         </w:rPr>
-        <w:t xml:space="preserve"> Y el Verbo se hizo carne y habitó entre nosotros, y vimos su gloria, que es la propia del unigénito del Padre, lleno de gracia y de verdad.</w:t>
+        <w:t xml:space="preserve"> El Verbo se hizo carne y habitó entre nosotros. Estaba lleno de gracia y de verdad. Vimos su gloria, que es la propia del Hijo único del Padre.</w:t>
       </w:r>
     </w:p>
     <w:p>
@@ -487,7 +487,7 @@
         <w:rPr>
           <w:lang w:val="es_ES" w:bidi="es_ES"/>
         </w:rPr>
-        <w:t xml:space="preserve"> Juan dio testimonio de él y proclamó con todas sus fuerzas: «Este es aquel de quien yo dije: El que viene después de mí es más importante que yo, porque estaba antes que yo».</w:t>
+        <w:t xml:space="preserve"> Juan dio testimonio de él y proclamó con todas sus fuerzas: —Este es aquel de quien yo hablaba antes. Dije que el que viene después de mí es más importante que yo. Él estaba antes que yo.</w:t>
       </w:r>
     </w:p>
     <w:p>
@@ -508,7 +508,7 @@
         <w:rPr>
           <w:lang w:val="es_ES" w:bidi="es_ES"/>
         </w:rPr>
-        <w:t xml:space="preserve"> Porque de su plenitud todos hemos recibido gracia sobre gracia.</w:t>
+        <w:t xml:space="preserve"> De su plenitud todos hemos recibido gracia sobre gracia.</w:t>
       </w:r>
     </w:p>
     <w:p>
@@ -529,7 +529,7 @@
         <w:rPr>
           <w:lang w:val="es_ES" w:bidi="es_ES"/>
         </w:rPr>
-        <w:t xml:space="preserve"> Por medio de Moisés se nos dio la ley, pero por medio de Jesucristo vinieron la gracia y la verdad.</w:t>
+        <w:t xml:space="preserve"> Por medio de Moisés se nos dio la ley. Por medio de Jesucristo vinieron la gracia y la verdad.</w:t>
       </w:r>
     </w:p>
     <w:p>
@@ -550,7 +550,7 @@
         <w:rPr>
           <w:lang w:val="es_ES" w:bidi="es_ES"/>
         </w:rPr>
-        <w:t xml:space="preserve"> A Dios nadie le ha visto jamás; el Hijo único, Dios mismo, que está en la intimidad del Padre, él lo ha dado a conocer.</w:t>
+        <w:t xml:space="preserve"> A Dios nadie lo ha visto jamás. El Hijo único lo ha dado a conocer. Él es Dios mismo y está en la intimidad del Padre.</w:t>
       </w:r>
     </w:p>
     <w:p>
@@ -571,7 +571,7 @@
         <w:rPr>
           <w:lang w:val="es_ES" w:bidi="es_ES"/>
         </w:rPr>
-        <w:t xml:space="preserve"> Esto es lo que dijo Juan cuando los judíos de Jerusalén enviaron sacerdotes y levitas para preguntarle: «¿Tú quién eres?».</w:t>
+        <w:t xml:space="preserve"> Los judíos de Jerusalén enviaron sacerdotes y levitas para preguntarle a Juan: —¿Tú quién eres? Esto es lo que dijo.</w:t>
       </w:r>
     </w:p>
     <w:p>
@@ -592,7 +592,7 @@
         <w:rPr>
           <w:lang w:val="es_ES" w:bidi="es_ES"/>
         </w:rPr>
-        <w:t xml:space="preserve"> Él confesó abiertamente y no negó, confesó: —Yo no soy el Cristo.</w:t>
+        <w:t xml:space="preserve"> Confesó abiertamente: —Yo no soy el Cristo.</w:t>
       </w:r>
     </w:p>
     <w:p>
@@ -613,7 +613,7 @@
         <w:rPr>
           <w:lang w:val="es_ES" w:bidi="es_ES"/>
         </w:rPr>
-        <w:t xml:space="preserve"> Le preguntaron: ―¿Entonces quién eres ? ¿Eres Elías? Él respondió: ―No, no lo soy. ―¿Eres el profeta? ―No.</w:t>
+        <w:t xml:space="preserve"> Le preguntaron: —¿Entonces quién eres? ¿Eres Elías? Él respondió: —No, no lo soy. —¿Eres el profeta? —No.</w:t>
       </w:r>
     </w:p>
     <w:p>
@@ -634,7 +634,7 @@
         <w:rPr>
           <w:lang w:val="es_ES" w:bidi="es_ES"/>
         </w:rPr>
-        <w:t xml:space="preserve"> ―¿Quién eres, entonces? Tenemos que llevar una respuesta a los que nos enviaron. ¿Qué dices de ti mismo?</w:t>
+        <w:t xml:space="preserve"> Le dijeron: —¿Quién eres entonces? Tenemos que llevar una respuesta a los que nos enviaron. ¿Qué dices de ti mismo?</w:t>
       </w:r>
     </w:p>
     <w:p>
@@ -655,7 +655,7 @@
         <w:rPr>
           <w:lang w:val="es_ES" w:bidi="es_ES"/>
         </w:rPr>
-        <w:t xml:space="preserve"> Él dijo: —Yo soy la voz que clama en el desierto: ¡Enderecen el camino del Señor!, como dijo Isaías el profeta.</w:t>
+        <w:t xml:space="preserve"> Él respondió con las palabras de Isaías el profeta: —Yo soy la voz que clama en el desierto: "¡Tracen una calzada recta para nuestro Dios!”.</w:t>
       </w:r>
     </w:p>
     <w:p>
@@ -718,7 +718,7 @@
         <w:rPr>
           <w:lang w:val="es_ES" w:bidi="es_ES"/>
         </w:rPr>
-        <w:t xml:space="preserve"> Juan respondió: ―Yo bautizo con agua, pero entre ustedes hay uno a quien ustedes no conocen,</w:t>
+        <w:t xml:space="preserve"> Juan respondió: —Yo bautizo con agua. Entre ustedes hay uno a quien ustedes no conocen.</w:t>
       </w:r>
     </w:p>
     <w:p>
@@ -739,7 +739,7 @@
         <w:rPr>
           <w:lang w:val="es_ES" w:bidi="es_ES"/>
         </w:rPr>
-        <w:t xml:space="preserve"> que viene después de mí en ministerio, al cual no soy digno ni de desatarle la correa de las sandalias.</w:t>
+        <w:t xml:space="preserve"> Viene después de mí, y no soy digno ni de desatarle la correa de las sandalias.</w:t>
       </w:r>
     </w:p>
     <w:p>
@@ -781,7 +781,7 @@
         <w:rPr>
           <w:lang w:val="es_ES" w:bidi="es_ES"/>
         </w:rPr>
-        <w:t xml:space="preserve"> Al día siguiente, Juan vio a Jesús acercándose a él y dijo a la gente: «¡Aquí está el Cordero de Dios, que quita el pecado del mundo!»</w:t>
+        <w:t xml:space="preserve"> Al día siguiente, Juan vio a Jesús acercándose a él. Dijo a la gente: —¡Aquí está el Cordero de Dios! ¡Él quita el pecado del mundo!</w:t>
       </w:r>
     </w:p>
     <w:p>
@@ -802,7 +802,7 @@
         <w:rPr>
           <w:lang w:val="es_ES" w:bidi="es_ES"/>
         </w:rPr>
-        <w:t xml:space="preserve"> A él me refería cuando dije: «El que viene después de mí es más importante que yo, porque estaba antes que yo».</w:t>
+        <w:t xml:space="preserve"> A él me refería cuando dije: “El que viene después de mí es más importante que yo. Estaba antes que yo”.</w:t>
       </w:r>
     </w:p>
     <w:p>
@@ -823,7 +823,7 @@
         <w:rPr>
           <w:lang w:val="es_ES" w:bidi="es_ES"/>
         </w:rPr>
-        <w:t xml:space="preserve"> Yo no lo conocía, pero vine bautizando con agua para que él se manifestara a Israel.</w:t>
+        <w:t xml:space="preserve"> Yo no lo conocía, pero vine bautizando con agua para que él se diera a conocer a Israel.</w:t>
       </w:r>
     </w:p>
     <w:p>
@@ -844,7 +844,7 @@
         <w:rPr>
           <w:lang w:val="es_ES" w:bidi="es_ES"/>
         </w:rPr>
-        <w:t xml:space="preserve"> Juan dio testimonio: «He visto al Espíritu descender del cielo como una paloma y permanecer sobre él.</w:t>
+        <w:t xml:space="preserve"> Juan dio testimonio: —He visto al Espíritu descender del cielo como una paloma y permanecer sobre él.</w:t>
       </w:r>
     </w:p>
     <w:p>
@@ -865,7 +865,7 @@
         <w:rPr>
           <w:lang w:val="es_ES" w:bidi="es_ES"/>
         </w:rPr>
-        <w:t xml:space="preserve"> Yo no lo conocía, pero el que me envió a bautizar con agua me dijo: «Aquel sobre quien veas descender el Espíritu y permanecer sobre él, ese es el que bautiza con el Espíritu Santo».</w:t>
+        <w:t xml:space="preserve"> Yo no lo conocía. El que me envió a bautizar con agua me dijo: “Verás descender el Espíritu sobre alguien y permanecer sobre él. Ese es el que bautiza con el Espíritu Santo”.</w:t>
       </w:r>
     </w:p>
     <w:p>
@@ -907,7 +907,7 @@
         <w:rPr>
           <w:lang w:val="es_ES" w:bidi="es_ES"/>
         </w:rPr>
-        <w:t xml:space="preserve"> Al día siguiente, Juan estaba de nuevo allí con dos de sus discípulos.</w:t>
+        <w:t xml:space="preserve"> Al día siguiente, Juan estaba de nuevo allí con 2 de sus discípulos.</w:t>
       </w:r>
     </w:p>
     <w:p>
@@ -928,7 +928,7 @@
         <w:rPr>
           <w:lang w:val="es_ES" w:bidi="es_ES"/>
         </w:rPr>
-        <w:t xml:space="preserve"> Cuando vio a Jesús pasar, dijo: —¡Aquí está el Cordero de Dios!</w:t>
+        <w:t xml:space="preserve"> Cuando vio a Jesús pasar, dijo: —¡Miren, aquí está el Cordero de Dios!</w:t>
       </w:r>
     </w:p>
     <w:p>
@@ -949,7 +949,7 @@
         <w:rPr>
           <w:lang w:val="es_ES" w:bidi="es_ES"/>
         </w:rPr>
-        <w:t xml:space="preserve"> Al oírlo decir esto, los dos discípulos siguieron a Jesús.</w:t>
+        <w:t xml:space="preserve"> Al oírlo decir esto, los 2 discípulos siguieron a Jesús.</w:t>
       </w:r>
     </w:p>
     <w:p>
@@ -970,7 +970,7 @@
         <w:rPr>
           <w:lang w:val="es_ES" w:bidi="es_ES"/>
         </w:rPr>
-        <w:t xml:space="preserve"> Jesús volvió la cabeza, y al ver que lo seguían, les preguntó: —¿Qué buscan? Ellos contestaron: —Rabí, (es decir, Maestro) ¿dónde vives?</w:t>
+        <w:t xml:space="preserve"> Jesús volvió la cabeza. Al ver que lo seguían, les preguntó: —¿Qué buscan? Ellos contestaron: —Rabí, ¿dónde vives? Rabí quiere decir “Maestro”.</w:t>
       </w:r>
     </w:p>
     <w:p>
@@ -991,7 +991,7 @@
         <w:rPr>
           <w:lang w:val="es_ES" w:bidi="es_ES"/>
         </w:rPr>
-        <w:t xml:space="preserve"> Jesús les respondió: —Vengan y vean. Ellos fueron y vieron dónde vivía. Como eran alrededor de las cuatro de la tarde, se quedaron con él ese día.</w:t>
+        <w:t xml:space="preserve"> Jesús les respondió: —Vengan y vean. Ellos fueron y vieron dónde vivía. Como eran alrededor de las 4 de la tarde, se quedaron con él ese día.</w:t>
       </w:r>
     </w:p>
     <w:p>
@@ -1012,7 +1012,7 @@
         <w:rPr>
           <w:lang w:val="es_ES" w:bidi="es_ES"/>
         </w:rPr>
-        <w:t xml:space="preserve"> Andrés, hermano de Simón Pedro, era uno de los dos que, al oír a Juan hablar de Jesús, comenzaron a seguirlo.</w:t>
+        <w:t xml:space="preserve"> Estos son los 2 que oyeron a Juan hablar de Jesús, y comenzaron a seguirlo. Andrés, hermano de Simón Pedro, era uno de ellos.</w:t>
       </w:r>
     </w:p>
     <w:p>
@@ -1033,7 +1033,7 @@
         <w:rPr>
           <w:lang w:val="es_ES" w:bidi="es_ES"/>
         </w:rPr>
-        <w:t xml:space="preserve"> Andrés encontró primero a su hermano Simón y le dijo: —Hemos encontrado al Mesías (es decir, el Cristo).</w:t>
+        <w:t xml:space="preserve"> Andrés encontró primero a su hermano Simón y le dijo: —Hemos encontrado al Mesías. Mesías quiere decir “Cristo”.</w:t>
       </w:r>
     </w:p>
     <w:p>
@@ -1054,7 +1054,7 @@
         <w:rPr>
           <w:lang w:val="es_ES" w:bidi="es_ES"/>
         </w:rPr>
-        <w:t xml:space="preserve"> Entonces Andrés llevó a Simón a donde estaba Jesús. Jesús lo miró fijamente y le dijo: —Tú eres Simón, hijo de Juan. De ahora en adelante te llamarás Cefas (es decir, Pedro).</w:t>
+        <w:t xml:space="preserve"> Entonces Andrés llevó a Simón a donde estaba Jesús. Jesús lo miró fijamente y le dijo: —Tú eres Simón, hijo de Juan. De ahora en adelante te llamarás Cefas. Cefas quiere decir “Pedro”.</w:t>
       </w:r>
     </w:p>
     <w:p>
@@ -1117,7 +1117,7 @@
         <w:rPr>
           <w:lang w:val="es_ES" w:bidi="es_ES"/>
         </w:rPr>
-        <w:t xml:space="preserve"> Felipe fue a buscar a Natanael y le dijo: —Hemos encontrado a aquel de quien escribió Moisés en la ley y del que también escribieron los profetas. Es Jesús de Nazaret, el hijo de José.</w:t>
+        <w:t xml:space="preserve"> Felipe fue a buscar a Natanael y le dijo: —Hemos encontrado a aquel de quien escribió Moisés en la ley. También escribieron sobre él los profetas. Es Jesús de Nazaret, el hijo de José.</w:t>
       </w:r>
     </w:p>
     <w:p>
@@ -1159,7 +1159,7 @@
         <w:rPr>
           <w:lang w:val="es_ES" w:bidi="es_ES"/>
         </w:rPr>
-        <w:t xml:space="preserve"> Cuando Jesús vio a Natanael acercándose, dijo: —Aquí viene un verdadero israelita, alguien en quien no hay engaño.</w:t>
+        <w:t xml:space="preserve"> Cuando Jesús vio acercarse a Natanael, dijo: —Aquí viene un verdadero israelita, alguien en quien no hay engaño.</w:t>
       </w:r>
     </w:p>
     <w:p>
@@ -1180,7 +1180,7 @@
         <w:rPr>
           <w:lang w:val="es_ES" w:bidi="es_ES"/>
         </w:rPr>
-        <w:t xml:space="preserve"> Natanael le preguntó: —¿De dónde me conoces?—Te vi cuando aún estabas debajo de la higuera, antes que Felipe te llamara.</w:t>
+        <w:t xml:space="preserve"> Natanael le preguntó: —¿Cómo es que me conoces? —Te vi cuando aún estabas debajo de la higuera, antes de que Felipe te llamara.</w:t>
       </w:r>
     </w:p>
     <w:p>
@@ -1222,7 +1222,7 @@
         <w:rPr>
           <w:lang w:val="es_ES" w:bidi="es_ES"/>
         </w:rPr>
-        <w:t xml:space="preserve"> —¿Solo porque te dije que te vi cuando estabas debajo de la higuera crees? Pues vas a ver cosas más grandes que estas. Y añadió:</w:t>
+        <w:t xml:space="preserve"> —¿Crees tan solo porque te dije que te vi cuando estabas debajo de la higuera? Pues vas a ver cosas más grandes que estas. Y añadió:</w:t>
       </w:r>
     </w:p>
     <w:p>
@@ -1243,7 +1243,7 @@
         <w:rPr>
           <w:lang w:val="es_ES" w:bidi="es_ES"/>
         </w:rPr>
-        <w:t xml:space="preserve"> —Les aseguro que ustedes verán el cielo abierto y a los ángeles de Dios subiendo y bajando sobre el Hijo del hombre.</w:t>
+        <w:t xml:space="preserve"> —Les aseguro que ustedes verán el cielo abierto. Verán a los ángeles de Dios subiendo y bajando sobre el Hijo del hombre.</w:t>
       </w:r>
     </w:p>
     <w:p>
@@ -1280,7 +1280,7 @@
         <w:rPr>
           <w:lang w:val="es_ES" w:bidi="es_ES"/>
         </w:rPr>
-        <w:t xml:space="preserve"> Tres días después hubo una boda en Caná de Galilea, y la madre de Jesús estaba allí.</w:t>
+        <w:t xml:space="preserve"> Pasados 3 días, hubo una boda en Caná de Galilea. La madre de Jesús estaba allí.</w:t>
       </w:r>
     </w:p>
     <w:p>
@@ -1343,7 +1343,7 @@
         <w:rPr>
           <w:lang w:val="es_ES" w:bidi="es_ES"/>
         </w:rPr>
-        <w:t xml:space="preserve"> Jesús le respondió: —Mujer, ¿qué tiene que ver eso conmigo? Aún no ha llegado mi hora.</w:t>
+        <w:t xml:space="preserve"> Jesús le respondió: —Mujer, ¿eso tiene algo que ver conmigo? Aún no ha llegado mi hora.</w:t>
       </w:r>
     </w:p>
     <w:p>
@@ -1385,7 +1385,7 @@
         <w:rPr>
           <w:lang w:val="es_ES" w:bidi="es_ES"/>
         </w:rPr>
-        <w:t xml:space="preserve"> Había allí seis tinajas de piedra de unos cien litros de capacidad cada una. Eran de las que usaban los judíos para sus ceremonias de purificación.</w:t>
+        <w:t xml:space="preserve"> Había allí 6 tinajas de piedra de unos 100 litros de capacidad cada una. Eran de las que usaban los judíos para sus ceremonias de purificación.</w:t>
       </w:r>
     </w:p>
     <w:p>
@@ -1448,7 +1448,7 @@
         <w:rPr>
           <w:lang w:val="es_ES" w:bidi="es_ES"/>
         </w:rPr>
-        <w:t xml:space="preserve"> Cuando el encargado del banquete probó el agua convertida en vino, y no sabía de dónde venía. Los sirvientes que habían sacado el agua sí lo sabían. El encargado llamó al novio</w:t>
+        <w:t xml:space="preserve"> El encargado del banquete probó el agua convertida en vino, pero no sabía de dónde venía. Los sirvientes que habían sacado el agua sí lo sabían. El encargado llamó al novio</w:t>
       </w:r>
     </w:p>
     <w:p>
@@ -1469,7 +1469,7 @@
         <w:rPr>
           <w:lang w:val="es_ES" w:bidi="es_ES"/>
         </w:rPr>
-        <w:t xml:space="preserve"> y le dijo: —Todo el mundo sirve primero el vino bueno, y cuando ya han bebido mucho, sirven el vino peor; pero tú has guardado el vino bueno hasta ahora.</w:t>
+        <w:t xml:space="preserve"> y le dijo: —Todo el mundo sirve primero el vino bueno. Cuando ya han bebido mucho, sirven el vino peor. Pero tú has guardado el vino bueno hasta ahora.</w:t>
       </w:r>
     </w:p>
     <w:p>
@@ -1490,7 +1490,7 @@
         <w:rPr>
           <w:lang w:val="es_ES" w:bidi="es_ES"/>
         </w:rPr>
-        <w:t xml:space="preserve"> Jesús hizo esta señal, que fue la primera, en Caná de Galilea. Así manifestó su gloria; y sus discípulos creyeron en él.</w:t>
+        <w:t xml:space="preserve"> Esta fue la primera señal que Jesús hizo, y la hizo en Caná de Galilea. Así reveló su gloria. Y sus discípulos creyeron en él.</w:t>
       </w:r>
     </w:p>
     <w:p>
@@ -1511,7 +1511,7 @@
         <w:rPr>
           <w:lang w:val="es_ES" w:bidi="es_ES"/>
         </w:rPr>
-        <w:t xml:space="preserve"> Después de la boda, Jesús descendió a Capernaúm con su madre, sus hermanos y sus discípulos, y allí se quedaron unos días.</w:t>
+        <w:t xml:space="preserve"> Después de la boda, Jesús descendió a Capernaúm con su madre, sus hermanos y sus discípulos. Allí se quedaron unos días.</w:t>
       </w:r>
     </w:p>
     <w:p>
@@ -1553,7 +1553,7 @@
         <w:rPr>
           <w:lang w:val="es_ES" w:bidi="es_ES"/>
         </w:rPr>
-        <w:t xml:space="preserve"> Dentro del templo encontró a los que vendían bueyes, ovejas y palomas, y a los cambistas sentadosa sus mesas.</w:t>
+        <w:t xml:space="preserve"> Dentro del templo encontró a los que vendían bueyes, ovejas y palomas. Encontró a los cambistas sentados a sus mesas.</w:t>
       </w:r>
     </w:p>
     <w:p>
@@ -1574,7 +1574,7 @@
         <w:rPr>
           <w:lang w:val="es_ES" w:bidi="es_ES"/>
         </w:rPr>
-        <w:t xml:space="preserve"> Entonces, hizo un látigo de cuerdas y los expulsó a todos del templo, junto con sus ovejas y bueyes; arrojó al suelo las monedas de los cambistas y volcó sus mesas.</w:t>
+        <w:t xml:space="preserve"> Entonces hizo un látigo de cuerdas y los expulsó a todos del templo, junto con sus ovejas y bueyes. Arrojó al suelo las monedas de los cambistas y volcó sus mesas.</w:t>
       </w:r>
     </w:p>
     <w:p>
@@ -1595,7 +1595,7 @@
         <w:rPr>
           <w:lang w:val="es_ES" w:bidi="es_ES"/>
         </w:rPr>
-        <w:t xml:space="preserve"> A los que vendían palomas, les dijo: ―¡Saquen esto de aquí! ¡No conviertan la casa de mi Padre en una casa de mercado!</w:t>
+        <w:t xml:space="preserve"> A los que vendían palomas, les dijo: —¡Saquen esto de aquí! ¡No conviertan la casa de mi Padre en una casa de mercado!</w:t>
       </w:r>
     </w:p>
     <w:p>
@@ -1616,7 +1616,7 @@
         <w:rPr>
           <w:lang w:val="es_ES" w:bidi="es_ES"/>
         </w:rPr>
-        <w:t xml:space="preserve"> Sus discípulos entonces recordaron que está escrito: «Mi celo por tu casa me consume».</w:t>
+        <w:t xml:space="preserve"> Sus discípulos entonces recordaron que está escrito: “El celo por tu casa me consume”.</w:t>
       </w:r>
     </w:p>
     <w:p>
@@ -1637,7 +1637,7 @@
         <w:rPr>
           <w:lang w:val="es_ES" w:bidi="es_ES"/>
         </w:rPr>
-        <w:t xml:space="preserve"> Frente a esto, los judíos le preguntaron: ―¿Qué señal nos muestras para hacer esto?</w:t>
+        <w:t xml:space="preserve"> Ante esta situación, los judíos le preguntaron: —¿Tienes la autoridad de parte de Dios para hacer esto? ¿Qué señal nos muestras para demostrarla?</w:t>
       </w:r>
     </w:p>
     <w:p>
@@ -1658,7 +1658,7 @@
         <w:rPr>
           <w:lang w:val="es_ES" w:bidi="es_ES"/>
         </w:rPr>
-        <w:t xml:space="preserve"> Jesús les contestó: ―Derriben este templo y en tres días lo levantaré de nuevo.</w:t>
+        <w:t xml:space="preserve"> Jesús les contestó: —Derriben este templo y en 3 días lo levantaré de nuevo.</w:t>
       </w:r>
     </w:p>
     <w:p>
@@ -1679,7 +1679,7 @@
         <w:rPr>
           <w:lang w:val="es_ES" w:bidi="es_ES"/>
         </w:rPr>
-        <w:t xml:space="preserve"> Los judíos dijeron: ―¡Este templo fue construido en cuarenta y seis años, y tú dices que en tres días lo levantarás!</w:t>
+        <w:t xml:space="preserve"> Los judíos dijeron: —¡Este templo fue construido en 46 años! ¿Tú dices que en 3 días lo levantarás?</w:t>
       </w:r>
     </w:p>
     <w:p>
@@ -1700,7 +1700,7 @@
         <w:rPr>
           <w:lang w:val="es_ES" w:bidi="es_ES"/>
         </w:rPr>
-        <w:t xml:space="preserve"> Pero el templo al que él se refería era su propio cuerpo.</w:t>
+        <w:t xml:space="preserve"> Pero el templo al que Jesús se refería era su propio cuerpo.</w:t>
       </w:r>
     </w:p>
     <w:p>
@@ -1721,7 +1721,7 @@
         <w:rPr>
           <w:lang w:val="es_ES" w:bidi="es_ES"/>
         </w:rPr>
-        <w:t xml:space="preserve"> Por eso, cuando resucitó, sus discípulos se acordaron de lo que había dicho, y creyeron en la Escritura y en las palabras de Jesús.</w:t>
+        <w:t xml:space="preserve"> Por eso, cuando resucitó, sus discípulos se acordaron de lo que había dicho. Creyeron en la Escritura y en las palabras de Jesús.</w:t>
       </w:r>
     </w:p>
     <w:p>
@@ -1742,7 +1742,7 @@
         <w:rPr>
           <w:lang w:val="es_ES" w:bidi="es_ES"/>
         </w:rPr>
-        <w:t xml:space="preserve"> Mientras Jesús estaba en Jerusalén durante la fiesta de la Pascua, muchos creyeron en él porque vieron las señales milagrosas que hacía.</w:t>
+        <w:t xml:space="preserve"> Mientras estaba en Jerusalén durante la fiesta de la Pascua, muchos creyeron en él. Creyeron porque vieron las señales milagrosas que hacía.</w:t>
       </w:r>
     </w:p>
     <w:p>
@@ -1784,7 +1784,7 @@
         <w:rPr>
           <w:lang w:val="es_ES" w:bidi="es_ES"/>
         </w:rPr>
-        <w:t xml:space="preserve"> No necesitaba que nadie le dijera nada acerca de las personas, porque él conocía lo que había en el corazón de cada uno.</w:t>
+        <w:t xml:space="preserve"> No necesitaba que nadie le dijera nada acerca de las personas. Él conocía lo que había en el corazón de cada ser humano.</w:t>
       </w:r>
     </w:p>
     <w:p>
@@ -1821,7 +1821,7 @@
         <w:rPr>
           <w:lang w:val="es_ES" w:bidi="es_ES"/>
         </w:rPr>
-        <w:t xml:space="preserve"> Había un hombre llamado Nicodemo, que era fariseo y un líder importante entre los judíos.</w:t>
+        <w:t xml:space="preserve"> Había un hombre llamado Nicodemo. Era fariseo y un líder importante entre los judíos.</w:t>
       </w:r>
     </w:p>
     <w:p>
@@ -1842,7 +1842,7 @@
         <w:rPr>
           <w:lang w:val="es_ES" w:bidi="es_ES"/>
         </w:rPr>
-        <w:t xml:space="preserve"> Una noche, Nicodemo fue a ver a Jesús y le dijo: —Rabí, sabemos que Dios te ha enviado como maestro, porque nadie puede hacer las señales milagrosas que tú haces si Dios no está con él.</w:t>
+        <w:t xml:space="preserve"> Una noche, Nicodemo fue a ver a Jesús y le dijo: —Rabí, sabemos que Dios te ha enviado como maestro. Nadie puede hacer las señales milagrosas que tú haces si Dios no está con él.</w:t>
       </w:r>
     </w:p>
     <w:p>
@@ -1863,7 +1863,7 @@
         <w:rPr>
           <w:lang w:val="es_ES" w:bidi="es_ES"/>
         </w:rPr>
-        <w:t xml:space="preserve"> Jesús le dijo: ―Te aseguro que el que no nazca de nuevo no podrá ver el reino de Dios.</w:t>
+        <w:t xml:space="preserve"> Jesús le dijo: —Te aseguro que el que no nazca de nuevo no podrá ver el reino de Dios.</w:t>
       </w:r>
     </w:p>
     <w:p>
@@ -1926,7 +1926,7 @@
         <w:rPr>
           <w:lang w:val="es_ES" w:bidi="es_ES"/>
         </w:rPr>
-        <w:t xml:space="preserve"> Lo que nace de la carne cvfdves carne, y lo que nace del Espíritu es espíritu.</w:t>
+        <w:t xml:space="preserve"> Lo que nace de la carne es carne. Lo que nace del Espíritu es espíritu.</w:t>
       </w:r>
     </w:p>
     <w:p>
@@ -1968,7 +1968,7 @@
         <w:rPr>
           <w:lang w:val="es_ES" w:bidi="es_ES"/>
         </w:rPr>
-        <w:t xml:space="preserve"> El viento sopla por donde quiere y oyes su sonido, pero no sabes de dónde viene ni a dónde va. Así es con todo el que nace del Espíritu.</w:t>
+        <w:t xml:space="preserve"> El viento sopla por donde quiere y oyes su sonido. Pero no sabes de dónde viene ni a dónde va. Así es con todo el que nace del Espíritu.</w:t>
       </w:r>
     </w:p>
     <w:p>
@@ -1989,7 +1989,7 @@
         <w:rPr>
           <w:lang w:val="es_ES" w:bidi="es_ES"/>
         </w:rPr>
-        <w:t xml:space="preserve"> Nicodemo respondió a Jesús: ―¿Cómo puede suceder esto?</w:t>
+        <w:t xml:space="preserve"> Nicodemo respondió a Jesús: —¿Cómo puede suceder esto?</w:t>
       </w:r>
     </w:p>
     <w:p>
@@ -2031,7 +2031,7 @@
         <w:rPr>
           <w:lang w:val="es_ES" w:bidi="es_ES"/>
         </w:rPr>
-        <w:t xml:space="preserve"> Te aseguro que hablamos de lo que sabemos y damos testimonio de lo que hemos visto, pero ustedes no creen lo que les decimos.</w:t>
+        <w:t xml:space="preserve"> Te aseguro que hablamos de lo que sabemos y damos testimonio de lo que hemos visto. Pero ustedes no creen lo que les decimos.</w:t>
       </w:r>
     </w:p>
     <w:p>
@@ -2052,7 +2052,7 @@
         <w:rPr>
           <w:lang w:val="es_ES" w:bidi="es_ES"/>
         </w:rPr>
-        <w:t xml:space="preserve"> Si les he hablado de cosas terrenales y no me creen, ¿cómo podrán creer si les hablo de las cosas celestiales?</w:t>
+        <w:t xml:space="preserve"> Les he hablado de cosas terrenales y no me creen. ¿Cómo podrán creer si les hablo de las cosas celestiales?</w:t>
       </w:r>
     </w:p>
     <w:p>
@@ -2073,7 +2073,7 @@
         <w:rPr>
           <w:lang w:val="es_ES" w:bidi="es_ES"/>
         </w:rPr>
-        <w:t xml:space="preserve"> Nadie ha subido al cielo, excepto el que descendió del cielo, el Hijo del hombre.</w:t>
+        <w:t xml:space="preserve"> Nadie ha subido al cielo, excepto el que descendió del cielo. Es el Hijo del hombre.</w:t>
       </w:r>
     </w:p>
     <w:p>
@@ -2094,7 +2094,7 @@
         <w:rPr>
           <w:lang w:val="es_ES" w:bidi="es_ES"/>
         </w:rPr>
-        <w:t xml:space="preserve"> Así como Moisés levantó la serpiente de bronce en el desierto, así el Hijo del hombre debe ser levantado,</w:t>
+        <w:t xml:space="preserve"> Moisés levantó la serpiente de bronce en el desierto. Del mismo modo, el Hijo del hombre debe ser levantado.</w:t>
       </w:r>
     </w:p>
     <w:p>
@@ -2115,7 +2115,7 @@
         <w:rPr>
           <w:lang w:val="es_ES" w:bidi="es_ES"/>
         </w:rPr>
-        <w:t xml:space="preserve"> para que todo el que crea en él tenga vida eterna</w:t>
+        <w:t xml:space="preserve"> Así, todo el que crea en él tendrá vida eterna.</w:t>
       </w:r>
     </w:p>
     <w:p>
@@ -2136,7 +2136,7 @@
         <w:rPr>
           <w:lang w:val="es_ES" w:bidi="es_ES"/>
         </w:rPr>
-        <w:t xml:space="preserve"> Dios amó tanto al mundo que dio a su único Hijo, para que todo el que cree en él no se pierda, sino que tenga vida eterna.</w:t>
+        <w:t xml:space="preserve"> Dios amó tanto al mundo que dio a su único Hijo. Lo hizo para que todo el que cree en él no se pierda, sino que tenga vida eterna.</w:t>
       </w:r>
     </w:p>
     <w:p>
@@ -2157,7 +2157,7 @@
         <w:rPr>
           <w:lang w:val="es_ES" w:bidi="es_ES"/>
         </w:rPr>
-        <w:t xml:space="preserve"> Porque Dios no envió a su Hijo al mundo para juzgar al mundo, sino para que el mundo sea salvo por medio de él.</w:t>
+        <w:t xml:space="preserve"> Dios no envió a su Hijo al mundo para juzgar al mundo. Lo envió para que el mundo sea salvo por medio de él.</w:t>
       </w:r>
     </w:p>
     <w:p>
@@ -2199,7 +2199,7 @@
         <w:rPr>
           <w:lang w:val="es_ES" w:bidi="es_ES"/>
         </w:rPr>
-        <w:t xml:space="preserve"> Esta es la causa de la condenación: la luz vino al mundo, y los hombres amaron más la oscuridad que la luz, porque sus obras eran malas.</w:t>
+        <w:t xml:space="preserve"> Y la condenación viene de esto. La luz vino al mundo, y los seres humanos amaron más la oscuridad que la luz. Es porque sus obras eran malas.</w:t>
       </w:r>
     </w:p>
     <w:p>
@@ -2220,7 +2220,7 @@
         <w:rPr>
           <w:lang w:val="es_ES" w:bidi="es_ES"/>
         </w:rPr>
-        <w:t xml:space="preserve"> Todo el que hace lo malo odia la luz, y no se acerca a ella porque teme que se vean sus malas acciones.</w:t>
+        <w:t xml:space="preserve"> Todo el que hace lo malo odia la luz. No se acerca a ella por miedo a que se vean sus malas acciones.</w:t>
       </w:r>
     </w:p>
     <w:p>
@@ -2241,7 +2241,7 @@
         <w:rPr>
           <w:lang w:val="es_ES" w:bidi="es_ES"/>
         </w:rPr>
-        <w:t xml:space="preserve"> En cambio, el que practica la verdad se acerca a la luz, para que se vea que las obras que ha hecho son en obediencia a Dios.</w:t>
+        <w:t xml:space="preserve"> En cambio, el que practica la verdad se acerca a la luz. Se acerca para que se vea que sus obras las ha hecho en obediencia a Dios.</w:t>
       </w:r>
     </w:p>
     <w:p>
@@ -2262,7 +2262,7 @@
         <w:rPr>
           <w:lang w:val="es_ES" w:bidi="es_ES"/>
         </w:rPr>
-        <w:t xml:space="preserve"> Después de esto, Jesús fue con sus discípulos a la región de Judea. Allí pasó algún tiempo con ellos bautizando.</w:t>
+        <w:t xml:space="preserve"> Después de esto, Jesús fue con sus discípulos a la región de Judea. Allí se detuvo algún tiempo con ellos. Bautizaba a la gente.</w:t>
       </w:r>
     </w:p>
     <w:p>
@@ -2283,7 +2283,7 @@
         <w:rPr>
           <w:lang w:val="es_ES" w:bidi="es_ES"/>
         </w:rPr>
-        <w:t xml:space="preserve"> Juan también bautizaba en Enón, cerca de Salín, porque allí había mucha agua y la gente iba para ser bautizada.</w:t>
+        <w:t xml:space="preserve"> Juan también bautizaba en Enón, cerca de Salín. Allí había mucha agua y la gente iba para ser bautizada.</w:t>
       </w:r>
     </w:p>
     <w:p>
@@ -2325,7 +2325,7 @@
         <w:rPr>
           <w:lang w:val="es_ES" w:bidi="es_ES"/>
         </w:rPr>
-        <w:t xml:space="preserve"> Entonces hubo una discusión entre los discípulos de Juan y un judío acerca de la ceremonia de purificación.</w:t>
+        <w:t xml:space="preserve"> Entonces hubo una discusión entre los discípulos de Juan y cierto judío acerca de la ceremonia de purificación.</w:t>
       </w:r>
     </w:p>
     <w:p>
@@ -2346,7 +2346,7 @@
         <w:rPr>
           <w:lang w:val="es_ES" w:bidi="es_ES"/>
         </w:rPr>
-        <w:t xml:space="preserve"> Entonces los discípulos de Juan vinieron a él y le dijeron: —Rabí, el que estaba contigo al otro lado del Jordán, del que tú diste testimonio, está bautizando, y todos vienen a él.</w:t>
+        <w:t xml:space="preserve"> Esos discípulos vinieron a Juan y le dijeron: —Rabí, está bautizando el que estaba contigo al otro lado del Jordán. Es ese del que tú diste testimonio. Y todos vienen a él.</w:t>
       </w:r>
     </w:p>
     <w:p>
@@ -2409,7 +2409,7 @@
         <w:rPr>
           <w:lang w:val="es_ES" w:bidi="es_ES"/>
         </w:rPr>
-        <w:t xml:space="preserve"> El que tiene a la novia es el novio. Pero el amigo del novio, que está a su lado y escucha su voz, se alegra mucho al oír la voz del novio. Así que mi alegría es plena.</w:t>
+        <w:t xml:space="preserve"> El que tiene a la novia es el novio. El amigo del novio está a su lado y escucha su voz. Se alegra mucho al oír la voz del novio. Así que mi alegría es plena.</w:t>
       </w:r>
     </w:p>
     <w:p>
@@ -2451,7 +2451,7 @@
         <w:rPr>
           <w:lang w:val="es_ES" w:bidi="es_ES"/>
         </w:rPr>
-        <w:t xml:space="preserve"> El que viene de arriba está por encima de todos; el que es de la tierra es terrenal y habla de lo terrenal. El que viene del cielo está por encima de todos</w:t>
+        <w:t xml:space="preserve"> El que viene de arriba está por encima de todos. Nosotros somos de la tierra y hablamos de lo terrenal. El que viene del cielo es superior a cualquier otro.</w:t>
       </w:r>
     </w:p>
     <w:p>
@@ -2472,7 +2472,7 @@
         <w:rPr>
           <w:lang w:val="es_ES" w:bidi="es_ES"/>
         </w:rPr>
-        <w:t xml:space="preserve"> y da testimonio de lo que ha visto y oído, pero nadie acepta su testimonio.</w:t>
+        <w:t xml:space="preserve"> Da testimonio de lo que ha visto y oído. Nadie acepta su testimonio.</w:t>
       </w:r>
     </w:p>
     <w:p>
@@ -2493,7 +2493,7 @@
         <w:rPr>
           <w:lang w:val="es_ES" w:bidi="es_ES"/>
         </w:rPr>
-        <w:t xml:space="preserve"> El que acepta su testimonio confirma que Dios dice la verdad.</w:t>
+        <w:t xml:space="preserve"> El que sí acepta su testimonio confirma que Dios dice la verdad.</w:t>
       </w:r>
     </w:p>
     <w:p>
@@ -2514,7 +2514,7 @@
         <w:rPr>
           <w:lang w:val="es_ES" w:bidi="es_ES"/>
         </w:rPr>
-        <w:t xml:space="preserve"> Aquel a quien Dios ha enviado habla las palabras de Dios, pues Dios le da su Espíritu sin restricción.</w:t>
+        <w:t xml:space="preserve"> El que ha sido enviado por Dios habla las palabras de Dios. Dios le da su Espíritu sin límite.</w:t>
       </w:r>
     </w:p>
     <w:p>
@@ -2556,7 +2556,7 @@
         <w:rPr>
           <w:lang w:val="es_ES" w:bidi="es_ES"/>
         </w:rPr>
-        <w:t xml:space="preserve"> El que cree en el Hijo tiene vida eterna; pero el que no cree en el Hijo no verá la vida, sino que la ira de Dios permanece sobre él.</w:t>
+        <w:t xml:space="preserve"> El que cree en el Hijo tiene vida eterna. El que no cree en el Hijo no verá la vida. En cambio, la ira de Dios permanece sobre él.</w:t>
       </w:r>
     </w:p>
     <w:p>
@@ -2593,7 +2593,7 @@
         <w:rPr>
           <w:lang w:val="es_ES" w:bidi="es_ES"/>
         </w:rPr>
-        <w:t xml:space="preserve"> Cuando Jesús supo que los fariseos habían oído que él hacía y bautizaba más discípulos que Juan.</w:t>
+        <w:t xml:space="preserve"> Los fariseos habían oído que Jesús hacía y bautizaba más discípulos que Juan. Jesús se enteró de esto.</w:t>
       </w:r>
     </w:p>
     <w:p>
@@ -2614,7 +2614,7 @@
         <w:rPr>
           <w:lang w:val="es_ES" w:bidi="es_ES"/>
         </w:rPr>
-        <w:t xml:space="preserve"> Pero en realidad Jesús no bautizaba; lo hacían sus discípulos.</w:t>
+        <w:t xml:space="preserve"> En realidad, Jesús no bautizaba. Lo hacían sus discípulos.</w:t>
       </w:r>
     </w:p>
     <w:p>
@@ -2635,7 +2635,7 @@
         <w:rPr>
           <w:lang w:val="es_ES" w:bidi="es_ES"/>
         </w:rPr>
-        <w:t xml:space="preserve"> Así que, cuando Jesús supo eso, salió de Judea y regresó a Galilea.</w:t>
+        <w:t xml:space="preserve"> El caso es que, cuando Jesús se enteró de eso, salió de Judea y regresó a Galilea.</w:t>
       </w:r>
     </w:p>
     <w:p>
@@ -2677,7 +2677,7 @@
         <w:rPr>
           <w:lang w:val="es_ES" w:bidi="es_ES"/>
         </w:rPr>
-        <w:t xml:space="preserve"> y llegó a un pueblo samaritano llamado Sicar, cerca de la parcela de tierra que Jacob dio a su hijo José.</w:t>
+        <w:t xml:space="preserve"> Llegó a un pueblo samaritano llamado Sicar. Estaba cerca de la parcela de tierra que Jacob dio a su hijo José.</w:t>
       </w:r>
     </w:p>
     <w:p>
@@ -2698,22 +2698,22 @@
         <w:rPr>
           <w:lang w:val="es_ES" w:bidi="es_ES"/>
         </w:rPr>
-        <w:t xml:space="preserve"> Allí estaba el pozo que Jacob había cavado. Jesús se sentó junto al pozo porque estaba cansado del viaje. Era cerca del mediodía.</w:t>
-      </w:r>
-    </w:p>
-    <w:p>
-      <w:pPr/>
-      <w:r>
-        <w:rPr>
-          <w:lang w:val="es_ES" w:bidi="es_ES"/>
-        </w:rPr>
-      </w:r>
-      <w:r>
-        <w:rPr>
-          <w:vertAlign w:val="superscript"/>
-          <w:lang w:val="es_ES" w:bidi="es_ES"/>
-        </w:rPr>
-        <w:t>8</w:t>
+        <w:t xml:space="preserve"> Allí estaba el pozo que Jacob había cavado. Jesús se sentó junto a ese pozo porque estaba cansado del viaje. Era cerca del mediodía.</w:t>
+      </w:r>
+    </w:p>
+    <w:p>
+      <w:pPr/>
+      <w:r>
+        <w:rPr>
+          <w:lang w:val="es_ES" w:bidi="es_ES"/>
+        </w:rPr>
+      </w:r>
+      <w:r>
+        <w:rPr>
+          <w:vertAlign w:val="superscript"/>
+          <w:lang w:val="es_ES" w:bidi="es_ES"/>
+        </w:rPr>
+        <w:t>7-8</w:t>
       </w:r>
       <w:r>
         <w:rPr>
@@ -2740,7 +2740,7 @@
         <w:rPr>
           <w:lang w:val="es_ES" w:bidi="es_ES"/>
         </w:rPr>
-        <w:t xml:space="preserve"> La mujer le dijo: —¿Cómo es que tú, siendo judío, me pides de beber a mí, que soy samaritana? (Porque los judíos no se tratan con los samaritanos.)</w:t>
+        <w:t xml:space="preserve"> La mujer le dijo: —¿Cómo es que tú, siendo judío, me pides de beber a mí, que soy samaritana? Lo dijo porque los judíos no se tratan con los samaritanos.</w:t>
       </w:r>
     </w:p>
     <w:p>
@@ -2761,7 +2761,7 @@
         <w:rPr>
           <w:lang w:val="es_ES" w:bidi="es_ES"/>
         </w:rPr>
-        <w:t xml:space="preserve"> Jesús le contestó: —Si supieras lo que Dios puede darte y quién es el que te está pidiendo agua, serías tú quien le pediría a él, y él te daría agua que da vida.</w:t>
+        <w:t xml:space="preserve"> Jesús le contestó: —¡Si supieras lo que Dios puede darte y quién es el que te está pidiendo agua! Entonces serías tú quien le pediría a él. Y él te daría agua que da vida.</w:t>
       </w:r>
     </w:p>
     <w:p>
@@ -2782,7 +2782,7 @@
         <w:rPr>
           <w:lang w:val="es_ES" w:bidi="es_ES"/>
         </w:rPr>
-        <w:t xml:space="preserve"> —Señor —le dijo la mujer—, no tienes ni cubo para sacar agua, y el pozo es muy profundo; ¿de dónde, pues, sacarás el agua viva?</w:t>
+        <w:t xml:space="preserve"> —Señor —le dijo la mujer—, no tienes ni cubo para sacar agua. El pozo es muy profundo. ¿De dónde, pues, sacarás el agua viva?</w:t>
       </w:r>
     </w:p>
     <w:p>
@@ -2803,7 +2803,7 @@
         <w:rPr>
           <w:lang w:val="es_ES" w:bidi="es_ES"/>
         </w:rPr>
-        <w:t xml:space="preserve"> ¿Acaso eres tú más grande que nuestro padre Jacob, que nos dio este pozo, y él mismo, sus hijos y sus animales bebían de él?</w:t>
+        <w:t xml:space="preserve"> ¿Acaso eres tú más importante que nuestro padre Jacob? Él nos dio este pozo. Él mismo, sus hijos y sus animales bebían de él.</w:t>
       </w:r>
     </w:p>
     <w:p>
@@ -2845,7 +2845,7 @@
         <w:rPr>
           <w:lang w:val="es_ES" w:bidi="es_ES"/>
         </w:rPr>
-        <w:t xml:space="preserve"> Pero quien beba del agua que yo le daré nunca tendrá sed. De hecho, el agua que yo le daré se convertirá en su interior en un manantial que brota para vida eterna.</w:t>
+        <w:t xml:space="preserve"> Quien beba del agua que yo le daré nunca tendrá sed. De hecho, el agua que yo le daré se convertirá en su interior en un manantial del que brotará vida eterna.</w:t>
       </w:r>
     </w:p>
     <w:p>
@@ -2929,7 +2929,7 @@
         <w:rPr>
           <w:lang w:val="es_ES" w:bidi="es_ES"/>
         </w:rPr>
-        <w:t xml:space="preserve"> Porque has tenido cinco, y el que ahora tienes no es tu esposo; has dicho la verdad.</w:t>
+        <w:t xml:space="preserve"> Has tenido 5 esposos. El hombre con el que ahora vives no es tu esposo.</w:t>
       </w:r>
     </w:p>
     <w:p>
@@ -2971,7 +2971,7 @@
         <w:rPr>
           <w:lang w:val="es_ES" w:bidi="es_ES"/>
         </w:rPr>
-        <w:t xml:space="preserve"> Nuestros antepasados adoraron a Dios en este monte, pero ustedes los judíos dicen que hay que adorar en Jerusalén.</w:t>
+        <w:t xml:space="preserve"> Nuestros antepasados adoraron a Dios en este monte. Pero ustedes los judíos dicen que hay que adorar en Jerusalén.</w:t>
       </w:r>
     </w:p>
     <w:p>
@@ -2992,7 +2992,7 @@
         <w:rPr>
           <w:lang w:val="es_ES" w:bidi="es_ES"/>
         </w:rPr>
-        <w:t xml:space="preserve"> Jesús le dijo: —Créeme, mujer, viene la hora en que no adorarán al Padre ni en este monte ni en Jerusalén.</w:t>
+        <w:t xml:space="preserve"> Jesús le dijo: —Créeme, mujer. Viene la hora en que no adorarán al Padre ni en este monte ni en Jerusalén.</w:t>
       </w:r>
     </w:p>
     <w:p>
@@ -3013,7 +3013,7 @@
         <w:rPr>
           <w:lang w:val="es_ES" w:bidi="es_ES"/>
         </w:rPr>
-        <w:t xml:space="preserve"> Ustedes adoran lo que no conocen; nosotros adoramos lo que conocemos, porque la salvación viene de los judíos.</w:t>
+        <w:t xml:space="preserve"> Ustedes adoran lo que no conocen. Nosotros adoramos lo que conocemos, porque la salvación viene de los judíos.</w:t>
       </w:r>
     </w:p>
     <w:p>
@@ -3034,7 +3034,7 @@
         <w:rPr>
           <w:lang w:val="es_ES" w:bidi="es_ES"/>
         </w:rPr>
-        <w:t xml:space="preserve"> Pero se acerca la hora, y ya está aquí, en que los verdaderos adoradores adorarán al Padre en espíritu y en verdad, porque el Padre quiere que quienes lo adoran lo hagan así.</w:t>
+        <w:t xml:space="preserve"> Pero los verdaderos adoradores adorarán al Padre en espíritu y en verdad. Se acerca la hora, y ya está aquí, en que lo harán. El Padre quiere que sus adoradores lo adoren así.</w:t>
       </w:r>
     </w:p>
     <w:p>
@@ -3055,7 +3055,7 @@
         <w:rPr>
           <w:lang w:val="es_ES" w:bidi="es_ES"/>
         </w:rPr>
-        <w:t xml:space="preserve"> Dios es espíritu; por lo tanto, quienes lo adoran deben hacerlo en espíritu y en verdad.</w:t>
+        <w:t xml:space="preserve"> Dios es espíritu. Por lo tanto, quienes lo adoran deben hacerlo en espíritu y en verdad.</w:t>
       </w:r>
     </w:p>
     <w:p>
@@ -3118,7 +3118,7 @@
         <w:rPr>
           <w:lang w:val="es_ES" w:bidi="es_ES"/>
         </w:rPr>
-        <w:t xml:space="preserve"> Justo entonces llegaron sus discípulos, y se asombraron de que hablara con una mujer, pero ninguno le preguntó por qué o de qué hablaba con ella.</w:t>
+        <w:t xml:space="preserve"> Justo entonces llegaron sus discípulos. Se asombraron de que Jesús hablara con una mujer. Pero ninguno le preguntó por qué o de qué hablaba con ella.</w:t>
       </w:r>
     </w:p>
     <w:p>
@@ -3139,7 +3139,7 @@
         <w:rPr>
           <w:lang w:val="es_ES" w:bidi="es_ES"/>
         </w:rPr>
-        <w:t xml:space="preserve"> La mujer dejó su cántaro, corrió al pueblo y les dijo a sus vecinos:</w:t>
+        <w:t xml:space="preserve"> La mujer dejó su cántaro. Corrió de vuelta al pueblo y les dijo a sus vecinos:</w:t>
       </w:r>
     </w:p>
     <w:p>
@@ -3160,7 +3160,7 @@
         <w:rPr>
           <w:lang w:val="es_ES" w:bidi="es_ES"/>
         </w:rPr>
-        <w:t xml:space="preserve"> ―Vengan a ver a un hombre que me dijo todo lo que he hecho. ¿Será este el Cristo?</w:t>
+        <w:t xml:space="preserve"> —Vengan a ver a un hombre que me dijo todo lo que he hecho. ¿Será este el Cristo?</w:t>
       </w:r>
     </w:p>
     <w:p>
@@ -3202,7 +3202,7 @@
         <w:rPr>
           <w:lang w:val="es_ES" w:bidi="es_ES"/>
         </w:rPr>
-        <w:t xml:space="preserve"> Mientras tanto, sus discípulos le insistían: ―Rabí, come algo.</w:t>
+        <w:t xml:space="preserve"> Mientras tanto, sus discípulos le insistían: —Rabí, come algo.</w:t>
       </w:r>
     </w:p>
     <w:p>
@@ -3223,7 +3223,7 @@
         <w:rPr>
           <w:lang w:val="es_ES" w:bidi="es_ES"/>
         </w:rPr>
-        <w:t xml:space="preserve"> Él les dijo: ―Tengo una comida que ustedes no conocen.</w:t>
+        <w:t xml:space="preserve"> Él les dijo: —Tengo una comida que ustedes no saben.</w:t>
       </w:r>
     </w:p>
     <w:p>
@@ -3244,7 +3244,7 @@
         <w:rPr>
           <w:lang w:val="es_ES" w:bidi="es_ES"/>
         </w:rPr>
-        <w:t xml:space="preserve"> Los discípulos se preguntaban: "¿Le habrán traído algo de comer?".</w:t>
+        <w:t xml:space="preserve"> Los discípulos se preguntaban: «¿Le habrán traído algo de comer?”.</w:t>
       </w:r>
     </w:p>
     <w:p>
@@ -3265,7 +3265,7 @@
         <w:rPr>
           <w:lang w:val="es_ES" w:bidi="es_ES"/>
         </w:rPr>
-        <w:t xml:space="preserve"> Jesús les explicó: ―Mi alimento es hacer la voluntad del que me envió y cumplir su obra.</w:t>
+        <w:t xml:space="preserve"> Jesús les explicó: —Mi comida es hacer la voluntad del que me envió y cumplir su obra.</w:t>
       </w:r>
     </w:p>
     <w:p>
@@ -3286,7 +3286,7 @@
         <w:rPr>
           <w:lang w:val="es_ES" w:bidi="es_ES"/>
         </w:rPr>
-        <w:t xml:space="preserve"> ¿No dicen ustedes: “Todavía faltan cuatro meses para la cosecha”? Pero yo les digo: ¡Miren bien los campos! Ya están listos para la cosecha.</w:t>
+        <w:t xml:space="preserve"> ¿No dicen ustedes: “Todavía faltan 4 meses para la cosecha”? Pero yo les digo que ¡miren bien los campos! Ya están listos para la cosecha.</w:t>
       </w:r>
     </w:p>
     <w:p>
@@ -3328,7 +3328,7 @@
         <w:rPr>
           <w:lang w:val="es_ES" w:bidi="es_ES"/>
         </w:rPr>
-        <w:t xml:space="preserve"> Porque es cierto lo que dice el refrán: “Uno es el que siembra y otro el que cosecha”.</w:t>
+        <w:t xml:space="preserve"> Es cierto lo que dice el refrán: “Uno es el que siembra y otro el que cosecha”.</w:t>
       </w:r>
     </w:p>
     <w:p>
@@ -3370,7 +3370,7 @@
         <w:rPr>
           <w:lang w:val="es_ES" w:bidi="es_ES"/>
         </w:rPr>
-        <w:t xml:space="preserve"> Muchos samaritanos de Sicar creyeron en Jesús por el testimonio de la mujer, quien dijo: «Me ha contado todo lo que he hecho».</w:t>
+        <w:t xml:space="preserve"> Muchos samaritanos de Sicar creyeron en Jesús por el testimonio de la mujer. Ella les dijo: —Me ha contado todo lo que he hecho.</w:t>
       </w:r>
     </w:p>
     <w:p>
@@ -3391,7 +3391,7 @@
         <w:rPr>
           <w:lang w:val="es_ES" w:bidi="es_ES"/>
         </w:rPr>
-        <w:t xml:space="preserve"> Cuando los samaritanos vinieron a donde él estaba, le rogaron que se quedara con ellos. Jesús estuvo allí dos días,</w:t>
+        <w:t xml:space="preserve"> Los samaritanos vinieron a donde él estaba. Le rogaron que se quedara con ellos. Jesús estuvo allí 2 días,</w:t>
       </w:r>
     </w:p>
     <w:p>
@@ -3433,7 +3433,7 @@
         <w:rPr>
           <w:lang w:val="es_ES" w:bidi="es_ES"/>
         </w:rPr>
-        <w:t xml:space="preserve"> Le dijeron a la mujer: ―Ahora creemos porque nosotros mismos lo hemos oído, y sabemos que él es el Salvador del mundo.</w:t>
+        <w:t xml:space="preserve"> Le dijeron a la mujer: —Ya no creemos solo por tus palabras. Ahora creemos porque nosotros mismos lo hemos oído. Sabemos que él es el Salvador del mundo.</w:t>
       </w:r>
     </w:p>
     <w:p>
@@ -3454,7 +3454,7 @@
         <w:rPr>
           <w:lang w:val="es_ES" w:bidi="es_ES"/>
         </w:rPr>
-        <w:t xml:space="preserve"> Después de esos dos días, Jesús y sus discípulos se fueron de allí hacia Galilea.</w:t>
+        <w:t xml:space="preserve"> Después de esos 2 días, Jesús y sus discípulos se fueron de allí hacia Galilea.</w:t>
       </w:r>
     </w:p>
     <w:p>
@@ -3475,7 +3475,7 @@
         <w:rPr>
           <w:lang w:val="es_ES" w:bidi="es_ES"/>
         </w:rPr>
-        <w:t xml:space="preserve"> pues Jesús mismo había declarado que un profeta no tiene honra en su propia tierra.</w:t>
+        <w:t xml:space="preserve"> Jesús mismo había declarado que un profeta no tiene honra en su propia tierra.</w:t>
       </w:r>
     </w:p>
     <w:p>
@@ -3496,7 +3496,7 @@
         <w:rPr>
           <w:lang w:val="es_ES" w:bidi="es_ES"/>
         </w:rPr>
-        <w:t xml:space="preserve"> Cuando llegó a Galilea, los galileos lo recibieron bien, porque habían visto todo lo que había hecho en Jerusalén en la fiesta de la Pascua, ya que también ellos habían estado allí.</w:t>
+        <w:t xml:space="preserve"> Cuando llegó a Galilea, los galileos lo recibieron bien. Habían visto todo lo que había hecho en Jerusalén en la fiesta de la Pascua. También ellos habían estado allí.</w:t>
       </w:r>
     </w:p>
     <w:p>
@@ -3538,7 +3538,7 @@
         <w:rPr>
           <w:lang w:val="es_ES" w:bidi="es_ES"/>
         </w:rPr>
-        <w:t xml:space="preserve"> Cuando el funcionario se enteró de que Jesús había viajado de Judea a Galilea, fue a verlo y le pidió que bajara a Capernaúm para curar a su hijo, que estaba a punto de morir.</w:t>
+        <w:t xml:space="preserve"> El funcionario supo que Jesús había venido de Judea a Galilea. Fue a verlo y le rogó que fuera a Capernaúm a sanar a su hijo. El hijo estaba a punto de morir.</w:t>
       </w:r>
     </w:p>
     <w:p>
@@ -3559,7 +3559,7 @@
         <w:rPr>
           <w:lang w:val="es_ES" w:bidi="es_ES"/>
         </w:rPr>
-        <w:t xml:space="preserve"> Jesús le dijo: «Está claro que si no ven señales y milagros, no creerán».</w:t>
+        <w:t xml:space="preserve"> Jesús le dijo: —Está claro que si no ven señales y milagros, no creerán.</w:t>
       </w:r>
     </w:p>
     <w:p>
@@ -3622,7 +3622,7 @@
         <w:rPr>
           <w:lang w:val="es_ES" w:bidi="es_ES"/>
         </w:rPr>
-        <w:t xml:space="preserve"> Mientras iba de regreso, sus siervos salieron a su encuentro y le dijeron que su hijo estaba vivo.</w:t>
+        <w:t xml:space="preserve"> Mientras iba de regreso, sus siervos salieron a su encuentro. Le dijeron que su hijo estaba vivo.</w:t>
       </w:r>
     </w:p>
     <w:p>
@@ -3643,7 +3643,7 @@
         <w:rPr>
           <w:lang w:val="es_ES" w:bidi="es_ES"/>
         </w:rPr>
-        <w:t xml:space="preserve"> Él les preguntó a qué hora había comenzado a mejorar su hijo, y le contestaron: —Ayer a la una de la tarde se le quitó la fiebre.</w:t>
+        <w:t xml:space="preserve"> Él les preguntó a qué hora había comenzado a mejorar su hijo. Le contestaron: —Ayer a la 1 de la tarde se le quitó la fiebre.</w:t>
       </w:r>
     </w:p>
     <w:p>
@@ -3664,7 +3664,7 @@
         <w:rPr>
           <w:lang w:val="es_ES" w:bidi="es_ES"/>
         </w:rPr>
-        <w:t xml:space="preserve"> El padre se dio cuenta de que fue a esa misma hora cuando Jesús le dijo: «Tu hijo vive». Así que él y toda su familia creyeron.</w:t>
+        <w:t xml:space="preserve"> El padre se dio cuenta de que fue a esa misma hora cuando Jesús le dijo: “Tu hijo vive”. Así que él y toda su familia creyeron.</w:t>
       </w:r>
     </w:p>
     <w:p>
@@ -3685,7 +3685,7 @@
         <w:rPr>
           <w:lang w:val="es_ES" w:bidi="es_ES"/>
         </w:rPr>
-        <w:t xml:space="preserve"> Esta fue la segunda señal que hizo Jesús en Galilea después de venir de Judea.</w:t>
+        <w:t xml:space="preserve"> Esta fue la segunda señal que hizo Jesús. La hizo en Galilea después de venir de Judea.</w:t>
       </w:r>
     </w:p>
     <w:p>
@@ -3743,28 +3743,28 @@
         <w:rPr>
           <w:lang w:val="es_ES" w:bidi="es_ES"/>
         </w:rPr>
-        <w:t xml:space="preserve"> Allí en Jerusalén, junto a la puerta de las Ovejas, había un estanque rodeado de cinco pórticos, que en arameo se llamaba Betzatá.</w:t>
-      </w:r>
-    </w:p>
-    <w:p>
-      <w:pPr/>
-      <w:r>
-        <w:rPr>
-          <w:lang w:val="es_ES" w:bidi="es_ES"/>
-        </w:rPr>
-      </w:r>
-      <w:r>
-        <w:rPr>
-          <w:vertAlign w:val="superscript"/>
-          <w:lang w:val="es_ES" w:bidi="es_ES"/>
-        </w:rPr>
-        <w:t>3</w:t>
-      </w:r>
-      <w:r>
-        <w:rPr>
-          <w:lang w:val="es_ES" w:bidi="es_ES"/>
-        </w:rPr>
-        <w:t xml:space="preserve"> En estos pórticos yacía un gran número de enfermos, ciegos, cojos y paralíticos.paralíticos.: Algunos manuscritos agregan lo siguiente: "paralíticos, que esperaban el movimiento del agua. 4 De cuando en cuando un ángel del Señor bajaba al estanque y agitaba el agua. El primero que entraba en el estanque después de cada agitación del agua quedaba sano de cualquier enfermedad que tuviera"." class="footnote-marker"&gt;1</w:t>
+        <w:t xml:space="preserve"> Allí en Jerusalén, junto a la puerta de las ovejas, había un estanque. En hebreo se llamaba Betzatá y estaba rodeado de 5 pórticos.</w:t>
+      </w:r>
+    </w:p>
+    <w:p>
+      <w:pPr/>
+      <w:r>
+        <w:rPr>
+          <w:lang w:val="es_ES" w:bidi="es_ES"/>
+        </w:rPr>
+      </w:r>
+      <w:r>
+        <w:rPr>
+          <w:vertAlign w:val="superscript"/>
+          <w:lang w:val="es_ES" w:bidi="es_ES"/>
+        </w:rPr>
+        <w:t>3-4</w:t>
+      </w:r>
+      <w:r>
+        <w:rPr>
+          <w:lang w:val="es_ES" w:bidi="es_ES"/>
+        </w:rPr>
+        <w:t xml:space="preserve"> En estos pórticos yacía un gran número de enfermos, ciegos, cojos y paralíticos.</w:t>
       </w:r>
     </w:p>
     <w:p>
@@ -3785,7 +3785,7 @@
         <w:rPr>
           <w:lang w:val="es_ES" w:bidi="es_ES"/>
         </w:rPr>
-        <w:t xml:space="preserve"> Había allí un hombre que era inválido desde hacía treinta y ocho años.</w:t>
+        <w:t xml:space="preserve"> Había allí un hombre que estaba enfermo desde hacía 38 años.</w:t>
       </w:r>
     </w:p>
     <w:p>
@@ -3806,7 +3806,7 @@
         <w:rPr>
           <w:lang w:val="es_ES" w:bidi="es_ES"/>
         </w:rPr>
-        <w:t xml:space="preserve"> Cuando Jesús lo vio allí acostado y supo que hacía tanto tiempo que estaba enfermo, le preguntó: ―¿Quieres ser sano?</w:t>
+        <w:t xml:space="preserve"> Jesús lo vio allí acostado y supo que hacía tanto tiempo que estaba enfermo. Le preguntó: —¿Quieres curarte?</w:t>
       </w:r>
     </w:p>
     <w:p>
@@ -3827,7 +3827,7 @@
         <w:rPr>
           <w:lang w:val="es_ES" w:bidi="es_ES"/>
         </w:rPr>
-        <w:t xml:space="preserve"> El enfermo respondió: ―Señor, no tengo a nadie que me meta en el estanque cuando se agita el agua. Cada vez que trato de entrar se me adelanta alguien.</w:t>
+        <w:t xml:space="preserve"> El enfermo respondió: —Señor, no tengo a nadie que me meta en el estanque cuando se mueve el agua. Cada vez que trato de entrar se me adelanta alguien.</w:t>
       </w:r>
     </w:p>
     <w:p>
@@ -3848,7 +3848,7 @@
         <w:rPr>
           <w:lang w:val="es_ES" w:bidi="es_ES"/>
         </w:rPr>
-        <w:t xml:space="preserve"> Jesús le dijo: ―Levántate, recoge tu camilla y anda.</w:t>
+        <w:t xml:space="preserve"> Jesús le dijo: —Levántate. Recoge tu camilla y anda.</w:t>
       </w:r>
     </w:p>
     <w:p>
@@ -3869,7 +3869,7 @@
         <w:rPr>
           <w:lang w:val="es_ES" w:bidi="es_ES"/>
         </w:rPr>
-        <w:t xml:space="preserve"> En ese mismo momento el hombre quedó sano, tomó su camilla y se puso a andar. Era sábado.</w:t>
+        <w:t xml:space="preserve"> En ese mismo momento, el hombre quedó sanado. Tomó su camilla y se puso a andar. Era día de reposo.</w:t>
       </w:r>
     </w:p>
     <w:p>
@@ -3890,7 +3890,7 @@
         <w:rPr>
           <w:lang w:val="es_ES" w:bidi="es_ES"/>
         </w:rPr>
-        <w:t xml:space="preserve"> Por eso los judíos le dijeron al hombre que había sido sanado: ―Hoy es sábado, no te está permitido cargar tu camilla.</w:t>
+        <w:t xml:space="preserve"> Por eso los judíos le dijeron al hombre que había sido sanado: —Hoy es día de reposo. No está permitido que cargues tu camilla.</w:t>
       </w:r>
     </w:p>
     <w:p>
@@ -3911,7 +3911,7 @@
         <w:rPr>
           <w:lang w:val="es_ES" w:bidi="es_ES"/>
         </w:rPr>
-        <w:t xml:space="preserve"> Él les respondió: ―El que me sanó me dijo: “Recoge tu camilla y anda”.</w:t>
+        <w:t xml:space="preserve"> Él les respondió: —El que me curó me dijo: “Recoge tu camilla y anda”.</w:t>
       </w:r>
     </w:p>
     <w:p>
@@ -3932,7 +3932,7 @@
         <w:rPr>
           <w:lang w:val="es_ES" w:bidi="es_ES"/>
         </w:rPr>
-        <w:t xml:space="preserve"> Ellos le preguntaron: —¿Quién es el que te dijo: "Recoge tu camilla y anda"?</w:t>
+        <w:t xml:space="preserve"> Ellos le preguntaron: —¿Quién es el que te dijo: “Recoge tu camilla y anda”?</w:t>
       </w:r>
     </w:p>
     <w:p>
@@ -3953,7 +3953,7 @@
         <w:rPr>
           <w:lang w:val="es_ES" w:bidi="es_ES"/>
         </w:rPr>
-        <w:t xml:space="preserve"> El hombre que fue sanado no sabía quién era, porque Jesús se había ido mientras el lugar estaba lleno de gente.</w:t>
+        <w:t xml:space="preserve"> Pero el hombre que fue sanado no sabía quién era. Jesús se había ido mientras el lugar estaba lleno de gente.</w:t>
       </w:r>
     </w:p>
     <w:p>
@@ -3974,7 +3974,7 @@
         <w:rPr>
           <w:lang w:val="es_ES" w:bidi="es_ES"/>
         </w:rPr>
-        <w:t xml:space="preserve"> Jesús encontró después al hombre en el templo y le dijo: ―Mira, ahora ya estás sano. No vuelvas a pecar, no sea que te pase algo peor.</w:t>
+        <w:t xml:space="preserve"> Jesús encontró después al hombre en el templo y le dijo: —Mira, ahora ya estás sano. No vuelvas a pecar, no sea que te pase algo peor.</w:t>
       </w:r>
     </w:p>
     <w:p>
@@ -4016,7 +4016,7 @@
         <w:rPr>
           <w:lang w:val="es_ES" w:bidi="es_ES"/>
         </w:rPr>
-        <w:t xml:space="preserve"> Por eso los judíos comenzaron a perseguir a Jesús, por hacer estas cosas en sábado.</w:t>
+        <w:t xml:space="preserve"> Los judíos comenzaron a perseguir a Jesús, porque hacía estas cosas en día de reposo.</w:t>
       </w:r>
     </w:p>
     <w:p>
@@ -4037,7 +4037,7 @@
         <w:rPr>
           <w:lang w:val="es_ES" w:bidi="es_ES"/>
         </w:rPr>
-        <w:t xml:space="preserve"> Pero Jesús les dijo: ―Mi Padre hasta ahora trabaja, y yo también trabajo.</w:t>
+        <w:t xml:space="preserve"> Pero Jesús les dijo: —Mi Padre hasta ahora trabaja, y yo también trabajo.</w:t>
       </w:r>
     </w:p>
     <w:p>
@@ -4058,7 +4058,7 @@
         <w:rPr>
           <w:lang w:val="es_ES" w:bidi="es_ES"/>
         </w:rPr>
-        <w:t xml:space="preserve"> Por eso los judíos procuraban con más empeño matarlo, porque no solo quebrantaba el sábado, sino que también decía que Dios era su Padre, de modo que se hacía igual a Dios.</w:t>
+        <w:t xml:space="preserve"> Por eso los judíos procuraban con más empeño matarlo. No solo quebrantaba el día de reposo, sino que también decía que Dios era su Padre. De esa manera se hacía igual a Dios.</w:t>
       </w:r>
     </w:p>
     <w:p>
@@ -4079,7 +4079,7 @@
         <w:rPr>
           <w:lang w:val="es_ES" w:bidi="es_ES"/>
         </w:rPr>
-        <w:t xml:space="preserve"> Entonces Jesús les dijo: ―Les aseguro que el Hijo no puede hacer nada por su propia cuenta, sino solamente lo que ve que hace el Padre, porque cualquier cosa que hace el Padre la hace también el Hijo.</w:t>
+        <w:t xml:space="preserve"> Entonces Jesús les dijo: —Les aseguro que el Hijo no puede hacer nada por su propia cuenta. Solamente hace lo que ve que hace el Padre. Cualquier cosa que hace el Padre la hace también el Hijo.</w:t>
       </w:r>
     </w:p>
     <w:p>
@@ -4100,7 +4100,7 @@
         <w:rPr>
           <w:lang w:val="es_ES" w:bidi="es_ES"/>
         </w:rPr>
-        <w:t xml:space="preserve"> El Padre ama al Hijo y le muestra todo lo que hace, y le mostrará obras mayores que estas para que ustedes se asombren.</w:t>
+        <w:t xml:space="preserve"> El Padre ama al Hijo y le muestra todo lo que hace. Es más, le mostrará obras mayores que estas, de modo que ustedes se asombrarán.</w:t>
       </w:r>
     </w:p>
     <w:p>
@@ -4121,7 +4121,7 @@
         <w:rPr>
           <w:lang w:val="es_ES" w:bidi="es_ES"/>
         </w:rPr>
-        <w:t xml:space="preserve"> Porque así como el Padre resucita a los muertos y les da vida, así también el Hijo da vida a quien él quiere.</w:t>
+        <w:t xml:space="preserve"> El Padre resucita a los muertos y les da vida. Así también el Hijo da vida a quien él quiere.</w:t>
       </w:r>
     </w:p>
     <w:p>
@@ -4142,7 +4142,7 @@
         <w:rPr>
           <w:lang w:val="es_ES" w:bidi="es_ES"/>
         </w:rPr>
-        <w:t xml:space="preserve"> Porque el Padre no juzga a nadie, sino que ha dado todo el juicio al Hijo.</w:t>
+        <w:t xml:space="preserve"> El Padre no juzga a nadie. Ha dado todo el juicio al Hijo,</w:t>
       </w:r>
     </w:p>
     <w:p>
@@ -4184,7 +4184,7 @@
         <w:rPr>
           <w:lang w:val="es_ES" w:bidi="es_ES"/>
         </w:rPr>
-        <w:t xml:space="preserve"> »Les aseguro que el que presta atención a lo que digo y cree en el que me envió tiene vida eterna y no será condenado, porque ha pasado de la muerte a la vida.</w:t>
+        <w:t xml:space="preserve"> »El que escucha mi palabra y cree en el que me envió tiene vida eterna. No será condenado, porque ha pasado de la muerte a la vida. Se lo aseguro.</w:t>
       </w:r>
     </w:p>
     <w:p>
@@ -4205,7 +4205,7 @@
         <w:rPr>
           <w:lang w:val="es_ES" w:bidi="es_ES"/>
         </w:rPr>
-        <w:t xml:space="preserve"> Les aseguro que viene la hora, y ya ha llegado, en que los muertos oirán la voz del Hijo de Dios, y los que la oigan vivirán.</w:t>
+        <w:t xml:space="preserve"> Viene la hora, y ya ha llegado, en que los muertos oirán la voz del Hijo de Dios. Los que la oigan vivirán. Se lo aseguro.</w:t>
       </w:r>
     </w:p>
     <w:p>
@@ -4226,7 +4226,7 @@
         <w:rPr>
           <w:lang w:val="es_ES" w:bidi="es_ES"/>
         </w:rPr>
-        <w:t xml:space="preserve"> El Padre tiene vida en sí mismo, y de la misma manera ha concedido al Hijo tener también vida en sí mismo,</w:t>
+        <w:t xml:space="preserve"> El Padre tiene vida en sí mismo. De la misma manera ha concedido al Hijo tener también vida en sí mismo.</w:t>
       </w:r>
     </w:p>
     <w:p>
@@ -4247,7 +4247,7 @@
         <w:rPr>
           <w:lang w:val="es_ES" w:bidi="es_ES"/>
         </w:rPr>
-        <w:t xml:space="preserve"> y le ha dado autoridad para que juzgue, porque es el Hijo del hombre.</w:t>
+        <w:t xml:space="preserve"> Le ha dado autoridad para que juzgue, porque es el Hijo del hombre.</w:t>
       </w:r>
     </w:p>
     <w:p>
@@ -4268,7 +4268,7 @@
         <w:rPr>
           <w:lang w:val="es_ES" w:bidi="es_ES"/>
         </w:rPr>
-        <w:t xml:space="preserve"> »No se asombren por esto, porque se acerca la hora en que todos los que están en sus tumbas oirán la voz de él</w:t>
+        <w:t xml:space="preserve"> No se asombren por esto. Se acerca la hora en que todos los que están en sus tumbas oirán la voz de él.</w:t>
       </w:r>
     </w:p>
     <w:p>
@@ -4289,7 +4289,7 @@
         <w:rPr>
           <w:lang w:val="es_ES" w:bidi="es_ES"/>
         </w:rPr>
-        <w:t xml:space="preserve"> y saldrán de los sepulcros. Los que hayan hecho lo bueno resucitarán para tener vida, pero los que hayan hecho lo malo resucitarán para ser juzgados.</w:t>
+        <w:t xml:space="preserve"> Saldrán de los sepulcros. Los que hayan hecho lo bueno resucitarán para tener vida. Los que hayan hecho lo malo resucitarán para ser juzgados.</w:t>
       </w:r>
     </w:p>
     <w:p>
@@ -4310,7 +4310,7 @@
         <w:rPr>
           <w:lang w:val="es_ES" w:bidi="es_ES"/>
         </w:rPr>
-        <w:t xml:space="preserve"> Yo no puedo hacer nada por mi propia cuenta. Juzgo por lo que oigo, y mi juicio es justo, porque no busco mi propia voluntad, sino la voluntad del que me envió.</w:t>
+        <w:t xml:space="preserve"> Yo no puedo hacer nada por mi propia cuenta. Juzgo solo por lo que oigo. Mi juicio es justo, porque no busco mi propia voluntad. Busco la voluntad del que me envió.</w:t>
       </w:r>
     </w:p>
     <w:p>
@@ -4331,7 +4331,7 @@
         <w:rPr>
           <w:lang w:val="es_ES" w:bidi="es_ES"/>
         </w:rPr>
-        <w:t xml:space="preserve"> »Si yo testifico a mi favor, mi testimonio no es verdadero.</w:t>
+        <w:t xml:space="preserve"> »Si yo testifico en mi favor, mi testimonio no es válido.</w:t>
       </w:r>
     </w:p>
     <w:p>
@@ -4352,7 +4352,7 @@
         <w:rPr>
           <w:lang w:val="es_ES" w:bidi="es_ES"/>
         </w:rPr>
-        <w:t xml:space="preserve"> Pero hay otro que testifica a mi favor, y sé que dice la verdad.</w:t>
+        <w:t xml:space="preserve"> Pero hay otro que testifica en mi favor, y sé que dice la verdad.</w:t>
       </w:r>
     </w:p>
     <w:p>
@@ -4373,7 +4373,7 @@
         <w:rPr>
           <w:lang w:val="es_ES" w:bidi="es_ES"/>
         </w:rPr>
-        <w:t xml:space="preserve"> »Ustedes enviaron mensajeros a Juan, y él dio un testimonio válido.</w:t>
+        <w:t xml:space="preserve"> Ustedes enviaron mensajeros a Juan, y él dio un testimonio válido.</w:t>
       </w:r>
     </w:p>
     <w:p>
@@ -4394,7 +4394,7 @@
         <w:rPr>
           <w:lang w:val="es_ES" w:bidi="es_ES"/>
         </w:rPr>
-        <w:t xml:space="preserve"> Yo no necesito el testimonio de ningún hombre, pero digo estas cosas para que ustedes sean salvos.</w:t>
+        <w:t xml:space="preserve"> Yo no necesito el testimonio de ningún hombre. Pero digo estas cosas para que ustedes sean salvos.</w:t>
       </w:r>
     </w:p>
     <w:p>
@@ -4415,7 +4415,7 @@
         <w:rPr>
           <w:lang w:val="es_ES" w:bidi="es_ES"/>
         </w:rPr>
-        <w:t xml:space="preserve"> Juan era una lámpara encendida y que daba luz, y ustedes quisieron disfrutar de su luz por un tiempo.</w:t>
+        <w:t xml:space="preserve"> Juan era una lámpara encendida y que daba luz. Ustedes quisieron disfrutar de su luz por un tiempo.</w:t>
       </w:r>
     </w:p>
     <w:p>
@@ -4436,7 +4436,7 @@
         <w:rPr>
           <w:lang w:val="es_ES" w:bidi="es_ES"/>
         </w:rPr>
-        <w:t xml:space="preserve"> »El testimonio que yo tengo es mayor que el de Juan, porque las obras que el Padre me ha encomendado son las que estoy haciendo y son las que demuestran que el Padre me ha enviado.</w:t>
+        <w:t xml:space="preserve"> El testimonio que habla de mí es mayor que el de Juan. Las obras que el Padre me ha encomendado son las que estoy haciendo. Son las que demuestran que el Padre me ha enviado.</w:t>
       </w:r>
     </w:p>
     <w:p>
@@ -4457,7 +4457,7 @@
         <w:rPr>
           <w:lang w:val="es_ES" w:bidi="es_ES"/>
         </w:rPr>
-        <w:t xml:space="preserve"> El Padre que me envió, él mismo ha testificado en mi favor. Ustedes nunca han oído su voz ni han visto su apariencia,</w:t>
+        <w:t xml:space="preserve"> El Padre que me envió, él mismo ha dado testimonio en mi favor. Ustedes nunca han oído su voz ni han visto su apariencia.</w:t>
       </w:r>
     </w:p>
     <w:p>
@@ -4478,7 +4478,7 @@
         <w:rPr>
           <w:lang w:val="es_ES" w:bidi="es_ES"/>
         </w:rPr>
-        <w:t xml:space="preserve"> ni tienen su palabra viviendo en ustedes, porque no creen en aquel a quien él envió, es decir, en mí.</w:t>
+        <w:t xml:space="preserve"> Tampoco tienen su palabra viviendo en ustedes, porque no creen en mí. Yo soy su enviado.</w:t>
       </w:r>
     </w:p>
     <w:p>
@@ -4499,7 +4499,7 @@
         <w:rPr>
           <w:lang w:val="es_ES" w:bidi="es_ES"/>
         </w:rPr>
-        <w:t xml:space="preserve"> »Ustedes examinan con atención las Escrituras porque creen que en ellas tienen la vida eterna, y son ellas las que testifican en mi favor.</w:t>
+        <w:t xml:space="preserve"> »Ustedes examinan con atención las Escrituras. Creen que ellas les dan la vida eterna. Pero son ellas las que testifican en mi favor.</w:t>
       </w:r>
     </w:p>
     <w:p>
@@ -4520,7 +4520,7 @@
         <w:rPr>
           <w:lang w:val="es_ES" w:bidi="es_ES"/>
         </w:rPr>
-        <w:t xml:space="preserve"> Y no quieren venir a mí para que tengan vida.</w:t>
+        <w:t xml:space="preserve"> Y no quieren venir a mí para que tengan esa vida.</w:t>
       </w:r>
     </w:p>
     <w:p>
@@ -4562,7 +4562,7 @@
         <w:rPr>
           <w:lang w:val="es_ES" w:bidi="es_ES"/>
         </w:rPr>
-        <w:t xml:space="preserve"> Pero sé cómo son ustedes: no aman a Dios.</w:t>
+        <w:t xml:space="preserve"> Pero sé cómo son ustedes. No aman a Dios.</w:t>
       </w:r>
     </w:p>
     <w:p>
@@ -4604,7 +4604,7 @@
         <w:rPr>
           <w:lang w:val="es_ES" w:bidi="es_ES"/>
         </w:rPr>
-        <w:t xml:space="preserve"> ¿Cómo van a creer, si se dan gloria unos a otros y no buscan la gloria del Dios único?</w:t>
+        <w:t xml:space="preserve"> Se dan gloria unos a otros y no buscan la gloria del Dios único. Así que ¿cómo van a creer?</w:t>
       </w:r>
     </w:p>
     <w:p>
@@ -4625,7 +4625,7 @@
         <w:rPr>
           <w:lang w:val="es_ES" w:bidi="es_ES"/>
         </w:rPr>
-        <w:t xml:space="preserve"> »No piensen que seré yo quien los acuse ante mi Padre; el que los acusará será Moisés, en quien ustedes han puesto su esperanza.</w:t>
+        <w:t xml:space="preserve"> »No piensen que seré yo quien los acuse ante mi Padre. El que los acusará será Moisés. En él ustedes han puesto su esperanza.</w:t>
       </w:r>
     </w:p>
     <w:p>
@@ -4646,7 +4646,7 @@
         <w:rPr>
           <w:lang w:val="es_ES" w:bidi="es_ES"/>
         </w:rPr>
-        <w:t xml:space="preserve"> Si creyeran a Moisés, también me creerían a mí, porque él escribió acerca de mí.</w:t>
+        <w:t xml:space="preserve"> Si creyeran a Moisés, también me creerían a mí. Es que él escribió acerca de mí.</w:t>
       </w:r>
     </w:p>
     <w:p>
@@ -4704,7 +4704,7 @@
         <w:rPr>
           <w:lang w:val="es_ES" w:bidi="es_ES"/>
         </w:rPr>
-        <w:t xml:space="preserve"> Después de esto, Jesús se fue al otro lado del lago de Galilea, el de Tiberíades.</w:t>
+        <w:t xml:space="preserve"> Después de esto, Jesús se fue al otro lado del lago de Galilea. Este lago también se llamaba Tiberíades.</w:t>
       </w:r>
     </w:p>
     <w:p>
@@ -4767,7 +4767,7 @@
         <w:rPr>
           <w:lang w:val="es_ES" w:bidi="es_ES"/>
         </w:rPr>
-        <w:t xml:space="preserve"> (Estaba cerca la Pascua, la fiesta de los judíos).</w:t>
+        <w:t xml:space="preserve"> Estaba cerca la Pascua, la fiesta de los judíos.</w:t>
       </w:r>
     </w:p>
     <w:p>
@@ -4788,7 +4788,7 @@
         <w:rPr>
           <w:lang w:val="es_ES" w:bidi="es_ES"/>
         </w:rPr>
-        <w:t xml:space="preserve"> Jesús alzó la vista y vio que una gran multitud venía hacia él. Entonces le preguntó a Felipe: ―¿Dónde vamos a comprar pan para tanta gente?</w:t>
+        <w:t xml:space="preserve"> Jesús alzó la vista y vio que una gran multitud venía hacia él. Entonces le preguntó a Felipe: —¿Dónde vamos a comprar pan para tanta gente?</w:t>
       </w:r>
     </w:p>
     <w:p>
@@ -4809,7 +4809,7 @@
         <w:rPr>
           <w:lang w:val="es_ES" w:bidi="es_ES"/>
         </w:rPr>
-        <w:t xml:space="preserve"> Lo dijo solo para ponerlo a prueba, porque él ya sabía lo que iba a hacer.</w:t>
+        <w:t xml:space="preserve"> Lo dijo solo para ponerlo a prueba. Jesús ya sabía lo que iba a hacer.</w:t>
       </w:r>
     </w:p>
     <w:p>
@@ -4830,7 +4830,7 @@
         <w:rPr>
           <w:lang w:val="es_ES" w:bidi="es_ES"/>
         </w:rPr>
-        <w:t xml:space="preserve"> Felipe respondió: ―Ni con el salario de ocho mesesel salario de ocho meses: Lit. doscientos denarios." class="footnote-marker"&gt;1 podríamos comprar pan para darle un pedazo a tanta gente.</w:t>
+        <w:t xml:space="preserve"> Felipe respondió: —Ni con el salario de 8 meses podríamos comprar pan para darle un pedazo a tanta gente.</w:t>
       </w:r>
     </w:p>
     <w:p>
@@ -4851,7 +4851,7 @@
         <w:rPr>
           <w:lang w:val="es_ES" w:bidi="es_ES"/>
         </w:rPr>
-        <w:t xml:space="preserve"> Otro de sus discípulos, Andrés, hermano de Simón Pedro, le dijo:</w:t>
+        <w:t xml:space="preserve"> Otro de sus discípulos habló. Era Andrés, hermano de Simón Pedro. Le dijo:</w:t>
       </w:r>
     </w:p>
     <w:p>
@@ -4872,7 +4872,7 @@
         <w:rPr>
           <w:lang w:val="es_ES" w:bidi="es_ES"/>
         </w:rPr>
-        <w:t xml:space="preserve"> Aquí hay un niño que tiene cinco panes de cebada y dos pescados, pero ¿qué es esto para tanta gente?</w:t>
+        <w:t xml:space="preserve"> —Aquí hay un muchacho que tiene 5 panes de cebada y 2 pescados. Pero ¿qué es esto para tanta gente?</w:t>
       </w:r>
     </w:p>
     <w:p>
@@ -4893,7 +4893,7 @@
         <w:rPr>
           <w:lang w:val="es_ES" w:bidi="es_ES"/>
         </w:rPr>
-        <w:t xml:space="preserve"> Jesús les ordenó: ―Díganle a la gente que se siente. Allí había mucha hierba, así que todos se sentaron. Contando solo a los varones eran como cinco mil.</w:t>
+        <w:t xml:space="preserve"> Jesús les ordenó: —Díganle a la gente que se siente. Allí había mucha hierba, así que todos se sentaron. Contando solo a los varones eran como 5.000.</w:t>
       </w:r>
     </w:p>
     <w:p>
@@ -4914,7 +4914,7 @@
         <w:rPr>
           <w:lang w:val="es_ES" w:bidi="es_ES"/>
         </w:rPr>
-        <w:t xml:space="preserve"> Jesús tomó los panes, dio gracias a Dios y los repartió a los que estaban sentados; luego hizo lo mismo con los pescados. Todos comieron tanto como quisieron.</w:t>
+        <w:t xml:space="preserve"> Jesús tomó los panes. Dio gracias a Dios y los repartió a los que estaban sentados. Luego hizo lo mismo con los pescados. Todos comieron tanto como quisieron.</w:t>
       </w:r>
     </w:p>
     <w:p>
@@ -4935,7 +4935,7 @@
         <w:rPr>
           <w:lang w:val="es_ES" w:bidi="es_ES"/>
         </w:rPr>
-        <w:t xml:space="preserve"> Cuando ya todos habían quedado satisfechos, les dijo a sus discípulos: ―Recojan los pedazos que sobraron, para que no se desperdicie nada.</w:t>
+        <w:t xml:space="preserve"> Cuando ya todos habían quedado satisfechos, les dijo a sus discípulos: —Recojan los pedazos que sobraron. No queremos que se desperdicie nada.</w:t>
       </w:r>
     </w:p>
     <w:p>
@@ -4956,7 +4956,7 @@
         <w:rPr>
           <w:lang w:val="es_ES" w:bidi="es_ES"/>
         </w:rPr>
-        <w:t xml:space="preserve"> Ellos los recogieron y con ellos llenaron doce canastas.</w:t>
+        <w:t xml:space="preserve"> Los recogieron. Llenaron 12 canastas con los pedazos de los panes que sobraron.</w:t>
       </w:r>
     </w:p>
     <w:p>
@@ -4977,7 +4977,7 @@
         <w:rPr>
           <w:lang w:val="es_ES" w:bidi="es_ES"/>
         </w:rPr>
-        <w:t xml:space="preserve"> Al ver la señal milagrosa que Jesús había hecho, la gente comenzó a decir: ―Sin duda, este es el profeta que tenía que venir al mundo.</w:t>
+        <w:t xml:space="preserve"> Al ver la señal milagrosa que Jesús había hecho, la gente comenzó a decir: —Sin duda, este es el profeta que tenía que venir al mundo.</w:t>
       </w:r>
     </w:p>
     <w:p>
@@ -4998,7 +4998,7 @@
         <w:rPr>
           <w:lang w:val="es_ES" w:bidi="es_ES"/>
         </w:rPr>
-        <w:t xml:space="preserve"> Jesús se dio cuenta de que querían llevárselo a la fuerza para coronarlo como rey, así que se retiró de nuevo a la montaña él solo.</w:t>
+        <w:t xml:space="preserve"> Querían llevárselo a la fuerza para coronarlo como rey. Jesús se dio cuenta de esto. Así que se retiró de nuevo a la montaña él solo.</w:t>
       </w:r>
     </w:p>
     <w:p>
@@ -5019,7 +5019,7 @@
         <w:rPr>
           <w:lang w:val="es_ES" w:bidi="es_ES"/>
         </w:rPr>
-        <w:t xml:space="preserve"> Al anochecer, los discípulos de Jesús bajaron al lago,</w:t>
+        <w:t xml:space="preserve"> Al anochecer, los discípulos de Jesús bajaron al lago.</w:t>
       </w:r>
     </w:p>
     <w:p>
@@ -5040,7 +5040,7 @@
         <w:rPr>
           <w:lang w:val="es_ES" w:bidi="es_ES"/>
         </w:rPr>
-        <w:t xml:space="preserve"> subieron a una barca y comenzaron a cruzar el lago rumbo a Capernaúm. Ya había oscurecido y Jesús aún no había vuelto.</w:t>
+        <w:t xml:space="preserve"> Subieron a una barca y comenzaron a cruzar el lago rumbo a Capernaúm. Ya había oscurecido y Jesús aún no había vuelto.</w:t>
       </w:r>
     </w:p>
     <w:p>
@@ -5061,7 +5061,7 @@
         <w:rPr>
           <w:lang w:val="es_ES" w:bidi="es_ES"/>
         </w:rPr>
-        <w:t xml:space="preserve"> Soplaba un fuerte viento que levantó unas olas muy altas.</w:t>
+        <w:t xml:space="preserve"> Soplaba un fuerte viento y se levantaron olas muy altas.</w:t>
       </w:r>
     </w:p>
     <w:p>
@@ -5082,7 +5082,7 @@
         <w:rPr>
           <w:lang w:val="es_ES" w:bidi="es_ES"/>
         </w:rPr>
-        <w:t xml:space="preserve"> Los discípulos habían remado unos cinco o seis kilómetros cuando vieron a Jesús caminando sobre el agua y acercándose a la barca. Se asustaron mucho.</w:t>
+        <w:t xml:space="preserve"> Los discípulos habían remado unos 5 o 6 kilómetros. De repente, vieron a Jesús caminando sobre el agua. Él se acercaba a la barca. Ellos se asustaron.</w:t>
       </w:r>
     </w:p>
     <w:p>
@@ -5103,7 +5103,7 @@
         <w:rPr>
           <w:lang w:val="es_ES" w:bidi="es_ES"/>
         </w:rPr>
-        <w:t xml:space="preserve"> Pero él les dijo: «Soy yo, no tengan miedo».</w:t>
+        <w:t xml:space="preserve"> Pero él les dijo: —Soy yo, no tengan miedo.</w:t>
       </w:r>
     </w:p>
     <w:p>
@@ -5124,7 +5124,7 @@
         <w:rPr>
           <w:lang w:val="es_ES" w:bidi="es_ES"/>
         </w:rPr>
-        <w:t xml:space="preserve"> Entonces lo recibieron contentos en la barca y en seguida llegaron a la orilla.</w:t>
+        <w:t xml:space="preserve"> Entonces lo recibieron contentos en la barca. Enseguida llegaron a la orilla.</w:t>
       </w:r>
     </w:p>
     <w:p>
@@ -5145,7 +5145,7 @@
         <w:rPr>
           <w:lang w:val="es_ES" w:bidi="es_ES"/>
         </w:rPr>
-        <w:t xml:space="preserve"> Al día siguiente, la multitud que se había quedado en el otro lado del lago se dio cuenta de que los discípulos se habían ido solos en la única barca que había y que Jesús no se había ido con ellos.</w:t>
+        <w:t xml:space="preserve"> Al día siguiente, la gente que se había quedado en la otra orilla del lago se dio cuenta de algunas cosas. Allí solo había habido una barca. Jesús no se había ido en la barca con sus discípulos. En cambio, los discípulos se habían ido solos.</w:t>
       </w:r>
     </w:p>
     <w:p>
@@ -5166,7 +5166,7 @@
         <w:rPr>
           <w:lang w:val="es_ES" w:bidi="es_ES"/>
         </w:rPr>
-        <w:t xml:space="preserve"> Otras barcas de Tiberíades llegaron al lugar donde la multitud había comido el pan después de que el Señor dio gracias.</w:t>
+        <w:t xml:space="preserve"> Otras barcas del lago de Tiberíades llegaron. Pararon cerca del lugar donde la gente había comido el pan después de que el Señor diera gracias por él.</w:t>
       </w:r>
     </w:p>
     <w:p>
@@ -5187,7 +5187,7 @@
         <w:rPr>
           <w:lang w:val="es_ES" w:bidi="es_ES"/>
         </w:rPr>
-        <w:t xml:space="preserve"> Cuando vieron que ni Jesús ni sus discípulos estaban allí, subieron a las barcas y navegaron a Capernaúm en busca de Jesús.</w:t>
+        <w:t xml:space="preserve"> La gente entendió que ni Jesús ni sus discípulos estaban allí. Entonces subieron a las barcas y navegaron a Capernaúm en busca de Jesús.</w:t>
       </w:r>
     </w:p>
     <w:p>
@@ -5208,7 +5208,7 @@
         <w:rPr>
           <w:lang w:val="es_ES" w:bidi="es_ES"/>
         </w:rPr>
-        <w:t xml:space="preserve"> Cuando lo encontraron en la otra orilla del lago, le preguntaron: ―Maestro, ¿cuándo llegaste acá?</w:t>
+        <w:t xml:space="preserve"> Por fin lo encontraron en la otra orilla del lago. Le preguntaron: —Maestro, ¿cuándo llegaste acá?</w:t>
       </w:r>
     </w:p>
     <w:p>
@@ -5229,7 +5229,7 @@
         <w:rPr>
           <w:lang w:val="es_ES" w:bidi="es_ES"/>
         </w:rPr>
-        <w:t xml:space="preserve"> Jesús les respondió: ―Les aseguro que ustedes me buscan, no porque vieron señales, sino porque comieron de los panes hasta saciarse.</w:t>
+        <w:t xml:space="preserve"> Jesús les respondió: —Ustedes me buscan no porque vieron señales. Se lo aseguro. Me buscan porque comieron de los panes hasta saciarse.</w:t>
       </w:r>
     </w:p>
     <w:p>
@@ -5250,7 +5250,7 @@
         <w:rPr>
           <w:lang w:val="es_ES" w:bidi="es_ES"/>
         </w:rPr>
-        <w:t xml:space="preserve"> No trabajen por la comida percedera. Trabajen más bien por la comida que permanece y da vida eterna. Esa es la comida que el Hijo del hombre les dará. Dios el Padre ha puesto sobre él su sello de aprobación.</w:t>
+        <w:t xml:space="preserve"> No trabajen por la comida perecedera. Trabajen más bien por la comida que permanece y da vida eterna. Esa es la comida que el Hijo del hombre les dará. Dios el Padre ha puesto sobre él su sello de aprobación.</w:t>
       </w:r>
     </w:p>
     <w:p>
@@ -5271,7 +5271,7 @@
         <w:rPr>
           <w:lang w:val="es_ES" w:bidi="es_ES"/>
         </w:rPr>
-        <w:t xml:space="preserve"> Le preguntaron: ―¿Qué debemos hacer para realizar las obras que Dios pide?</w:t>
+        <w:t xml:space="preserve"> Le preguntaron: —¿Qué debemos hacer para realizar las obras que Dios manda?</w:t>
       </w:r>
     </w:p>
     <w:p>
@@ -5292,7 +5292,7 @@
         <w:rPr>
           <w:lang w:val="es_ES" w:bidi="es_ES"/>
         </w:rPr>
-        <w:t xml:space="preserve"> Jesús les respondió: ―La obra que Dios pide es que crean en aquel a quien él envió.</w:t>
+        <w:t xml:space="preserve"> Jesús les respondió: —La obra que Dios manda es que crean en aquel a quien él envió.</w:t>
       </w:r>
     </w:p>
     <w:p>
@@ -5313,7 +5313,7 @@
         <w:rPr>
           <w:lang w:val="es_ES" w:bidi="es_ES"/>
         </w:rPr>
-        <w:t xml:space="preserve"> Ellos insistieron: ―¿Qué señal milagrosa harás para que te creamos? ¿Qué puedes hacer?</w:t>
+        <w:t xml:space="preserve"> Ellos insistieron: —¿Qué señal milagrosa harás para que te creamos? ¿Qué puedes hacer?</w:t>
       </w:r>
     </w:p>
     <w:p>
@@ -5334,7 +5334,7 @@
         <w:rPr>
           <w:lang w:val="es_ES" w:bidi="es_ES"/>
         </w:rPr>
-        <w:t xml:space="preserve"> Nuestros antepasados comieron el maná en el desierto, como está escrito: “Les dio a comer pan del cielo”.</w:t>
+        <w:t xml:space="preserve"> Nuestros antepasados comieron el maná en el desierto. Está escrito: “Les dio pan del cielo”.</w:t>
       </w:r>
     </w:p>
     <w:p>
@@ -5355,7 +5355,7 @@
         <w:rPr>
           <w:lang w:val="es_ES" w:bidi="es_ES"/>
         </w:rPr>
-        <w:t xml:space="preserve"> Jesús les respondió: ―Les aseguro que no fue Moisés quien les dio el pan del cielo. Mi Padre es el que da el verdadero pan del cielo.</w:t>
+        <w:t xml:space="preserve"> Jesús les respondió: —Les aseguro que no fue Moisés quien les dio el pan del cielo. Mi Padre es el que da el verdadero pan del cielo.</w:t>
       </w:r>
     </w:p>
     <w:p>
@@ -5397,7 +5397,7 @@
         <w:rPr>
           <w:lang w:val="es_ES" w:bidi="es_ES"/>
         </w:rPr>
-        <w:t xml:space="preserve"> Le pidieron: ―Señor, danos siempre ese pan.</w:t>
+        <w:t xml:space="preserve"> Le pidieron: —Señor, danos siempre ese pan.</w:t>
       </w:r>
     </w:p>
     <w:p>
@@ -5418,7 +5418,7 @@
         <w:rPr>
           <w:lang w:val="es_ES" w:bidi="es_ES"/>
         </w:rPr>
-        <w:t xml:space="preserve"> Jesús les dijo: ―Yo soy el pan de vida. El que viene a mí nunca más tendrá hambre, y el que cree en mí nunca más tendrá sed.</w:t>
+        <w:t xml:space="preserve"> Jesús les dijo: —Yo soy el pan de vida. El que viene a mí nunca más tendrá hambre. El que cree en mí nunca más tendrá sed.</w:t>
       </w:r>
     </w:p>
     <w:p>
@@ -5460,7 +5460,7 @@
         <w:rPr>
           <w:lang w:val="es_ES" w:bidi="es_ES"/>
         </w:rPr>
-        <w:t xml:space="preserve"> Todo lo que el Padre me da vendrá a mí; y al que viene a mí, jamás lo echaré fuera.</w:t>
+        <w:t xml:space="preserve"> Todo lo que el Padre me da vendrá a mí. Al que viene a mí, jamás lo echaré fuera.</w:t>
       </w:r>
     </w:p>
     <w:p>
@@ -5481,7 +5481,7 @@
         <w:rPr>
           <w:lang w:val="es_ES" w:bidi="es_ES"/>
         </w:rPr>
-        <w:t xml:space="preserve"> Yo he descendido del cielo para hacer la voluntad del que me envió y no la mía.</w:t>
+        <w:t xml:space="preserve"> Yo he descendido del cielo para hacer la voluntad del que me envió. No he descendido para hacer la mía.</w:t>
       </w:r>
     </w:p>
     <w:p>
@@ -5502,7 +5502,7 @@
         <w:rPr>
           <w:lang w:val="es_ES" w:bidi="es_ES"/>
         </w:rPr>
-        <w:t xml:space="preserve"> Esta es la voluntad del que me envió: que no pierda a ninguno de todos los que él me ha dado, sino que los resucite en el día final.</w:t>
+        <w:t xml:space="preserve"> Y esta es la voluntad del que me envió. Quiere que no pierda a ninguno de los que él me dio. Quiere que los resucite en el día final.</w:t>
       </w:r>
     </w:p>
     <w:p>
@@ -5523,7 +5523,7 @@
         <w:rPr>
           <w:lang w:val="es_ES" w:bidi="es_ES"/>
         </w:rPr>
-        <w:t xml:space="preserve"> Porque esta es la voluntad de mi Padre: que todo el que vea al Hijo y crea en él, tenga vida eterna, y yo lo resucitaré en el día final.</w:t>
+        <w:t xml:space="preserve"> Esta es la voluntad de mi Padre. Quiere que tenga vida eterna todo el que vea al Hijo y crea en él. Y yo lo resucitaré en el día final.</w:t>
       </w:r>
     </w:p>
     <w:p>
@@ -5544,7 +5544,7 @@
         <w:rPr>
           <w:lang w:val="es_ES" w:bidi="es_ES"/>
         </w:rPr>
-        <w:t xml:space="preserve"> Entonces los judíos empezaron a murmurar contra Jesús, porque dijo: «Yo soy el pan que descendió del cielo».</w:t>
+        <w:t xml:space="preserve"> Entonces los judíos empezaron a murmurar contra Jesús, porque dijo: “Yo soy el pan que descendió del cielo”.</w:t>
       </w:r>
     </w:p>
     <w:p>
@@ -5565,7 +5565,7 @@
         <w:rPr>
           <w:lang w:val="es_ES" w:bidi="es_ES"/>
         </w:rPr>
-        <w:t xml:space="preserve"> Decían: «¿No es este Jesús, el hijo de José? Conocemos a su padre y a su madre. ¿Cómo puede decir: “He descendido del cielo”?».</w:t>
+        <w:t xml:space="preserve"> Decían: —¿No es este Jesús, el hijo de José? Conocemos a su padre y a su madre. ¿Cómo puede decir: “He descendido del cielo”?</w:t>
       </w:r>
     </w:p>
     <w:p>
@@ -5586,7 +5586,7 @@
         <w:rPr>
           <w:lang w:val="es_ES" w:bidi="es_ES"/>
         </w:rPr>
-        <w:t xml:space="preserve"> Jesús les respondió: ―Dejen de murmurar.</w:t>
+        <w:t xml:space="preserve"> Jesús les respondió: —Dejen de murmurar.</w:t>
       </w:r>
     </w:p>
     <w:p>
@@ -5607,7 +5607,7 @@
         <w:rPr>
           <w:lang w:val="es_ES" w:bidi="es_ES"/>
         </w:rPr>
-        <w:t xml:space="preserve"> Nadie puede venir a mí si no lo trae el Padre que me envió, y yo lo resucitaré en el día final.</w:t>
+        <w:t xml:space="preserve"> Nadie puede venir a mí si no lo trae el Padre que me envió. Yo lo resucitaré en el día final.</w:t>
       </w:r>
     </w:p>
     <w:p>
@@ -5628,7 +5628,7 @@
         <w:rPr>
           <w:lang w:val="es_ES" w:bidi="es_ES"/>
         </w:rPr>
-        <w:t xml:space="preserve"> Está escrito en los profetas: «Dios les enseñará a todos». Así que todos los que escuchan al Padre y aprenden de él vienen a mí.</w:t>
+        <w:t xml:space="preserve"> Está escrito en los profetas: “Todos serán enseñados por el Señor”. Así que todos los que escuchan al Padre y aprenden de él vienen a mí.</w:t>
       </w:r>
     </w:p>
     <w:p>
@@ -5649,7 +5649,7 @@
         <w:rPr>
           <w:lang w:val="es_ES" w:bidi="es_ES"/>
         </w:rPr>
-        <w:t xml:space="preserve"> Nadie ha visto al Padre, solo el que viene de Dios lo ha visto.</w:t>
+        <w:t xml:space="preserve"> Nadie ha visto al Padre. Solo el que viene de Dios lo ha visto.</w:t>
       </w:r>
     </w:p>
     <w:p>
@@ -5670,7 +5670,7 @@
         <w:rPr>
           <w:lang w:val="es_ES" w:bidi="es_ES"/>
         </w:rPr>
-        <w:t xml:space="preserve"> De cierto, de cierto os digo, el que cree tiene vida eterna.</w:t>
+        <w:t xml:space="preserve"> Les aseguro que el que cree tiene vida eterna.</w:t>
       </w:r>
     </w:p>
     <w:p>
@@ -5712,7 +5712,7 @@
         <w:rPr>
           <w:lang w:val="es_ES" w:bidi="es_ES"/>
         </w:rPr>
-        <w:t xml:space="preserve"> Los padres de ustedes comieron el maná en el desierto, y aun así murieron.</w:t>
+        <w:t xml:space="preserve"> Los antepasados de ustedes comieron el maná en el desierto. Aun así murieron.</w:t>
       </w:r>
     </w:p>
     <w:p>
@@ -5733,7 +5733,7 @@
         <w:rPr>
           <w:lang w:val="es_ES" w:bidi="es_ES"/>
         </w:rPr>
-        <w:t xml:space="preserve"> Pero este el pan que desciende del cielo; el que come de él no muere.</w:t>
+        <w:t xml:space="preserve"> Pero no muere quien come de este pan que desciende del cielo.</w:t>
       </w:r>
     </w:p>
     <w:p>
@@ -5754,7 +5754,7 @@
         <w:rPr>
           <w:lang w:val="es_ES" w:bidi="es_ES"/>
         </w:rPr>
-        <w:t xml:space="preserve"> Yo soy el pan vivo que descendió del cielo. Si alguien come de este pan, vivirá para siempre; y el pan que yo daré es mi carne, para que el mundo viva.</w:t>
+        <w:t xml:space="preserve"> Yo soy el pan vivo que descendió del cielo. Si alguien come de este pan, vivirá para siempre. El pan que yo daré es mi carne. La doy para que el mundo viva.</w:t>
       </w:r>
     </w:p>
     <w:p>
@@ -5775,7 +5775,7 @@
         <w:rPr>
           <w:lang w:val="es_ES" w:bidi="es_ES"/>
         </w:rPr>
-        <w:t xml:space="preserve"> Entonces los judíos discutieron entre ellos, diciendo: «¿Cómo puede este darnos a comer su carne?».</w:t>
+        <w:t xml:space="preserve"> Entonces los judíos discutieron entre ellos, diciendo: —¿Cómo puede este darnos a comer su carne?</w:t>
       </w:r>
     </w:p>
     <w:p>
@@ -5796,7 +5796,7 @@
         <w:rPr>
           <w:lang w:val="es_ES" w:bidi="es_ES"/>
         </w:rPr>
-        <w:t xml:space="preserve"> Jesús les dijo: ―Les aseguro que si no comen la carne del Hijo del hombre y no beben su sangre, no tienen vida en ustedes.</w:t>
+        <w:t xml:space="preserve"> Jesús les dijo: —Tienen que comer la carne del Hijo del hombre y beber su sangre. Si no, no tienen realmente vida en ustedes. Se lo aseguro.</w:t>
       </w:r>
     </w:p>
     <w:p>
@@ -5817,7 +5817,7 @@
         <w:rPr>
           <w:lang w:val="es_ES" w:bidi="es_ES"/>
         </w:rPr>
-        <w:t xml:space="preserve"> El que come mi carne y bebe mi sangre tiene vida eterna, y yo lo resucitaré en el día final.</w:t>
+        <w:t xml:space="preserve"> El que come mi carne y bebe mi sangre tiene vida eterna. Yo lo resucitaré en el día final.</w:t>
       </w:r>
     </w:p>
     <w:p>
@@ -5838,7 +5838,7 @@
         <w:rPr>
           <w:lang w:val="es_ES" w:bidi="es_ES"/>
         </w:rPr>
-        <w:t xml:space="preserve"> Porque mi carne es verdadera comida y mi sangre es verdadera bebida.</w:t>
+        <w:t xml:space="preserve"> Mi carne es verdadera comida y mi sangre es verdadera bebida.</w:t>
       </w:r>
     </w:p>
     <w:p>
@@ -5880,7 +5880,7 @@
         <w:rPr>
           <w:lang w:val="es_ES" w:bidi="es_ES"/>
         </w:rPr>
-        <w:t xml:space="preserve"> Yo vivo por el Padre viviente que me envió; por eso, el que come de mí, vivirá por mí.</w:t>
+        <w:t xml:space="preserve"> El Padre viviente me envió y yo vivo por el Padre. Del mismo modo, el que come de mí vivirá por mí.</w:t>
       </w:r>
     </w:p>
     <w:p>
@@ -5901,7 +5901,7 @@
         <w:rPr>
           <w:lang w:val="es_ES" w:bidi="es_ES"/>
         </w:rPr>
-        <w:t xml:space="preserve"> Yo soy el pan que bajó del cielo. Los antepasados de ustedes comieron maná y murieron; pero el que come de este pan vivirá para siempre.</w:t>
+        <w:t xml:space="preserve"> Yo soy el pan que descendió del cielo. Los antepasados de ustedes comieron maná, pero murieron. Sin embargo, el que come de este pan vivirá para siempre.</w:t>
       </w:r>
     </w:p>
     <w:p>
@@ -5943,7 +5943,7 @@
         <w:rPr>
           <w:lang w:val="es_ES" w:bidi="es_ES"/>
         </w:rPr>
-        <w:t xml:space="preserve"> Al escucharlo, muchos de sus discípulos dijeron: «Este es un mensaje duro; ¿quién puede aceptarlo?».</w:t>
+        <w:t xml:space="preserve"> Al escucharlo, muchos de sus discípulos dijeron: —Este es un mensaje duro. ¿Quién puede aceptarlo?</w:t>
       </w:r>
     </w:p>
     <w:p>
@@ -5964,7 +5964,7 @@
         <w:rPr>
           <w:lang w:val="es_ES" w:bidi="es_ES"/>
         </w:rPr>
-        <w:t xml:space="preserve"> Jesús sabía que sus discípulos murmuraban por esto, así que les dijo: ―¿Esto les ofende?</w:t>
+        <w:t xml:space="preserve"> Jesús sabía que sus discípulos murmuraban por esto. Les dijo: —¿Esto les ofende?</w:t>
       </w:r>
     </w:p>
     <w:p>
@@ -6006,7 +6006,7 @@
         <w:rPr>
           <w:lang w:val="es_ES" w:bidi="es_ES"/>
         </w:rPr>
-        <w:t xml:space="preserve"> El Espíritu es el que da vida; la carne no vale para nada. Las palabras que yo les he dicho son espíritu y vida.</w:t>
+        <w:t xml:space="preserve"> El Espíritu es el que da vida. La carne no vale para nada. Las palabras que yo les he dicho son espíritu y vida.</w:t>
       </w:r>
     </w:p>
     <w:p>
@@ -6027,7 +6027,7 @@
         <w:rPr>
           <w:lang w:val="es_ES" w:bidi="es_ES"/>
         </w:rPr>
-        <w:t xml:space="preserve"> Pero hay algunos de ustedes que no creen. Jesús sabía desde el principio quiénes no creían y quién lo traicionaría. Por eso dijo:</w:t>
+        <w:t xml:space="preserve"> Pero hay algunos de ustedes que no creen. Jesús sabía desde el principio quiénes no creían y quién lo traicionaría. Así que agregó:</w:t>
       </w:r>
     </w:p>
     <w:p>
@@ -6048,7 +6048,7 @@
         <w:rPr>
           <w:lang w:val="es_ES" w:bidi="es_ES"/>
         </w:rPr>
-        <w:t xml:space="preserve"> ―Por eso les dije que nadie puede venir a mí, si el Padre no se lo concede.</w:t>
+        <w:t xml:space="preserve"> —Por eso les dije que nadie puede venir a mí si el Padre no se lo concede.</w:t>
       </w:r>
     </w:p>
     <w:p>
@@ -6069,7 +6069,7 @@
         <w:rPr>
           <w:lang w:val="es_ES" w:bidi="es_ES"/>
         </w:rPr>
-        <w:t xml:space="preserve"> Desde ese momento muchos de sus discípulos lo abandonaron. Entonces, Jesús les preguntó a los doce:</w:t>
+        <w:t xml:space="preserve"> Desde ese momento muchos de sus discípulos lo abandonaron. Entonces Jesús les preguntó a los 12:</w:t>
       </w:r>
     </w:p>
     <w:p>
@@ -6090,7 +6090,7 @@
         <w:rPr>
           <w:lang w:val="es_ES" w:bidi="es_ES"/>
         </w:rPr>
-        <w:t xml:space="preserve"> ―¿También ustedes quieren irse?</w:t>
+        <w:t xml:space="preserve"> —¿También ustedes quieren irse?</w:t>
       </w:r>
     </w:p>
     <w:p>
@@ -6111,7 +6111,7 @@
         <w:rPr>
           <w:lang w:val="es_ES" w:bidi="es_ES"/>
         </w:rPr>
-        <w:t xml:space="preserve"> Simón Pedro le contestó: ―Señor, ¿a quién iré? Tú tienes palabras de vida eterna.</w:t>
+        <w:t xml:space="preserve"> Simón Pedro le contestó: —Señor, ¿a quién iremos? Tú tienes palabras de vida eterna.</w:t>
       </w:r>
     </w:p>
     <w:p>
@@ -6132,7 +6132,7 @@
         <w:rPr>
           <w:lang w:val="es_ES" w:bidi="es_ES"/>
         </w:rPr>
-        <w:t xml:space="preserve"> Y nosotros hemos creído y sabemos que tú eres el Santo de Dios.</w:t>
+        <w:t xml:space="preserve"> Nosotros hemos creído, y sabemos que tú eres el Santo de Dios.</w:t>
       </w:r>
     </w:p>
     <w:p>
@@ -6153,7 +6153,7 @@
         <w:rPr>
           <w:lang w:val="es_ES" w:bidi="es_ES"/>
         </w:rPr>
-        <w:t xml:space="preserve"> Jesús les respondió: ―¿No los he escogido a ustedes, los doce? in embargo, uno de ustedes es un diablo.</w:t>
+        <w:t xml:space="preserve"> Jesús les respondió: —¿No los he escogido a ustedes, los 12? Sin embargo, uno de ustedes es un diablo.</w:t>
       </w:r>
     </w:p>
     <w:p>
@@ -6174,7 +6174,7 @@
         <w:rPr>
           <w:lang w:val="es_ES" w:bidi="es_ES"/>
         </w:rPr>
-        <w:t xml:space="preserve"> Hablaba de Judas, hijo de Simón Iscariote, uno de los doce, que lo iba a traicionar.</w:t>
+        <w:t xml:space="preserve"> Hablaba de Judas, hijo de Simón Iscariote. Era uno de los 12, y lo iba a traicionar.</w:t>
       </w:r>
     </w:p>
     <w:p>
@@ -6211,7 +6211,7 @@
         <w:rPr>
           <w:lang w:val="es_ES" w:bidi="es_ES"/>
         </w:rPr>
-        <w:t xml:space="preserve"> Después de esto, Jesús andaba por Galilea. No quería ir a Judea porque allí los judíos esperaban la ocasión de matarlo.</w:t>
+        <w:t xml:space="preserve"> Después de esto, Jesús andaba por Galilea. No quería ir a Judea porque los judíos buscaban la ocasión de matarlo.</w:t>
       </w:r>
     </w:p>
     <w:p>
@@ -6232,7 +6232,7 @@
         <w:rPr>
           <w:lang w:val="es_ES" w:bidi="es_ES"/>
         </w:rPr>
-        <w:t xml:space="preserve"> Se acercaba la fiesta judía de las Enramadas,</w:t>
+        <w:t xml:space="preserve"> Se acercaba la fiesta judía de las enramadas.</w:t>
       </w:r>
     </w:p>
     <w:p>
@@ -6253,7 +6253,7 @@
         <w:rPr>
           <w:lang w:val="es_ES" w:bidi="es_ES"/>
         </w:rPr>
-        <w:t xml:space="preserve"> y los hermanos de Jesús le dijeron: ―Sal de aquí y ve a Judea para que tus discípulos vean las obras que haces.</w:t>
+        <w:t xml:space="preserve"> Los hermanos de Jesús le dijeron: —Sal de aquí y ve a Judea. Así tus discípulos verán las obras que haces.</w:t>
       </w:r>
     </w:p>
     <w:p>
@@ -6295,7 +6295,7 @@
         <w:rPr>
           <w:lang w:val="es_ES" w:bidi="es_ES"/>
         </w:rPr>
-        <w:t xml:space="preserve"> Porque ni siquiera sus propios hermanos creían en él.</w:t>
+        <w:t xml:space="preserve"> En realidad, ni siquiera sus propios hermanos creían en él.</w:t>
       </w:r>
     </w:p>
     <w:p>
@@ -6316,7 +6316,7 @@
         <w:rPr>
           <w:lang w:val="es_ES" w:bidi="es_ES"/>
         </w:rPr>
-        <w:t xml:space="preserve"> Por eso Jesús les respondió: ―Para ustedes cualquier tiempo es siempre oportuno, pero mi tiempo aún no ha llegado.</w:t>
+        <w:t xml:space="preserve"> Jesús les respondió: —Para ustedes cualquier tiempo es siempre oportuno. Pero mi tiempo aún no ha llegado.</w:t>
       </w:r>
     </w:p>
     <w:p>
@@ -6337,7 +6337,7 @@
         <w:rPr>
           <w:lang w:val="es_ES" w:bidi="es_ES"/>
         </w:rPr>
-        <w:t xml:space="preserve"> A ustedes el mundo no los odia, pero a mí sí me odia, porque yo doy testimonio de que sus obras son malas.</w:t>
+        <w:t xml:space="preserve"> A ustedes el mundo no los aborrece. A mí sí porque yo doy testimonio de que sus obras son malas.</w:t>
       </w:r>
     </w:p>
     <w:p>
@@ -6400,7 +6400,7 @@
         <w:rPr>
           <w:lang w:val="es_ES" w:bidi="es_ES"/>
         </w:rPr>
-        <w:t xml:space="preserve"> Cuando sus hermanos subieron a la fiesta, entonces él también fue, pero no públicamente, sino como en secreto.</w:t>
+        <w:t xml:space="preserve"> Cuando sus hermanos subieron a la fiesta, él también fue. Pero no fue públicamente, sino como en secreto.</w:t>
       </w:r>
     </w:p>
     <w:p>
@@ -6421,7 +6421,7 @@
         <w:rPr>
           <w:lang w:val="es_ES" w:bidi="es_ES"/>
         </w:rPr>
-        <w:t xml:space="preserve"> Por eso los líderes judíos lo buscaban en la fiesta y preguntaban dónde estaba ese hombre.</w:t>
+        <w:t xml:space="preserve"> Por eso los líderes judíos lo buscaban en la fiesta. Preguntaban dónde estaba ese hombre.</w:t>
       </w:r>
     </w:p>
     <w:p>
@@ -6442,7 +6442,7 @@
         <w:rPr>
           <w:lang w:val="es_ES" w:bidi="es_ES"/>
         </w:rPr>
-        <w:t xml:space="preserve"> Entre la gente había muchos rumores acerca de él. Unos decían: «Es un buen hombre». Otros replicaban: «No lo es, engaña a la gente».</w:t>
+        <w:t xml:space="preserve"> Entre la gente había muchos rumores acerca de él. Unos decían: —Es un buen hombre. Otros replicaban: —No lo es, porque engaña a la gente.</w:t>
       </w:r>
     </w:p>
     <w:p>
@@ -6463,7 +6463,7 @@
         <w:rPr>
           <w:lang w:val="es_ES" w:bidi="es_ES"/>
         </w:rPr>
-        <w:t xml:space="preserve"> Sin embargo, nadie se atrevía a hablar de él abiertamente, por miedo a las autoridades judías.</w:t>
+        <w:t xml:space="preserve"> Sin embargo, nadie hablaba de él abiertamente por temor a los líderes judíos.</w:t>
       </w:r>
     </w:p>
     <w:p>
@@ -6505,7 +6505,7 @@
         <w:rPr>
           <w:lang w:val="es_ES" w:bidi="es_ES"/>
         </w:rPr>
-        <w:t xml:space="preserve"> Los líderes judíos se admiraban y decían: ―¿Cómo sabe tanto este hombre, si nunca ha estudiado?</w:t>
+        <w:t xml:space="preserve"> Los líderes judíos se admiraban y decían: —¿Cómo sabe tanto este hombre, si nunca ha estudiado?</w:t>
       </w:r>
     </w:p>
     <w:p>
@@ -6526,7 +6526,7 @@
         <w:rPr>
           <w:lang w:val="es_ES" w:bidi="es_ES"/>
         </w:rPr>
-        <w:t xml:space="preserve"> Jesús les respondió: ―Mi enseñanza no es mía, sino del que me envió.</w:t>
+        <w:t xml:space="preserve"> Jesús les respondió: —Mi enseñanza no es mía, sino del que me envió.</w:t>
       </w:r>
     </w:p>
     <w:p>
@@ -6547,7 +6547,7 @@
         <w:rPr>
           <w:lang w:val="es_ES" w:bidi="es_ES"/>
         </w:rPr>
-        <w:t xml:space="preserve"> Si alguien está dispuesto a hacer la voluntad de Dios, reconocerá si mi enseñanza es de Dios o si hablo por mí cuenta.</w:t>
+        <w:t xml:space="preserve"> Hay quienes están dispuestos a hacer la voluntad de Dios. Reconocerán si mi enseñanza es de Dios o si hablo por mi cuenta.</w:t>
       </w:r>
     </w:p>
     <w:p>
@@ -6568,7 +6568,7 @@
         <w:rPr>
           <w:lang w:val="es_ES" w:bidi="es_ES"/>
         </w:rPr>
-        <w:t xml:space="preserve"> El que habla por su cuenta busca su propia gloria, pero el que busca la gloria del que lo envió es verdadero, y no hay injusticia en él.</w:t>
+        <w:t xml:space="preserve"> El que habla por su cuenta busca su propia gloria. El que busca la gloria del que lo envió es verdadero. No hay injusticia en él.</w:t>
       </w:r>
     </w:p>
     <w:p>
@@ -6610,7 +6610,7 @@
         <w:rPr>
           <w:lang w:val="es_ES" w:bidi="es_ES"/>
         </w:rPr>
-        <w:t xml:space="preserve"> La multitud respondió: ―Estás endemoniado. ¿Quién quiere matarte?</w:t>
+        <w:t xml:space="preserve"> La multitud respondió: —Estás controlado por un demonio. ¿Quién quiere matarte?</w:t>
       </w:r>
     </w:p>
     <w:p>
@@ -6631,7 +6631,7 @@
         <w:rPr>
           <w:lang w:val="es_ES" w:bidi="es_ES"/>
         </w:rPr>
-        <w:t xml:space="preserve"> Jesús les dijo: ―Todos ustedes se asombran por un solo milagro que hice.</w:t>
+        <w:t xml:space="preserve"> Jesús les dijo: —Todos ustedes se asombran por un solo milagro que hice.</w:t>
       </w:r>
     </w:p>
     <w:p>
@@ -6652,7 +6652,7 @@
         <w:rPr>
           <w:lang w:val="es_ES" w:bidi="es_ES"/>
         </w:rPr>
-        <w:t xml:space="preserve"> Aunque en realidad la circuncisión no proviene de Moisés, sino de los patriarcas, Moisés les ordenó practicarla. Y ustedes la practican incluso el sábado.</w:t>
+        <w:t xml:space="preserve"> Moisés les dio la circuncisión, aunque en realidad no viene de Moisés. Viene de los patriarcas. Por eso ustedes circuncidan a un varón incluso en día de reposo.</w:t>
       </w:r>
     </w:p>
     <w:p>
@@ -6673,7 +6673,7 @@
         <w:rPr>
           <w:lang w:val="es_ES" w:bidi="es_ES"/>
         </w:rPr>
-        <w:t xml:space="preserve"> Si un hombre recibe la circuncisión en sábado para que no se quebrante la ley de Moisés, ¿por qué se enojan conmigo porque sané a un hombre en sábado?</w:t>
+        <w:t xml:space="preserve"> O sea, un varón puede recibir la circuncisión en día de reposo para que no se quebrante la ley de Moisés. Entonces, ¿por qué se enojan conmigo porque sané a un hombre en día de reposo?</w:t>
       </w:r>
     </w:p>
     <w:p>
@@ -6715,7 +6715,7 @@
         <w:rPr>
           <w:lang w:val="es_ES" w:bidi="es_ES"/>
         </w:rPr>
-        <w:t xml:space="preserve"> Algunos de los que vivían en Jerusalén decían: «¿No es este al que quieren matar?</w:t>
+        <w:t xml:space="preserve"> Algunos de los que vivían en Jerusalén decían: —¿No es este al que quieren matar?</w:t>
       </w:r>
     </w:p>
     <w:p>
@@ -6736,7 +6736,7 @@
         <w:rPr>
           <w:lang w:val="es_ES" w:bidi="es_ES"/>
         </w:rPr>
-        <w:t xml:space="preserve"> Pues mira, ahí está, hablando abiertamente y sin que nadie le diga nada. ¿Será que las autoridades creen de verdad que es el Cristo?</w:t>
+        <w:t xml:space="preserve"> Pues miren. Ahí está, hablando abiertamente y sin que nadie le diga nada. ¿Será que las autoridades creen de verdad que es el Cristo?</w:t>
       </w:r>
     </w:p>
     <w:p>
@@ -6757,7 +6757,7 @@
         <w:rPr>
           <w:lang w:val="es_ES" w:bidi="es_ES"/>
         </w:rPr>
-        <w:t xml:space="preserve"> Nosotros sabemos de dónde es este hombre, pero cuando venga el Cristo nadie sabrá de dónde es.</w:t>
+        <w:t xml:space="preserve"> Nosotros sabemos de dónde es este hombre. Pero cuando venga el Cristo nadie sabrá de dónde es.</w:t>
       </w:r>
     </w:p>
     <w:p>
@@ -6778,7 +6778,7 @@
         <w:rPr>
           <w:lang w:val="es_ES" w:bidi="es_ES"/>
         </w:rPr>
-        <w:t xml:space="preserve"> Por eso Jesús, que estaba enseñando en el templo, exclamó: ―¡Así que ustedes me conocen y saben de dónde vengo! Yo no vengo por mi propia cuenta, sino que me envió alguien en quien se puede confiar. Ustedes no lo conocen,</w:t>
+        <w:t xml:space="preserve"> Por eso Jesús, que estaba enseñando en el templo, exclamó: —¡Así que ustedes me conocen y saben de dónde vengo! Yo no vengo por mi propia cuenta. Me envió alguien en quien se puede confiar. Ustedes no lo conocen,</w:t>
       </w:r>
     </w:p>
     <w:p>
@@ -6799,7 +6799,7 @@
         <w:rPr>
           <w:lang w:val="es_ES" w:bidi="es_ES"/>
         </w:rPr>
-        <w:t xml:space="preserve"> pero yo sí lo conozco, porque vengo de él, y él mismo me envió.</w:t>
+        <w:t xml:space="preserve"> pero yo sí lo conozco. Vengo de él, y él mismo me envió.</w:t>
       </w:r>
     </w:p>
     <w:p>
@@ -6820,7 +6820,7 @@
         <w:rPr>
           <w:lang w:val="es_ES" w:bidi="es_ES"/>
         </w:rPr>
-        <w:t xml:space="preserve"> Entonces quisieron arrestarlo, pero nadie le echó mano porque todavía no había llegado su hora.</w:t>
+        <w:t xml:space="preserve"> Entonces quisieron arrestarlo. Pero nadie le puso las manos encima porque todavía no había llegado su hora.</w:t>
       </w:r>
     </w:p>
     <w:p>
@@ -6841,7 +6841,7 @@
         <w:rPr>
           <w:lang w:val="es_ES" w:bidi="es_ES"/>
         </w:rPr>
-        <w:t xml:space="preserve"> Pero muchos de entre la multitud creyeron en él, y decían: “Cuando venga el Cristo, ¿acaso hará más señales milagrosas que las que ha hecho este hombre?”</w:t>
+        <w:t xml:space="preserve"> Aun así, muchos de entre la multitud creyeron en él. Decían: —Cuando venga el Cristo, ¿acaso hará más señales milagrosas que las que ha hecho este hombre?</w:t>
       </w:r>
     </w:p>
     <w:p>
@@ -6862,7 +6862,7 @@
         <w:rPr>
           <w:lang w:val="es_ES" w:bidi="es_ES"/>
         </w:rPr>
-        <w:t xml:space="preserve"> Cuando los fariseos oyeron que la gente comentaba estas cosas acerca de él, se pusieron de acuerdo con los jefes de los sacerdotes y enviaron guardias del templo para arrestarlo.</w:t>
+        <w:t xml:space="preserve"> Los fariseos oyeron que la gente comentaba estas cosas acerca de él. Se pusieron de acuerdo con los jefes de los sacerdotes y enviaron guardias del templo para arrestarlo.</w:t>
       </w:r>
     </w:p>
     <w:p>
@@ -6883,7 +6883,7 @@
         <w:rPr>
           <w:lang w:val="es_ES" w:bidi="es_ES"/>
         </w:rPr>
-        <w:t xml:space="preserve"> Jesús les dijo: ―Todavía estaré con ustedes un poco más de tiempo, y después regresaré al que me envió.</w:t>
+        <w:t xml:space="preserve"> Jesús les dijo: —Todavía estaré con ustedes un poco más de tiempo. Después regresaré al que me envió.</w:t>
       </w:r>
     </w:p>
     <w:p>
@@ -6904,7 +6904,7 @@
         <w:rPr>
           <w:lang w:val="es_ES" w:bidi="es_ES"/>
         </w:rPr>
-        <w:t xml:space="preserve"> Me buscarán y no podrán encontrarme, y donde yo esté, ustedes no podrán venir.</w:t>
+        <w:t xml:space="preserve"> Me buscarán y no podrán encontrarme. Donde yo esté, ustedes no podrán venir.</w:t>
       </w:r>
     </w:p>
     <w:p>
@@ -6925,7 +6925,7 @@
         <w:rPr>
           <w:lang w:val="es_ES" w:bidi="es_ES"/>
         </w:rPr>
-        <w:t xml:space="preserve"> Los judíos se preguntaban entre ellos: «¿A dónde piensa irse este para que no podamos encontrarlo? ¿Acaso pensará ir a los judíos dispersos entre las naciones y enseñar a los griegos?</w:t>
+        <w:t xml:space="preserve"> Los judíos se preguntaban entre ellos: —¿A dónde piensa irse este para que no podamos encontrarlo? ¿Acaso pensará ir a los judíos dispersos entre las naciones y enseñar a los griegos?</w:t>
       </w:r>
     </w:p>
     <w:p>
@@ -6946,7 +6946,7 @@
         <w:rPr>
           <w:lang w:val="es_ES" w:bidi="es_ES"/>
         </w:rPr>
-        <w:t xml:space="preserve"> ¿Qué significa eso que dijo, que nos buscarán y no nos encontrarán, y que donde él esté, no podremos ir?</w:t>
+        <w:t xml:space="preserve"> ¿Qué significa eso que dijo: “Me buscarán y no me encontrarán”? ¿Qué significa esto: “Donde yo esté, ustedes no podrán venir”?</w:t>
       </w:r>
     </w:p>
     <w:p>
@@ -6988,7 +6988,7 @@
         <w:rPr>
           <w:lang w:val="es_ES" w:bidi="es_ES"/>
         </w:rPr>
-        <w:t xml:space="preserve"> De aquel que cree en mí brotarán ríos de agua viva, como dice la Escritura.</w:t>
+        <w:t xml:space="preserve"> De aquel que cree en mí brotarán ríos de agua viva. De eso se habla la Escritura.</w:t>
       </w:r>
     </w:p>
     <w:p>
@@ -7009,7 +7009,7 @@
         <w:rPr>
           <w:lang w:val="es_ES" w:bidi="es_ES"/>
         </w:rPr>
-        <w:t xml:space="preserve"> Con esto se refería a que los que creyeran en él recibirían el Espíritu. El Espíritu Santo todavía no había venido, porque Jesús aún no había sido glorificado.</w:t>
+        <w:t xml:space="preserve"> Con esto se refería a que los que creyeran en él recibirían el Espíritu. El Espíritu Santo todavía no había venido porque Jesús aún no había sido glorificado.</w:t>
       </w:r>
     </w:p>
     <w:p>
@@ -7030,7 +7030,7 @@
         <w:rPr>
           <w:lang w:val="es_ES" w:bidi="es_ES"/>
         </w:rPr>
-        <w:t xml:space="preserve"> Al oír sus palabras, algunos de entre la multitud decían: «No cabe duda de que este es el Profeta».</w:t>
+        <w:t xml:space="preserve"> Al oír sus palabras, algunos de entre la multitud decían: —No cabe duda de que este es el profeta que hemos estado esperando.</w:t>
       </w:r>
     </w:p>
     <w:p>
@@ -7051,7 +7051,7 @@
         <w:rPr>
           <w:lang w:val="es_ES" w:bidi="es_ES"/>
         </w:rPr>
-        <w:t xml:space="preserve"> Otros decían: «¡Es el Cristo!». Pero otros objetaban: «¿Cómo puede el Cristo venir de Galilea?».</w:t>
+        <w:t xml:space="preserve"> Otros decían: —¡Es el Cristo! Pero otros objetaban: —¿Cómo puede el Cristo venir de Galilea?</w:t>
       </w:r>
     </w:p>
     <w:p>
@@ -7072,7 +7072,7 @@
         <w:rPr>
           <w:lang w:val="es_ES" w:bidi="es_ES"/>
         </w:rPr>
-        <w:t xml:space="preserve"> ¿No dice la Escritura que el Cristo será descendiente de David, y que nacerá en Belén, el pueblo de David?</w:t>
+        <w:t xml:space="preserve"> ¿No dice la Escritura que el Cristo será descendiente de David? ¿No dice que nacerá en Belén, el pueblo de David?</w:t>
       </w:r>
     </w:p>
     <w:p>
@@ -7198,7 +7198,7 @@
         <w:rPr>
           <w:lang w:val="es_ES" w:bidi="es_ES"/>
         </w:rPr>
-        <w:t xml:space="preserve"> ¿Acaso ha creído en él alguno de nuestros jefes o de los fariseos?</w:t>
+        <w:t xml:space="preserve"> ¿Acaso ha creído en él alguno de nuestros líderes o de los fariseos?</w:t>
       </w:r>
     </w:p>
     <w:p>
@@ -7240,7 +7240,7 @@
         <w:rPr>
           <w:lang w:val="es_ES" w:bidi="es_ES"/>
         </w:rPr>
-        <w:t xml:space="preserve"> Entonces Nicodemo, que era uno de ellos y antes había ido a ver a Jesús, les dijo:</w:t>
+        <w:t xml:space="preserve"> Nicodemo era uno de ellos y antes había ido a ver a Jesús. Les dijo:</w:t>
       </w:r>
     </w:p>
     <w:p>
@@ -7261,7 +7261,7 @@
         <w:rPr>
           <w:lang w:val="es_ES" w:bidi="es_ES"/>
         </w:rPr>
-        <w:t xml:space="preserve"> ¿Acaso nuestra ley condena a un hombre sin antes escucharlo y averiguar qué ha hecho?</w:t>
+        <w:t xml:space="preserve"> —¿Acaso nuestra ley condena a un hombre sin antes escucharlo y averiguar qué ha hecho?</w:t>
       </w:r>
     </w:p>
     <w:p>
@@ -7282,7 +7282,7 @@
         <w:rPr>
           <w:lang w:val="es_ES" w:bidi="es_ES"/>
         </w:rPr>
-        <w:t xml:space="preserve"> ―¿Es que tú también eres de Galilea? Estudia las Escrituras y verás que de Galilea no ha salido profeta alguno.</w:t>
+        <w:t xml:space="preserve"> —¿Es que tú también eres de Galilea? —le respondieron—. Estudia las Escrituras. Verás que de Galilea no ha salido profeta alguno.</w:t>
       </w:r>
     </w:p>
     <w:p>
@@ -7340,7 +7340,7 @@
         <w:rPr>
           <w:lang w:val="es_ES" w:bidi="es_ES"/>
         </w:rPr>
-        <w:t xml:space="preserve"> Pero Jesús se fue al monte de los Olivos.Olivos.: Los manuscritos más antiguos y otros testimonios de la antigüedad no incluyen Juan 7:53–8:11. En algunos códices y versiones que contienen el relato de la mujer adúltera, esta sección aparece en diferentes lugares." class="footnote-marker"&gt;1</w:t>
+        <w:t xml:space="preserve"> Jesús se fue al monte de los Olivos.</w:t>
       </w:r>
     </w:p>
     <w:p>
@@ -7361,7 +7361,7 @@
         <w:rPr>
           <w:lang w:val="es_ES" w:bidi="es_ES"/>
         </w:rPr>
-        <w:t xml:space="preserve"> A la mañana siguiente regresó al templo, y toda la gente se le acercó, y él se sentó para enseñarles.</w:t>
+        <w:t xml:space="preserve"> Al amanecer de la mañana siguiente Jesús regresó al templo. Toda la gente se le acercó. Él se sentó para enseñarles.</w:t>
       </w:r>
     </w:p>
     <w:p>
@@ -7382,7 +7382,7 @@
         <w:rPr>
           <w:lang w:val="es_ES" w:bidi="es_ES"/>
         </w:rPr>
-        <w:t xml:space="preserve"> Entonces los maestros de la ley y los fariseos llevaron a una mujer a la que habían sorprendido en adulterio. La pusieron en medio de todos</w:t>
+        <w:t xml:space="preserve"> Entonces los maestros de la ley y los fariseos llevaron a una mujer. La habían sorprendido en adulterio. La pusieron en medio de todos</w:t>
       </w:r>
     </w:p>
     <w:p>
@@ -7445,7 +7445,7 @@
         <w:rPr>
           <w:lang w:val="es_ES" w:bidi="es_ES"/>
         </w:rPr>
-        <w:t xml:space="preserve"> Ellos le estaban tendiendo una trampa con esta pregunta, para tener de qué acusarlo. Pero Jesús se inclinó y comenzó a escribir en tierra con el dedo.</w:t>
+        <w:t xml:space="preserve"> Ellos le estaban tendiendo una trampa con esta pregunta. Querían tener de qué acusarlo. Pero Jesús se inclinó y comenzó a escribir en tierra con el dedo.</w:t>
       </w:r>
     </w:p>
     <w:p>
@@ -7466,7 +7466,7 @@
         <w:rPr>
           <w:lang w:val="es_ES" w:bidi="es_ES"/>
         </w:rPr>
-        <w:t xml:space="preserve"> Pero como insistían, se incorporó y les dijo: —Aquel de ustedes que nunca haya pecado tire la primera piedra.</w:t>
+        <w:t xml:space="preserve"> Sin embargo, ellos insistían. Así que se incorporó y les dijo: —Aquel de ustedes que nunca haya pecado tire la primera piedra.</w:t>
       </w:r>
     </w:p>
     <w:p>
@@ -7487,7 +7487,7 @@
         <w:rPr>
           <w:lang w:val="es_ES" w:bidi="es_ES"/>
         </w:rPr>
-        <w:t xml:space="preserve"> Y de nuevo se inclinó y siguió escribiendo en tierra.</w:t>
+        <w:t xml:space="preserve"> De nuevo se inclinó y siguió escribiendo en tierra.</w:t>
       </w:r>
     </w:p>
     <w:p>
@@ -7508,7 +7508,7 @@
         <w:rPr>
           <w:lang w:val="es_ES" w:bidi="es_ES"/>
         </w:rPr>
-        <w:t xml:space="preserve"> Al oír esto, ellos comenzaron a irse uno por uno, comenzando por los más viejos; y solo quedaron Jesús y la mujer que estaba en medio.</w:t>
+        <w:t xml:space="preserve"> Al oír esto, ellos comenzaron a irse uno por uno, comenzando por los más viejos. Solo quedaron Jesús y la mujer que estaba en medio.</w:t>
       </w:r>
     </w:p>
     <w:p>
@@ -7592,7 +7592,7 @@
         <w:rPr>
           <w:lang w:val="es_ES" w:bidi="es_ES"/>
         </w:rPr>
-        <w:t xml:space="preserve"> Los fariseos le dijeron: —Tú das testimonio de ti mismo; tu testimonio no es verdadero.</w:t>
+        <w:t xml:space="preserve"> Los fariseos le dijeron: —Tú das testimonio de ti mismo. Un testimonio así no es válido.</w:t>
       </w:r>
     </w:p>
     <w:p>
@@ -7613,7 +7613,7 @@
         <w:rPr>
           <w:lang w:val="es_ES" w:bidi="es_ES"/>
         </w:rPr>
-        <w:t xml:space="preserve"> Jesús respondió: —Aunque yo testifique sobre mí mismo, mi testimonio es verdadero. Porque sé de dónde he venido y a dónde voy; pero ustedes no saben de dónde vengo ni a dónde voy.</w:t>
+        <w:t xml:space="preserve"> Jesús respondió: —Yo testifico sobre mí mismo, y sí mi testimonio es válido. Es válido por yo sé de dónde he venido y a dónde voy. En cambio, ustedes no saben de dónde vengo ni a dónde voy.</w:t>
       </w:r>
     </w:p>
     <w:p>
@@ -7634,7 +7634,7 @@
         <w:rPr>
           <w:lang w:val="es_ES" w:bidi="es_ES"/>
         </w:rPr>
-        <w:t xml:space="preserve"> Ustedes juzgan según criterios humanos; yo no juzgo a nadie.</w:t>
+        <w:t xml:space="preserve"> Ustedes juzgan según criterios humanos. Yo no juzgo a nadie.</w:t>
       </w:r>
     </w:p>
     <w:p>
@@ -7655,7 +7655,7 @@
         <w:rPr>
           <w:lang w:val="es_ES" w:bidi="es_ES"/>
         </w:rPr>
-        <w:t xml:space="preserve"> Pero si lo hago, mi juicio es verdadero, porque no juzgo por mi cuenta, sino que el Padre que me envió está conmigo.</w:t>
+        <w:t xml:space="preserve"> Pero si lo hago, mi juicio es verdadero. Es verdadero porque no juzgo por mi cuenta. El Padre que me envió está conmigo.</w:t>
       </w:r>
     </w:p>
     <w:p>
@@ -7676,7 +7676,7 @@
         <w:rPr>
           <w:lang w:val="es_ES" w:bidi="es_ES"/>
         </w:rPr>
-        <w:t xml:space="preserve"> En la ley de ustedes está escrito que el testimonio de dos personas es válido.</w:t>
+        <w:t xml:space="preserve"> En la ley de ustedes está escrito que el testimonio de 2 personas es válido.</w:t>
       </w:r>
     </w:p>
     <w:p>
@@ -7697,7 +7697,7 @@
         <w:rPr>
           <w:lang w:val="es_ES" w:bidi="es_ES"/>
         </w:rPr>
-        <w:t xml:space="preserve"> Yo mismo soy uno de mis testigos; y el otro es mi Padre que me envió.</w:t>
+        <w:t xml:space="preserve"> Yo mismo soy uno de mis testigos. El otro es mi Padre que me envió.</w:t>
       </w:r>
     </w:p>
     <w:p>
@@ -7718,7 +7718,7 @@
         <w:rPr>
           <w:lang w:val="es_ES" w:bidi="es_ES"/>
         </w:rPr>
-        <w:t xml:space="preserve"> Le preguntaron: —¿Dónde está tu padre? —Si me conocieran a mí, también conocerían a mi Padre.</w:t>
+        <w:t xml:space="preserve"> Le preguntaron: —¿Dónde está tu padre? —Ustedes no me conocen ni a mí ni a mi Padre. Si me conocieran a mí, también conocerían a mi Padre.</w:t>
       </w:r>
     </w:p>
     <w:p>
@@ -7739,7 +7739,7 @@
         <w:rPr>
           <w:lang w:val="es_ES" w:bidi="es_ES"/>
         </w:rPr>
-        <w:t xml:space="preserve"> Jesús dijo estas palabras mientras enseñaba en el templo, en el lugar donde se ponen las ofrendas. Pero nadie lo arrestó porque todavía no había llegado su hora.</w:t>
+        <w:t xml:space="preserve"> Jesús dijo estas palabras mientras enseñaba en el templo, en el lugar donde se ponen las ofrendas. Nadie lo arrestó porque todavía no había llegado su hora.</w:t>
       </w:r>
     </w:p>
     <w:p>
@@ -7760,7 +7760,7 @@
         <w:rPr>
           <w:lang w:val="es_ES" w:bidi="es_ES"/>
         </w:rPr>
-        <w:t xml:space="preserve"> Les dijo una vez más: —Yo me voy, y ustedes me buscarán, pero en su pecado morirán. A donde yo voy, ustedes no pueden ir.</w:t>
+        <w:t xml:space="preserve"> Les dijo una vez más: —Yo me voy. Ustedes me buscarán, pero en su pecado morirán. A donde yo voy, ustedes no pueden ir.</w:t>
       </w:r>
     </w:p>
     <w:p>
@@ -7781,7 +7781,7 @@
         <w:rPr>
           <w:lang w:val="es_ES" w:bidi="es_ES"/>
         </w:rPr>
-        <w:t xml:space="preserve"> Los judíos se decían: «¿Acaso piensa suicidarse, y por eso dice que a donde él va nosotros no podemos ir?».</w:t>
+        <w:t xml:space="preserve"> Los judíos se decían: —¿Acaso piensa quitarse la vida? ¿Por eso dice que a donde él va nosotros no podemos ir?</w:t>
       </w:r>
     </w:p>
     <w:p>
@@ -7802,7 +7802,7 @@
         <w:rPr>
           <w:lang w:val="es_ES" w:bidi="es_ES"/>
         </w:rPr>
-        <w:t xml:space="preserve"> Jesús continuó diciendo: —Ustedes son de aquí abajo; yo soy de allá arriba. Ustedes son de este mundo; yo no soy de este mundo.</w:t>
+        <w:t xml:space="preserve"> Jesús continuó diciendo: —Ustedes son de aquí abajo. Yo soy de allá arriba. Ustedes son de este mundo. Yo no soy de este mundo.</w:t>
       </w:r>
     </w:p>
     <w:p>
@@ -7823,7 +7823,7 @@
         <w:rPr>
           <w:lang w:val="es_ES" w:bidi="es_ES"/>
         </w:rPr>
-        <w:t xml:space="preserve"> Por eso les dije que en sus pecados morirán, porque si no creen que yo soy, en sus pecados morirán.</w:t>
+        <w:t xml:space="preserve"> Por eso les dije que en sus pecados morirán. Si no creen que yo soy, en sus pecados morirán.</w:t>
       </w:r>
     </w:p>
     <w:p>
@@ -7865,7 +7865,7 @@
         <w:rPr>
           <w:lang w:val="es_ES" w:bidi="es_ES"/>
         </w:rPr>
-        <w:t xml:space="preserve"> Yo tengo muchas cosas que decir y juzgar de ustedes. Pero el que me envió es verdadero, y yo le digo al mundo lo que le he oído decir a él.</w:t>
+        <w:t xml:space="preserve"> Yo tengo muchas cosas que decir y juzgar de ustedes. Pero el que me envió dice la verdad. Yo le digo al mundo lo que le he oído a él.</w:t>
       </w:r>
     </w:p>
     <w:p>
@@ -7907,7 +7907,7 @@
         <w:rPr>
           <w:lang w:val="es_ES" w:bidi="es_ES"/>
         </w:rPr>
-        <w:t xml:space="preserve"> Por eso Jesús les dijo: —Cuando hayan levantado al Hijo del hombre, ustedes comprenderán que yo soy, y que no hago nada por mi propia cuenta, sino que hablo lo que el Padre me ha enseñado.</w:t>
+        <w:t xml:space="preserve"> Por eso Jesús les dijo: —Cuando hayan levantado al Hijo del hombre, ustedes comprenderán que yo soy. No hago nada por mi propia cuenta, sino que hablo lo que el Padre me ha enseñado.</w:t>
       </w:r>
     </w:p>
     <w:p>
@@ -7928,7 +7928,7 @@
         <w:rPr>
           <w:lang w:val="es_ES" w:bidi="es_ES"/>
         </w:rPr>
-        <w:t xml:space="preserve"> El que me envió está conmigo y no me ha dejado solo, porque siempre hago lo que a él le agrada.</w:t>
+        <w:t xml:space="preserve"> El que me envió está conmigo y no me ha dejado solo. Siempre hago lo que a él le agrada.</w:t>
       </w:r>
     </w:p>
     <w:p>
@@ -7991,7 +7991,7 @@
         <w:rPr>
           <w:lang w:val="es_ES" w:bidi="es_ES"/>
         </w:rPr>
-        <w:t xml:space="preserve"> Entonces conocerán la verdad, y la verdad los hará libres.</w:t>
+        <w:t xml:space="preserve"> Conocerán la verdad, y la verdad los hará libres.</w:t>
       </w:r>
     </w:p>
     <w:p>
@@ -8012,7 +8012,7 @@
         <w:rPr>
           <w:lang w:val="es_ES" w:bidi="es_ES"/>
         </w:rPr>
-        <w:t xml:space="preserve"> Ellos le contestaron: —Somos descendientes de Abraham y nunca hemos sido esclavos de nadie. ¿Qué es eso de que seremos libres?</w:t>
+        <w:t xml:space="preserve"> Ellos le contestaron: —Nosotros somos descendientes de Abraham y nunca hemos sido esclavos de nadie. ¿Qué es eso de que seremos libres?</w:t>
       </w:r>
     </w:p>
     <w:p>
@@ -8054,7 +8054,7 @@
         <w:rPr>
           <w:lang w:val="es_ES" w:bidi="es_ES"/>
         </w:rPr>
-        <w:t xml:space="preserve"> El esclavo no se queda para siempre en la casa; el hijo, en cambio, sí se queda para siempre.</w:t>
+        <w:t xml:space="preserve"> El esclavo no se queda para siempre en la casa. El hijo, en cambio, sí se queda para siempre.</w:t>
       </w:r>
     </w:p>
     <w:p>
@@ -8096,7 +8096,7 @@
         <w:rPr>
           <w:lang w:val="es_ES" w:bidi="es_ES"/>
         </w:rPr>
-        <w:t xml:space="preserve"> Yo sé que ustedes son descendientes de Abraham. Sin embargo, tratan de matarme porque mi palabra no halla cabida en ustedes.</w:t>
+        <w:t xml:space="preserve"> Yo sé que ustedes son descendientes de Abraham. Sin embargo, tratan de matarme. Lo hacen porque no hay lugar para mi mensaje en su corazón.</w:t>
       </w:r>
     </w:p>
     <w:p>
@@ -8117,7 +8117,7 @@
         <w:rPr>
           <w:lang w:val="es_ES" w:bidi="es_ES"/>
         </w:rPr>
-        <w:t xml:space="preserve"> Yo hablo de lo que he visto al estar con mi Padre, pero ustedes hacen lo que han escuchado de su padre.</w:t>
+        <w:t xml:space="preserve"> Yo hablo de lo que he visto al estar con mi Padre. Ustedes hacen lo que han escuchado de su padre.</w:t>
       </w:r>
     </w:p>
     <w:p>
@@ -8159,7 +8159,7 @@
         <w:rPr>
           <w:lang w:val="es_ES" w:bidi="es_ES"/>
         </w:rPr>
-        <w:t xml:space="preserve"> Yo les he presentado la verdad que he recibido de Dios, y aun así ustedes quieren matarme. ¡Abraham no haría eso!</w:t>
+        <w:t xml:space="preserve"> Yo les he presentado la verdad que he recibido de Dios. Aun así ustedes quieren matarme. ¡Abraham no haría eso!</w:t>
       </w:r>
     </w:p>
     <w:p>
@@ -8201,7 +8201,7 @@
         <w:rPr>
           <w:lang w:val="es_ES" w:bidi="es_ES"/>
         </w:rPr>
-        <w:t xml:space="preserve"> Jesús les contestó: ―Si Dios fuera su Padre, me amarían, porque yo salí y vengo de Dios, pues no he venido por mi propia cuenta, sino que él me envió.</w:t>
+        <w:t xml:space="preserve"> Jesús les contestó: —Si Dios fuera su Padre, me amarían. Yo salí de Dios y vengo de él. No he venido por mi propia cuenta, sino que él me envió.</w:t>
       </w:r>
     </w:p>
     <w:p>
@@ -8243,7 +8243,7 @@
         <w:rPr>
           <w:lang w:val="es_ES" w:bidi="es_ES"/>
         </w:rPr>
-        <w:t xml:space="preserve"> Ustedes son de su padre el diablo y quieren cumplir los deseos de él. Desde el principio el diablo ha sido un asesino, y no se mantiene en la verdad porque no hay verdad en él. Él es mentiroso por naturaleza, y por eso miente. ¡Él es el padre de la mentira!</w:t>
+        <w:t xml:space="preserve"> Ustedes son de su padre el diablo. Quieren cumplir los deseos de él. Desde el principio, el diablo ha sido un asesino. No se mantiene en la verdad porque no hay verdad en él. Él es mentiroso por naturaleza. Por ende, miente. ¡Él es el padre de la mentira!</w:t>
       </w:r>
     </w:p>
     <w:p>
@@ -8285,7 +8285,7 @@
         <w:rPr>
           <w:lang w:val="es_ES" w:bidi="es_ES"/>
         </w:rPr>
-        <w:t xml:space="preserve"> ¿Quién de ustedes puede acusarme de pecado? Si digo la verdad, ¿por qué no me creen a mí?</w:t>
+        <w:t xml:space="preserve"> ¿Quién de ustedes puede acusarme de pecado? Si digo la verdad, ¿por qué no me creen?</w:t>
       </w:r>
     </w:p>
     <w:p>
@@ -8327,7 +8327,7 @@
         <w:rPr>
           <w:lang w:val="es_ES" w:bidi="es_ES"/>
         </w:rPr>
-        <w:t xml:space="preserve"> Los judíos respondieron: —Tenemos razón al decir que eres samaritano y que tienes un demonio.</w:t>
+        <w:t xml:space="preserve"> Los judíos respondieron: —Tenemos razón al decir que eres samaritano y que tienes un demonio dentro.</w:t>
       </w:r>
     </w:p>
     <w:p>
@@ -8369,7 +8369,7 @@
         <w:rPr>
           <w:lang w:val="es_ES" w:bidi="es_ES"/>
         </w:rPr>
-        <w:t xml:space="preserve"> Yo no busco mi propia gloria; pero hay uno que sí la busca, y él es el que juzga.</w:t>
+        <w:t xml:space="preserve"> Yo no busco mi propia gloria. Hay uno que sí la busca, y él es el que juzga.</w:t>
       </w:r>
     </w:p>
     <w:p>
@@ -8411,7 +8411,7 @@
         <w:rPr>
           <w:lang w:val="es_ES" w:bidi="es_ES"/>
         </w:rPr>
-        <w:t xml:space="preserve"> Los judíos dijeron: —Ahora ya no hay duda de que tienes un demonio. Abraham murió, y los profetas también; pero tú dices que si alguno obedece tu palabra, nunca verá la muerte.</w:t>
+        <w:t xml:space="preserve"> Los judíos dijeron: —Ahora ya no hay duda de que tienes un demonio. Abraham murió, y los profetas también. Pero tú dices que si alguno obedece tu palabra, nunca verá la muerte.</w:t>
       </w:r>
     </w:p>
     <w:p>
@@ -8432,7 +8432,7 @@
         <w:rPr>
           <w:lang w:val="es_ES" w:bidi="es_ES"/>
         </w:rPr>
-        <w:t xml:space="preserve"> ¿Acaso eres más importante que nuestro padre Abraham? Él murió, y también los profetas. ¿Quién te crees que eres?</w:t>
+        <w:t xml:space="preserve"> ¿Acaso eres más importante que nuestro padre Abraham? Él murió, igual que los profetas. ¿Quién te crees que eres tú?</w:t>
       </w:r>
     </w:p>
     <w:p>
@@ -8474,7 +8474,7 @@
         <w:rPr>
           <w:lang w:val="es_ES" w:bidi="es_ES"/>
         </w:rPr>
-        <w:t xml:space="preserve"> Pero en realidad, ustedes no lo conocen. Yo sí lo conozco. Si yo dijera que no lo conozco, sería tan mentiroso como ustedes. Pero lo conozco y obedezco su palabra.</w:t>
+        <w:t xml:space="preserve"> En realidad, ustedes no lo conocen. Yo sí lo conozco. Si yo dijera que no lo conozco, sería tan mentiroso como ustedes. Pero lo conozco y obedezco su palabra.</w:t>
       </w:r>
     </w:p>
     <w:p>
@@ -8495,7 +8495,7 @@
         <w:rPr>
           <w:lang w:val="es_ES" w:bidi="es_ES"/>
         </w:rPr>
-        <w:t xml:space="preserve"> Abraham, el padre de ustedes, se regocijó de que había de ver mi día; y lo vio, y se alegró.</w:t>
+        <w:t xml:space="preserve"> Abraham, el padre de ustedes, se regocijó de que había de ver mi venida. La vio, y se alegró.</w:t>
       </w:r>
     </w:p>
     <w:p>
@@ -8516,7 +8516,7 @@
         <w:rPr>
           <w:lang w:val="es_ES" w:bidi="es_ES"/>
         </w:rPr>
-        <w:t xml:space="preserve"> Los judíos le dijeron: —¡Ni siquiera tienes cincuenta años! ¿Y has visto a Abraham?</w:t>
+        <w:t xml:space="preserve"> Los judíos le dijeron: —Todavía no tienes 50 años, ¿y ya has visto a Abraham?</w:t>
       </w:r>
     </w:p>
     <w:p>
@@ -8558,7 +8558,7 @@
         <w:rPr>
           <w:lang w:val="es_ES" w:bidi="es_ES"/>
         </w:rPr>
-        <w:t xml:space="preserve"> Entonces los judíos tomaron piedras para arrojárselas, pero Jesús se escondió y salió del templo.</w:t>
+        <w:t xml:space="preserve"> Entonces los judíos tomaron piedras para arrojárselas. Pero Jesús se escondió y salió del templo.</w:t>
       </w:r>
     </w:p>
     <w:p>
@@ -8616,7 +8616,7 @@
         <w:rPr>
           <w:lang w:val="es_ES" w:bidi="es_ES"/>
         </w:rPr>
-        <w:t xml:space="preserve"> Y sus discípulos le preguntaron: —Rabí, ¿este hombre nació ciego por su propio pecado o por el pecado de sus padres?</w:t>
+        <w:t xml:space="preserve"> Sus discípulos le preguntaron: —Rabí, ¿este hombre nació ciego por su propio pecado? ¿O fue por el pecado de sus padres?</w:t>
       </w:r>
     </w:p>
     <w:p>
@@ -8637,7 +8637,7 @@
         <w:rPr>
           <w:lang w:val="es_ES" w:bidi="es_ES"/>
         </w:rPr>
-        <w:t xml:space="preserve"> Jesús les respondió: —Ni por el pecado de él ni por el de sus padres, sino para que las obras de Dios se manifiesten en él.</w:t>
+        <w:t xml:space="preserve"> Jesús les respondió: —¡Ni por el pecado de él ni por el de sus padres! Nació ciego para que las obras de Dios se manifiesten en él.</w:t>
       </w:r>
     </w:p>
     <w:p>
@@ -8700,7 +8700,7 @@
         <w:rPr>
           <w:lang w:val="es_ES" w:bidi="es_ES"/>
         </w:rPr>
-        <w:t xml:space="preserve"> Dicho esto, escupió en el suelo, hizo barro con la saliva, se lo untó en los ojos al ciego y le dijo:</w:t>
+        <w:t xml:space="preserve"> Dicho esto, escupió en el suelo e hizo barro con la saliva. Se lo untó en los ojos al ciego y le dijo:</w:t>
       </w:r>
     </w:p>
     <w:p>
@@ -8721,7 +8721,7 @@
         <w:rPr>
           <w:lang w:val="es_ES" w:bidi="es_ES"/>
         </w:rPr>
-        <w:t xml:space="preserve"> —Ve y lávate en el estanque de Siloé (que significa: Enviado). El ciego fue y se lavó, y al regresar ya veía.</w:t>
+        <w:t xml:space="preserve"> —Ve y lávate en el estanque de Siloé. Siloé quiere decir “Enviado”. El ciego fue y se lavó. Al regresar, ya veía.</w:t>
       </w:r>
     </w:p>
     <w:p>
@@ -8742,7 +8742,7 @@
         <w:rPr>
           <w:lang w:val="es_ES" w:bidi="es_ES"/>
         </w:rPr>
-        <w:t xml:space="preserve"> Sus vecinos y otros que solían verlo mendigar decían: «¿No es este el que se sienta a pedir limosna?».</w:t>
+        <w:t xml:space="preserve"> Sus vecinos y otros que solían verlo mendigar decían: —¿No es este el que se sienta a pedir limosna?</w:t>
       </w:r>
     </w:p>
     <w:p>
@@ -8763,7 +8763,7 @@
         <w:rPr>
           <w:lang w:val="es_ES" w:bidi="es_ES"/>
         </w:rPr>
-        <w:t xml:space="preserve"> Unos decían: «Sí, es él». Otros decían: «No, no es él, solo se parece». Pero él decía: «Sí, soy yo».</w:t>
+        <w:t xml:space="preserve"> Unos decían: —Sí, es él. Otros decían: —No, no es él, solo se parece. Pero él decía: —Sí, soy yo.</w:t>
       </w:r>
     </w:p>
     <w:p>
@@ -8805,7 +8805,7 @@
         <w:rPr>
           <w:lang w:val="es_ES" w:bidi="es_ES"/>
         </w:rPr>
-        <w:t xml:space="preserve"> Él contestó: —Ese hombre que se llama Jesús hizo un poco de barro, me lo puso en los ojos y me dijo: “Ve y lávate en Siloé”. Yo fui, me lavé, y ahora puedo ver.</w:t>
+        <w:t xml:space="preserve"> Él contestó: —Ese hombre que se llama Jesús hizo un poco de barro. Me lo puso en los ojos y me dijo: “Ve y lávate en Siloé”. Yo fui, me lavé, y ahora puedo ver.</w:t>
       </w:r>
     </w:p>
     <w:p>
@@ -8826,7 +8826,7 @@
         <w:rPr>
           <w:lang w:val="es_ES" w:bidi="es_ES"/>
         </w:rPr>
-        <w:t xml:space="preserve"> Le preguntaron: ―¿Y dónde está ese hombre? Él respondió: ―No lo sé.</w:t>
+        <w:t xml:space="preserve"> Le preguntaron: —¿Y dónde está ese hombre? Él respondió: —No lo sé.</w:t>
       </w:r>
     </w:p>
     <w:p>
@@ -8868,7 +8868,7 @@
         <w:rPr>
           <w:lang w:val="es_ES" w:bidi="es_ES"/>
         </w:rPr>
-        <w:t xml:space="preserve"> Era sábado cuando Jesús hizo barro y le abrió los ojos al ciego.</w:t>
+        <w:t xml:space="preserve"> Era día de reposo cuando Jesús hizo el barro y le abrió los ojos al ciego.</w:t>
       </w:r>
     </w:p>
     <w:p>
@@ -8889,7 +8889,7 @@
         <w:rPr>
           <w:lang w:val="es_ES" w:bidi="es_ES"/>
         </w:rPr>
-        <w:t xml:space="preserve"> Por eso los fariseos también le preguntaron cómo había recibido la vista. Él les respondió: «Me puso barro sobre los ojos, me lavé la cara, y ahora veo».</w:t>
+        <w:t xml:space="preserve"> Por eso los fariseos también le preguntaron cómo había recibido la vista. Él les respondió: —Me puso barro sobre los ojos. Me lavé la cara, y ahora veo.</w:t>
       </w:r>
     </w:p>
     <w:p>
@@ -8910,7 +8910,7 @@
         <w:rPr>
           <w:lang w:val="es_ES" w:bidi="es_ES"/>
         </w:rPr>
-        <w:t xml:space="preserve"> Algunos de los fariseos decían: «Ese hombre no viene de parte de Dios, porque no respetael sábado». Pero otros decían: «¿Cómo puede un pecador hacer estas señales?». Y había división entre ellos.</w:t>
+        <w:t xml:space="preserve"> Algunos fariseos decían: —Este hombre no viene de Dios, porque no respeta el día de reposo. Pero otros decían: —¿Cómo puede un pecador hacer señales milagrosas como estas? Y había división entre ellos.</w:t>
       </w:r>
     </w:p>
     <w:p>
@@ -8931,7 +8931,7 @@
         <w:rPr>
           <w:lang w:val="es_ES" w:bidi="es_ES"/>
         </w:rPr>
-        <w:t xml:space="preserve"> Por eso volvieron a preguntarle al que había sido ciego: ―¿Qué opinas del que te dio la vista? Él contestó: ―Yo digo que es un profeta.</w:t>
+        <w:t xml:space="preserve"> Por eso volvieron a preguntarle al que había sido ciego: —¿Qué opinas del que te dio la vista? Él contestó: —Yo digo que es un profeta.</w:t>
       </w:r>
     </w:p>
     <w:p>
@@ -8952,7 +8952,7 @@
         <w:rPr>
           <w:lang w:val="es_ES" w:bidi="es_ES"/>
         </w:rPr>
-        <w:t xml:space="preserve"> Pero los judíos no creían que ese hombre hubiera nacido ciego y hubiera recibido la vista, así que llamaron a sus padres.</w:t>
+        <w:t xml:space="preserve"> Pero los judíos no creían que ese hombre hubiera nacido ciego y hubiera recibido la vista. Mandaron llamar a sus padres</w:t>
       </w:r>
     </w:p>
     <w:p>
@@ -8973,7 +8973,7 @@
         <w:rPr>
           <w:lang w:val="es_ES" w:bidi="es_ES"/>
         </w:rPr>
-        <w:t xml:space="preserve"> y les preguntaron: ―¿Es este su hijo? ¿El que ustedes dicen que nació ciego? ¿Cómo es que ahora puede ver?</w:t>
+        <w:t xml:space="preserve"> y les preguntaron: —¿Es este su hijo? ¿El que ustedes dicen que nació ciego? ¿Cómo es que ahora puede ver?</w:t>
       </w:r>
     </w:p>
     <w:p>
@@ -8994,7 +8994,7 @@
         <w:rPr>
           <w:lang w:val="es_ES" w:bidi="es_ES"/>
         </w:rPr>
-        <w:t xml:space="preserve"> Los padres contestaron: ―Sabemos que es nuestro hijo y que nació ciego,</w:t>
+        <w:t xml:space="preserve"> Los padres contestaron: —Sabemos que es nuestro hijo y que nació ciego.</w:t>
       </w:r>
     </w:p>
     <w:p>
@@ -9015,28 +9015,28 @@
         <w:rPr>
           <w:lang w:val="es_ES" w:bidi="es_ES"/>
         </w:rPr>
-        <w:t xml:space="preserve"> pero cómo es que ahora puede ver o quién le abrió los ojos, no lo sabemos. Pregúntenle a él, que ya es mayor y puede hablar por sí mismo.</w:t>
-      </w:r>
-    </w:p>
-    <w:p>
-      <w:pPr/>
-      <w:r>
-        <w:rPr>
-          <w:lang w:val="es_ES" w:bidi="es_ES"/>
-        </w:rPr>
-      </w:r>
-      <w:r>
-        <w:rPr>
-          <w:vertAlign w:val="superscript"/>
-          <w:lang w:val="es_ES" w:bidi="es_ES"/>
-        </w:rPr>
-        <w:t>23</w:t>
-      </w:r>
-      <w:r>
-        <w:rPr>
-          <w:lang w:val="es_ES" w:bidi="es_ES"/>
-        </w:rPr>
-        <w:t xml:space="preserve"> Sus padres contestaron así porque tenían miedo de los judíos, pues estos se habían puesto de acuerdo para expulsar de la sinagoga a todo el que reconociera que Jesús era el Cristo.</w:t>
+        <w:t xml:space="preserve"> Cómo es que ahora puede ver o quién le abrió los ojos, no lo sabemos. Pregúntenle a él. Ya es mayor y puede hablar por sí mismo.</w:t>
+      </w:r>
+    </w:p>
+    <w:p>
+      <w:pPr/>
+      <w:r>
+        <w:rPr>
+          <w:lang w:val="es_ES" w:bidi="es_ES"/>
+        </w:rPr>
+      </w:r>
+      <w:r>
+        <w:rPr>
+          <w:vertAlign w:val="superscript"/>
+          <w:lang w:val="es_ES" w:bidi="es_ES"/>
+        </w:rPr>
+        <w:t>22-23</w:t>
+      </w:r>
+      <w:r>
+        <w:rPr>
+          <w:lang w:val="es_ES" w:bidi="es_ES"/>
+        </w:rPr>
+        <w:t xml:space="preserve"> Sus padres contestaron con estas palabras porque tenían miedo de los judíos. Estos se habían puesto de acuerdo para expulsar de la sinagoga a todo el que reconociera que Jesús era el Cristo.</w:t>
       </w:r>
     </w:p>
     <w:p>
@@ -9057,7 +9057,7 @@
         <w:rPr>
           <w:lang w:val="es_ES" w:bidi="es_ES"/>
         </w:rPr>
-        <w:t xml:space="preserve"> Los judíos llamaron una vez más al que había sido ciego, y le dijeron: —Da gloria a Dios. Nosotros sabemos que ese hombre es pecador.</w:t>
+        <w:t xml:space="preserve"> Los judíos llamaron una vez más al que había sido ciego. Le dijeron: —Da gloria a Dios. Nosotros sabemos que ese hombre es pecador.</w:t>
       </w:r>
     </w:p>
     <w:p>
@@ -9078,7 +9078,7 @@
         <w:rPr>
           <w:lang w:val="es_ES" w:bidi="es_ES"/>
         </w:rPr>
-        <w:t xml:space="preserve"> El hombre respondió: —Si es pecador o no, no lo sé; pero una cosa sé: que yo antes era ciego y ahora veo.</w:t>
+        <w:t xml:space="preserve"> El hombre respondió: —Si es pecador o no, no lo sé. Una cosa sí sé. Yo antes era ciego y ahora veo.</w:t>
       </w:r>
     </w:p>
     <w:p>
@@ -9162,7 +9162,7 @@
         <w:rPr>
           <w:lang w:val="es_ES" w:bidi="es_ES"/>
         </w:rPr>
-        <w:t xml:space="preserve"> Sabemos que Dios le habló a Moisés, pero de este otro no sabemos de dónde es.</w:t>
+        <w:t xml:space="preserve"> Sabemos que Dios le habló a Moisés. Pero de este otro no sabemos de dónde es.</w:t>
       </w:r>
     </w:p>
     <w:p>
@@ -9183,7 +9183,7 @@
         <w:rPr>
           <w:lang w:val="es_ES" w:bidi="es_ES"/>
         </w:rPr>
-        <w:t xml:space="preserve"> El hombre respondió: —¡Esto es lo sorprendente, que ustedes no sepan de dónde es, y a mí me abrió los ojos!</w:t>
+        <w:t xml:space="preserve"> El hombre respondió: —¡Esto es lo sorprendente! Ustedes no saben de dónde es, y ¡a mí me abrió los ojos!</w:t>
       </w:r>
     </w:p>
     <w:p>
@@ -9204,7 +9204,7 @@
         <w:rPr>
           <w:lang w:val="es_ES" w:bidi="es_ES"/>
         </w:rPr>
-        <w:t xml:space="preserve"> Sabemos que Dios no escucha a los pecadores, pero sí a quien lo adora y hace su voluntad.</w:t>
+        <w:t xml:space="preserve"> Sabemos que Dios no escucha a los pecadores. Sí escucha a quien lo adora y hace su voluntad.</w:t>
       </w:r>
     </w:p>
     <w:p>
@@ -9267,7 +9267,7 @@
         <w:rPr>
           <w:lang w:val="es_ES" w:bidi="es_ES"/>
         </w:rPr>
-        <w:t xml:space="preserve"> Ellos le respondieron: —Tú, que naciste enteramente en pecado, ¿nos vas a enseñar a nosotros? Y lo expulsaron.</w:t>
+        <w:t xml:space="preserve"> Ellos le respondieron: —Tú naciste enteramente en pecado. ¿Nos vas a enseñar a nosotros? Y lo expulsaron.</w:t>
       </w:r>
     </w:p>
     <w:p>
@@ -9288,7 +9288,7 @@
         <w:rPr>
           <w:lang w:val="es_ES" w:bidi="es_ES"/>
         </w:rPr>
-        <w:t xml:space="preserve"> Jesús se enteró de que lo habían expulsado, y al encontrarse con él le preguntó: —¿Crees en el Hijo del hombre?</w:t>
+        <w:t xml:space="preserve"> Jesús se enteró de que lo habían expulsado. Al encontrarse con él le preguntó: —¿Crees en el Hijo del hombre?</w:t>
       </w:r>
     </w:p>
     <w:p>
@@ -9309,7 +9309,7 @@
         <w:rPr>
           <w:lang w:val="es_ES" w:bidi="es_ES"/>
         </w:rPr>
-        <w:t xml:space="preserve"> Él le respondió: ―¿Quién es, señor, para que crea en él?</w:t>
+        <w:t xml:space="preserve"> Él le respondió: —¿Quién es, señor, para que crea en él?</w:t>
       </w:r>
     </w:p>
     <w:p>
@@ -9330,7 +9330,7 @@
         <w:rPr>
           <w:lang w:val="es_ES" w:bidi="es_ES"/>
         </w:rPr>
-        <w:t xml:space="preserve"> Jesús le contestó: ―Ya lo has visto; soy yo, el que está hablando contigo.</w:t>
+        <w:t xml:space="preserve"> Jesús le contestó: —Ya lo has visto. Soy yo, el que está hablando contigo.</w:t>
       </w:r>
     </w:p>
     <w:p>
@@ -9351,7 +9351,7 @@
         <w:rPr>
           <w:lang w:val="es_ES" w:bidi="es_ES"/>
         </w:rPr>
-        <w:t xml:space="preserve"> El hombre dijo: ―Creo, Señor. Y se postró en adoración.</w:t>
+        <w:t xml:space="preserve"> El hombre dijo: —Creo, Señor. Y se postró en adoración.</w:t>
       </w:r>
     </w:p>
     <w:p>
@@ -9372,7 +9372,7 @@
         <w:rPr>
           <w:lang w:val="es_ES" w:bidi="es_ES"/>
         </w:rPr>
-        <w:t xml:space="preserve"> Entonces Jesús dijo: ―Yo he venido a este mundo para hacer justicia, para que los que no ven vean, y para que los que ven se queden ciegos.</w:t>
+        <w:t xml:space="preserve"> Entonces Jesús dijo: —Yo he venido a este mundo para hacer justicia. He venido para que los que no ven vean y para que los que ven se queden ciegos.</w:t>
       </w:r>
     </w:p>
     <w:p>
@@ -9393,7 +9393,7 @@
         <w:rPr>
           <w:lang w:val="es_ES" w:bidi="es_ES"/>
         </w:rPr>
-        <w:t xml:space="preserve"> Algunos fariseos que estaban con él, al oír esto, le preguntaron: ―¿Estás diciendo que nosotros también somos ciegos?</w:t>
+        <w:t xml:space="preserve"> Al oír esto, algunos fariseos que estaban con él le preguntaron: —¿Estás diciendo que nosotros también somos ciegos?</w:t>
       </w:r>
     </w:p>
     <w:p>
@@ -9414,7 +9414,7 @@
         <w:rPr>
           <w:lang w:val="es_ES" w:bidi="es_ES"/>
         </w:rPr>
-        <w:t xml:space="preserve"> Jesús les contestó: ―Si ustedes fueran ciegos, no serían culpables de pecado. Pero como dicen que ven, son culpables.</w:t>
+        <w:t xml:space="preserve"> Jesús les contestó: —Si ustedes fueran ciegos, no serían culpables de pecado. Pero como dicen que ven, son culpables.</w:t>
       </w:r>
     </w:p>
     <w:p>
@@ -9451,7 +9451,7 @@
         <w:rPr>
           <w:lang w:val="es_ES" w:bidi="es_ES"/>
         </w:rPr>
-        <w:t xml:space="preserve"> Jesús dijo: «Les aseguro que el que no entra por la puerta en el redil de las ovejas, sino que salta por otra parte, ese es ladrón y salteador.</w:t>
+        <w:t xml:space="preserve"> Jesús dijo: —Hay quien no entra por la puerta en el redil de las ovejas. En cambio, salta por otra parte. Les aseguro que ese es ladrón y salteador.</w:t>
       </w:r>
     </w:p>
     <w:p>
@@ -9493,7 +9493,7 @@
         <w:rPr>
           <w:lang w:val="es_ES" w:bidi="es_ES"/>
         </w:rPr>
-        <w:t xml:space="preserve"> El portero le abre la puerta y las ovejas oyen su voz. Llama a sus ovejas por nombre y las saca del redil.</w:t>
+        <w:t xml:space="preserve"> El portero le abre la puerta al pastor. Las ovejas atienden su voz. Él llama a cada una de sus ovejas por su nombre y las saca.</w:t>
       </w:r>
     </w:p>
     <w:p>
@@ -9514,7 +9514,7 @@
         <w:rPr>
           <w:lang w:val="es_ES" w:bidi="es_ES"/>
         </w:rPr>
-        <w:t xml:space="preserve"> Cuando ha sacado a todas las que son suyas, va delante de ellas, y las ovejas lo siguen porque reconocen su voz.</w:t>
+        <w:t xml:space="preserve"> Cuando ha sacado a todas las que son suyas, va delante de ellas. Las ovejas lo siguen porque reconocen su voz.</w:t>
       </w:r>
     </w:p>
     <w:p>
@@ -9535,7 +9535,7 @@
         <w:rPr>
           <w:lang w:val="es_ES" w:bidi="es_ES"/>
         </w:rPr>
-        <w:t xml:space="preserve"> Pero no seguirán a un desconocido; más bien, huyen de él porque no reconocen su voz».</w:t>
+        <w:t xml:space="preserve"> Pero no seguirán a un desconocido. Más bien, huyen de él porque no reconocen su voz.</w:t>
       </w:r>
     </w:p>
     <w:p>
@@ -9577,7 +9577,7 @@
         <w:rPr>
           <w:lang w:val="es_ES" w:bidi="es_ES"/>
         </w:rPr>
-        <w:t xml:space="preserve"> Por eso volvió a decirles: «Sí, yo soy la puerta de las ovejas.</w:t>
+        <w:t xml:space="preserve"> Por eso volvió a decirles: —Sí, yo soy la puerta de las ovejas.</w:t>
       </w:r>
     </w:p>
     <w:p>
@@ -9598,7 +9598,7 @@
         <w:rPr>
           <w:lang w:val="es_ES" w:bidi="es_ES"/>
         </w:rPr>
-        <w:t xml:space="preserve"> Todos los que vinieron antes de mí eran ladrones y bandidos, pero las ovejas no les hicieron caso.</w:t>
+        <w:t xml:space="preserve"> Todos los que vinieron antes de mí eran ladrones y bandidos. Las ovejas no les hicieron caso.</w:t>
       </w:r>
     </w:p>
     <w:p>
@@ -9619,7 +9619,7 @@
         <w:rPr>
           <w:lang w:val="es_ES" w:bidi="es_ES"/>
         </w:rPr>
-        <w:t xml:space="preserve"> Yo soy la puerta; el que entre por mí será salvo. Entrará y saldrá, y hallará pastos.</w:t>
+        <w:t xml:space="preserve"> Yo soy la puerta. El que entre por mí será salvo. Entrará y saldrá libremente, y hallará pastos.</w:t>
       </w:r>
     </w:p>
     <w:p>
@@ -9640,7 +9640,7 @@
         <w:rPr>
           <w:lang w:val="es_ES" w:bidi="es_ES"/>
         </w:rPr>
-        <w:t xml:space="preserve"> El ladrón viene únicamente para robar, matar y destruir. Yo he venido para que tengan vida y para que la tengan en abundancia.</w:t>
+        <w:t xml:space="preserve"> El ladrón viene tan solo para robar, matar y destruir. Yo he venido para que tengan vida y para que la tengan en abundancia.</w:t>
       </w:r>
     </w:p>
     <w:p>
@@ -9682,7 +9682,7 @@
         <w:rPr>
           <w:lang w:val="es_ES" w:bidi="es_ES"/>
         </w:rPr>
-        <w:t xml:space="preserve"> El que trabaja por un salario no es el pastor, y las ovejas no son suyas. Por eso, cuando ve venir al lobo, abandona las ovejas y huye. Entonces el lobo ataca al rebaño y lo dispersa.</w:t>
+        <w:t xml:space="preserve"> El que las cuida por un salario no es el pastor. Las ovejas no son suyas. Por eso, cuando ve venir al lobo, abandona las ovejas y huye. Entonces el lobo ataca al rebaño y lo dispersa.</w:t>
       </w:r>
     </w:p>
     <w:p>
@@ -9703,7 +9703,7 @@
         <w:rPr>
           <w:lang w:val="es_ES" w:bidi="es_ES"/>
         </w:rPr>
-        <w:t xml:space="preserve"> Y ese hombre huye porque es un asalariado, no le importan las ovejas.</w:t>
+        <w:t xml:space="preserve"> Y ese hombre huye porque lo que le importa es su salario. No le importan las ovejas.</w:t>
       </w:r>
     </w:p>
     <w:p>
@@ -9724,7 +9724,7 @@
         <w:rPr>
           <w:lang w:val="es_ES" w:bidi="es_ES"/>
         </w:rPr>
-        <w:t xml:space="preserve"> Yo soy el buen pastor. Yo conozco a mis ovejas y ellas me conocen a mí,</w:t>
+        <w:t xml:space="preserve"> »Yo soy el buen pastor. Yo conozco a mis ovejas y ellas me conocen a mí.</w:t>
       </w:r>
     </w:p>
     <w:p>
@@ -9745,7 +9745,7 @@
         <w:rPr>
           <w:lang w:val="es_ES" w:bidi="es_ES"/>
         </w:rPr>
-        <w:t xml:space="preserve"> así como el Padre me conoce y yo conozco al Padre, y doy mi vida por ellas, las ovejas.</w:t>
+        <w:t xml:space="preserve"> Es así como el Padre me conoce y yo conozco al Padre. Y yo doy mi vida por las ovejas.</w:t>
       </w:r>
     </w:p>
     <w:p>
@@ -9766,7 +9766,7 @@
         <w:rPr>
           <w:lang w:val="es_ES" w:bidi="es_ES"/>
         </w:rPr>
-        <w:t xml:space="preserve"> »Tengo otras ovejas que no son de este redil, y también a ellas debo traerlas. Ellas escucharán mi voz, y todas formarán un solo rebaño con un solo pastor.</w:t>
+        <w:t xml:space="preserve"> Tengo otras ovejas que no son de este redil. También a ellas debo traerlas. Ellas escucharán mi voz. Todas formarán un solo rebaño con un solo pastor.</w:t>
       </w:r>
     </w:p>
     <w:p>
@@ -9787,7 +9787,7 @@
         <w:rPr>
           <w:lang w:val="es_ES" w:bidi="es_ES"/>
         </w:rPr>
-        <w:t xml:space="preserve"> »Por eso me ama el Padre, porque entrego mi vida para volver a recibirla.</w:t>
+        <w:t xml:space="preserve"> »El Padre me ama porque sacrifico mi vida para volver a recibirla.</w:t>
       </w:r>
     </w:p>
     <w:p>
@@ -9808,7 +9808,7 @@
         <w:rPr>
           <w:lang w:val="es_ES" w:bidi="es_ES"/>
         </w:rPr>
-        <w:t xml:space="preserve"> Nadie puede quitarme la vida; yo la entrego voluntariamente. Tengo autoridad para entregarla, y autoridad para tomarla de nuevo. Este mandato lo recibí de mi Padre.</w:t>
+        <w:t xml:space="preserve"> Nadie puede quitarme la vida. Yo la entrego voluntariamente. Tengo autoridad para entregarla, y autoridad para recibirla de nuevo. Este mandato lo recibí de mi Padre.</w:t>
       </w:r>
     </w:p>
     <w:p>
@@ -9829,7 +9829,7 @@
         <w:rPr>
           <w:lang w:val="es_ES" w:bidi="es_ES"/>
         </w:rPr>
-        <w:t xml:space="preserve"> Una vez más, cuando los judíos oyeron las palabras de Jesús, hubo divisiones entre ellos.</w:t>
+        <w:t xml:space="preserve"> Una vez más, hubo divisiones entre los judíos cuando oyeron las palabras de Jesús.</w:t>
       </w:r>
     </w:p>
     <w:p>
@@ -9850,7 +9850,7 @@
         <w:rPr>
           <w:lang w:val="es_ES" w:bidi="es_ES"/>
         </w:rPr>
-        <w:t xml:space="preserve"> Muchos decían: «Está poseído por un demonio y está fuera de sí. ¿Por qué le hacen caso?».</w:t>
+        <w:t xml:space="preserve"> Muchos decían: —Lo tiene dominado un demonio y está fuera de sí. ¿Por qué le hacen caso?</w:t>
       </w:r>
     </w:p>
     <w:p>
@@ -9871,7 +9871,7 @@
         <w:rPr>
           <w:lang w:val="es_ES" w:bidi="es_ES"/>
         </w:rPr>
-        <w:t xml:space="preserve"> Pero otros decían: «Nadie que esté poseído por un demonio puede hablar así. Además, ¿acaso puede un demonio abrir los ojos de los ciegos?».</w:t>
+        <w:t xml:space="preserve"> Pero otros decían: —Nadie que esté dominado por un demonio puede hablar así. Además, ¿acaso puede un demonio abrir los ojos de los ciegos?</w:t>
       </w:r>
     </w:p>
     <w:p>
@@ -9892,7 +9892,7 @@
         <w:rPr>
           <w:lang w:val="es_ES" w:bidi="es_ES"/>
         </w:rPr>
-        <w:t xml:space="preserve"> Era invierno. Por esos días se celebraba en Jerusalén la fiesta de la Dedicación.</w:t>
+        <w:t xml:space="preserve"> Era invierno. Por esos días se celebraba en Jerusalén la fiesta de la dedicación.</w:t>
       </w:r>
     </w:p>
     <w:p>
@@ -9934,7 +9934,7 @@
         <w:rPr>
           <w:lang w:val="es_ES" w:bidi="es_ES"/>
         </w:rPr>
-        <w:t xml:space="preserve"> Entonces lo rodearon los judíos y le dijeron: ―¿Hasta cuándo nos tendrás en vilo? Si eres el Cristo, dínoslo abiertamente.</w:t>
+        <w:t xml:space="preserve"> Entonces lo rodearon los judíos y le dijeron: —¿Hasta cuándo nos tendrás en vilo? Si eres el Cristo, dínoslo abiertamente.</w:t>
       </w:r>
     </w:p>
     <w:p>
@@ -9955,7 +9955,7 @@
         <w:rPr>
           <w:lang w:val="es_ES" w:bidi="es_ES"/>
         </w:rPr>
-        <w:t xml:space="preserve"> Jesús les respondió: ―Ya se lo he dicho y ustedes no me creen. Las obras que hago en nombre de mi Padre son las que dan testimonio de mí.</w:t>
+        <w:t xml:space="preserve"> Jesús les respondió: —Ya se lo he dicho y ustedes no me creen. Las obras que hago en nombre de mi Padre son las que hablan de mí.</w:t>
       </w:r>
     </w:p>
     <w:p>
@@ -9997,7 +9997,7 @@
         <w:rPr>
           <w:lang w:val="es_ES" w:bidi="es_ES"/>
         </w:rPr>
-        <w:t xml:space="preserve"> Mis ovejas oyen mi voz; yo las conozco y ellas me siguen.</w:t>
+        <w:t xml:space="preserve"> Mis ovejas atienden mi voz. Yo las conozco y ellas me siguen.</w:t>
       </w:r>
     </w:p>
     <w:p>
@@ -10018,7 +10018,7 @@
         <w:rPr>
           <w:lang w:val="es_ES" w:bidi="es_ES"/>
         </w:rPr>
-        <w:t xml:space="preserve"> Yo les doy vida eterna, y jamás perecerán; nadie podrá arrebatármelas de la mano.</w:t>
+        <w:t xml:space="preserve"> Yo les doy vida eterna y jamás perecerán. Nadie podrá arrebatármelas de la mano.</w:t>
       </w:r>
     </w:p>
     <w:p>
@@ -10039,7 +10039,7 @@
         <w:rPr>
           <w:lang w:val="es_ES" w:bidi="es_ES"/>
         </w:rPr>
-        <w:t xml:space="preserve"> Mi Padre, que me las dio, es más grande que todos; nadie puede arrebatarlas de su mano.</w:t>
+        <w:t xml:space="preserve"> Mi Padre, que me las dio, es más poderoso que todos. Nadie puede arrebatarlas de su mano.</w:t>
       </w:r>
     </w:p>
     <w:p>
@@ -10123,7 +10123,7 @@
         <w:rPr>
           <w:lang w:val="es_ES" w:bidi="es_ES"/>
         </w:rPr>
-        <w:t xml:space="preserve"> Los judíos le respondieron: —No te apedreamos por ninguna obra buena, sino por blasfemia; porque tú, siendo hombre, te haces pasar por Dios.</w:t>
+        <w:t xml:space="preserve"> Los judíos le respondieron: —No te apedreamos por ninguna obra buena, sino por blasfemia. Tú, que eres un hombre, te haces pasar por Dios.</w:t>
       </w:r>
     </w:p>
     <w:p>
@@ -10144,7 +10144,7 @@
         <w:rPr>
           <w:lang w:val="es_ES" w:bidi="es_ES"/>
         </w:rPr>
-        <w:t xml:space="preserve"> Jesús respondió: —¿No está escrito en su ley: “Yo he dicho que ustedes son dioses”?</w:t>
+        <w:t xml:space="preserve"> Jesús respondió: —¿No está escrito en su ley: “Yo les he dicho: Ustedes son dioses”?</w:t>
       </w:r>
     </w:p>
     <w:p>
@@ -10165,7 +10165,7 @@
         <w:rPr>
           <w:lang w:val="es_ES" w:bidi="es_ES"/>
         </w:rPr>
-        <w:t xml:space="preserve"> Si Dios llamó “dioses” a aquellos a quienes vino su palabra (y la Escritura no se puede quebrantar),</w:t>
+        <w:t xml:space="preserve"> Dios llamó dioses a aquellos a quienes vino su palabra. La Escritura no se puede quebrantar.</w:t>
       </w:r>
     </w:p>
     <w:p>
@@ -10186,7 +10186,7 @@
         <w:rPr>
           <w:lang w:val="es_ES" w:bidi="es_ES"/>
         </w:rPr>
-        <w:t xml:space="preserve"> ¿por qué me acusan de blasfemia, si el Padre me santificó y me envió al mundo? ¿Me acusan porque dije que soy el Hijo de Dios?</w:t>
+        <w:t xml:space="preserve"> Entonces ¿por qué me acusan de blasfemia? El Padre me santificó y me envió al mundo. ¿Me acusan porque dije que soy el Hijo de Dios?</w:t>
       </w:r>
     </w:p>
     <w:p>
@@ -10207,7 +10207,7 @@
         <w:rPr>
           <w:lang w:val="es_ES" w:bidi="es_ES"/>
         </w:rPr>
-        <w:t xml:space="preserve"> Si no hago las obras de mi Padre, no me crean;</w:t>
+        <w:t xml:space="preserve"> Si no hago las obras de mi Padre, no me crean.</w:t>
       </w:r>
     </w:p>
     <w:p>
@@ -10228,7 +10228,7 @@
         <w:rPr>
           <w:lang w:val="es_ES" w:bidi="es_ES"/>
         </w:rPr>
-        <w:t xml:space="preserve"> pero si hago las obras de mi Padre, aunque no crean en mí, crean en las obras, para que sepan y comprendan que el Padre está en mí y yo en él.</w:t>
+        <w:t xml:space="preserve"> Pero si hago las obras de mi Padre, crean en esas obras. Crean en ellas aunque no crean en mí. Háganlo para que sepan y comprendan que el Padre está en mí y yo en él.</w:t>
       </w:r>
     </w:p>
     <w:p>
@@ -10249,7 +10249,7 @@
         <w:rPr>
           <w:lang w:val="es_ES" w:bidi="es_ES"/>
         </w:rPr>
-        <w:t xml:space="preserve"> Entonces intentaron arrestarlo otra vez, pero él se escapó de sus manos.</w:t>
+        <w:t xml:space="preserve"> Entonces intentaron arrestarlo otra vez. Pero él se escapó de sus manos.</w:t>
       </w:r>
     </w:p>
     <w:p>
@@ -10270,7 +10270,7 @@
         <w:rPr>
           <w:lang w:val="es_ES" w:bidi="es_ES"/>
         </w:rPr>
-        <w:t xml:space="preserve"> Jesús volvió al otro lado del Jordán, al lugar donde Juan había estado bautizando, y allí se quedó.</w:t>
+        <w:t xml:space="preserve"> Jesús volvió al otro lado del Jordán. Volvió al lugar donde Juan había estado bautizando, y allí se quedó.</w:t>
       </w:r>
     </w:p>
     <w:p>
@@ -10291,7 +10291,7 @@
         <w:rPr>
           <w:lang w:val="es_ES" w:bidi="es_ES"/>
         </w:rPr>
-        <w:t xml:space="preserve"> Mucha gente iba a él y decía: «Juan nunca hizo ninguna señal milagrosa, pero todo lo que dijo de este hombre era verdad».</w:t>
+        <w:t xml:space="preserve"> Mucha gente acudía a él y comentaba: —Juan nunca hizo ninguna señal milagrosa. Sin embargo, todo lo que dijo de este hombre era verdad.</w:t>
       </w:r>
     </w:p>
     <w:p>
@@ -10349,7 +10349,7 @@
         <w:rPr>
           <w:lang w:val="es_ES" w:bidi="es_ES"/>
         </w:rPr>
-        <w:t xml:space="preserve"> Un hombre llamado Lázaro estaba enfermo. Vivía en Betania, la aldea de María y de Marta, su hermana.</w:t>
+        <w:t xml:space="preserve"> Un hombre llamado Lázaro estaba enfermo. Vivía en Betania, la aldea de María y de Marta. Ellas eran sus hermanas.</w:t>
       </w:r>
     </w:p>
     <w:p>
@@ -10391,7 +10391,7 @@
         <w:rPr>
           <w:lang w:val="es_ES" w:bidi="es_ES"/>
         </w:rPr>
-        <w:t xml:space="preserve"> Las dos hermanas le enviaron un mensaje a Jesús: «Señor, tu amigo querido está enfermo».</w:t>
+        <w:t xml:space="preserve"> Las 2 hermanas le enviaron un mensaje a Jesús: “Señor, tu amigo querido está enfermo”.</w:t>
       </w:r>
     </w:p>
     <w:p>
@@ -10412,7 +10412,7 @@
         <w:rPr>
           <w:lang w:val="es_ES" w:bidi="es_ES"/>
         </w:rPr>
-        <w:t xml:space="preserve"> Jesús oyó esto y dijo: ―Esta enfermedad no terminará en muerte, sino que servirá para la gloria de Dios, para que el Hijo de Dios sea glorificado por ella.</w:t>
+        <w:t xml:space="preserve"> Jesús lo recibió y dijo: —Esta enfermedad no terminará en muerte. Servirá para la gloria de Dios, para que el Hijo de Dios sea glorificado por ella.</w:t>
       </w:r>
     </w:p>
     <w:p>
@@ -10454,7 +10454,7 @@
         <w:rPr>
           <w:lang w:val="es_ES" w:bidi="es_ES"/>
         </w:rPr>
-        <w:t xml:space="preserve"> A pesar de eso, cuando oyó que Lázaro estaba enfermo, se quedó dos días más en el lugar donde estaba.</w:t>
+        <w:t xml:space="preserve"> A pesar de eso, dejó pasar 2 días luego de oír que Lázaro estaba enfermo. Se quedó en el lugar donde estaba.</w:t>
       </w:r>
     </w:p>
     <w:p>
@@ -10475,7 +10475,7 @@
         <w:rPr>
           <w:lang w:val="es_ES" w:bidi="es_ES"/>
         </w:rPr>
-        <w:t xml:space="preserve"> Después dijo a sus discípulos: ―Regresemos a Judea.</w:t>
+        <w:t xml:space="preserve"> Entonces dijo a sus discípulos: —Regresemos a Judea.</w:t>
       </w:r>
     </w:p>
     <w:p>
@@ -10496,7 +10496,7 @@
         <w:rPr>
           <w:lang w:val="es_ES" w:bidi="es_ES"/>
         </w:rPr>
-        <w:t xml:space="preserve"> Ellos le respondieron: ―Rabí, hace poco los judíos intentaron apedrearte, ¿y quieres volver allá?</w:t>
+        <w:t xml:space="preserve"> Ellos le respondieron: —Rabí, hace poco los judíos intentaron apedrearte. ¿Ahora quieres volver allá?</w:t>
       </w:r>
     </w:p>
     <w:p>
@@ -10517,7 +10517,7 @@
         <w:rPr>
           <w:lang w:val="es_ES" w:bidi="es_ES"/>
         </w:rPr>
-        <w:t xml:space="preserve"> Jesús les contestó: —¿No tiene el día doce horas? El que camina durante el día no tropieza, porque tiene la luz de este mundo.</w:t>
+        <w:t xml:space="preserve"> Jesús les contestó: —¿No tiene el día 12 horas? El que camina durante el día no tropieza, porque tiene la luz de este mundo.</w:t>
       </w:r>
     </w:p>
     <w:p>
@@ -10559,7 +10559,7 @@
         <w:rPr>
           <w:lang w:val="es_ES" w:bidi="es_ES"/>
         </w:rPr>
-        <w:t xml:space="preserve"> Después dijo: ―Nuestro amigo Lázaro duerme, pero voy a despertarlo.</w:t>
+        <w:t xml:space="preserve"> Después dijo también: —Nuestro amigo Lázaro duerme, pero voy a despertarlo.</w:t>
       </w:r>
     </w:p>
     <w:p>
@@ -10601,7 +10601,7 @@
         <w:rPr>
           <w:lang w:val="es_ES" w:bidi="es_ES"/>
         </w:rPr>
-        <w:t xml:space="preserve"> Jesús se refería a la muerte de Lázaro, pero sus discípulos pensaron que hablaba del sueño natural.</w:t>
+        <w:t xml:space="preserve"> Jesús se refería a la muerte de Lázaro. Sus discípulos pensaron que hablaba del sueño natural.</w:t>
       </w:r>
     </w:p>
     <w:p>
@@ -10622,7 +10622,7 @@
         <w:rPr>
           <w:lang w:val="es_ES" w:bidi="es_ES"/>
         </w:rPr>
-        <w:t xml:space="preserve"> Entonces Jesús les dijo claramente: —Lázaro ha muerto.</w:t>
+        <w:t xml:space="preserve"> Entonces Jesús les explicó claramente: —Lázaro ha muerto.</w:t>
       </w:r>
     </w:p>
     <w:p>
@@ -10643,7 +10643,7 @@
         <w:rPr>
           <w:lang w:val="es_ES" w:bidi="es_ES"/>
         </w:rPr>
-        <w:t xml:space="preserve"> Y me alegro por ustedes de no haber estado con él, para que crean. Pero vamos a verlo.</w:t>
+        <w:t xml:space="preserve"> Me alegro por ustedes de no haber estado con él, para que crean. Pero vamos a verlo.</w:t>
       </w:r>
     </w:p>
     <w:p>
@@ -10664,7 +10664,7 @@
         <w:rPr>
           <w:lang w:val="es_ES" w:bidi="es_ES"/>
         </w:rPr>
-        <w:t xml:space="preserve"> Entonces Tomás, al que llamaban el Gemelo,Gemelo: lit. Dídimos" class="footnote-marker"&gt;1 dijo a los otros discípulos: —Vamos también nosotros, para morir con él.</w:t>
+        <w:t xml:space="preserve"> Entonces Tomás, al que llamaban el Gemelo, dijo a los otros discípulos: —Vamos también nosotros, para morir con él.</w:t>
       </w:r>
     </w:p>
     <w:p>
@@ -10685,7 +10685,7 @@
         <w:rPr>
           <w:lang w:val="es_ES" w:bidi="es_ES"/>
         </w:rPr>
-        <w:t xml:space="preserve"> Cuando Jesús llegó a Betania, Lázaro ya llevaba cuatro días en el sepulcro.</w:t>
+        <w:t xml:space="preserve"> Cuando Jesús llegó a Betania, Lázaro ya llevaba 4 días en el sepulcro.</w:t>
       </w:r>
     </w:p>
     <w:p>
@@ -10706,7 +10706,7 @@
         <w:rPr>
           <w:lang w:val="es_ES" w:bidi="es_ES"/>
         </w:rPr>
-        <w:t xml:space="preserve"> La aldea de Betania estaba cerca de Jerusalén, a unos tres kilómetroskilómetros: Lit. quince estadios" class="footnote-marker"&gt;2 aproximadamente.</w:t>
+        <w:t xml:space="preserve"> La aldea de Betania estaba cerca de Jerusalén, a unos 3 kilómetros aproximadamente.</w:t>
       </w:r>
     </w:p>
     <w:p>
@@ -10748,7 +10748,7 @@
         <w:rPr>
           <w:lang w:val="es_ES" w:bidi="es_ES"/>
         </w:rPr>
-        <w:t xml:space="preserve"> Cuando Marta escuchó que Jesús venía, salió a su encuentro; pero María se quedó en casa.</w:t>
+        <w:t xml:space="preserve"> Cuando Marta escuchó que Jesús venía, salió a su encuentro. María se quedó en casa.</w:t>
       </w:r>
     </w:p>
     <w:p>
@@ -10769,7 +10769,7 @@
         <w:rPr>
           <w:lang w:val="es_ES" w:bidi="es_ES"/>
         </w:rPr>
-        <w:t xml:space="preserve"> Marta le dijo a Jesús: —Señor, si hubieras estado aquí, mi hermano no habría muerto.</w:t>
+        <w:t xml:space="preserve"> Marta le dijo a Jesús: —Señor, mi hermano no habría muerto si hubieras estado aquí.</w:t>
       </w:r>
     </w:p>
     <w:p>
@@ -10790,7 +10790,7 @@
         <w:rPr>
           <w:lang w:val="es_ES" w:bidi="es_ES"/>
         </w:rPr>
-        <w:t xml:space="preserve"> Pero yo sé que Dios te dará todo lo que le pidas.</w:t>
+        <w:t xml:space="preserve"> Pero yo sé que, incluso en esta situación, Dios te dará todo lo que le pidas.</w:t>
       </w:r>
     </w:p>
     <w:p>
@@ -10811,7 +10811,7 @@
         <w:rPr>
           <w:lang w:val="es_ES" w:bidi="es_ES"/>
         </w:rPr>
-        <w:t xml:space="preserve"> Jesús le dijo: ―Tu hermano volverá a vivir.</w:t>
+        <w:t xml:space="preserve"> Jesús le dijo: —Tu hermano va a resucitar.</w:t>
       </w:r>
     </w:p>
     <w:p>
@@ -10832,7 +10832,7 @@
         <w:rPr>
           <w:lang w:val="es_ES" w:bidi="es_ES"/>
         </w:rPr>
-        <w:t xml:space="preserve"> Marta respondió: ―Yo sé que volverá a vivir, en la resurrección, cuando llegue el día final.</w:t>
+        <w:t xml:space="preserve"> Marta respondió: —Yo sé que será así en la resurrección, cuando llegue el día final.</w:t>
       </w:r>
     </w:p>
     <w:p>
@@ -10853,7 +10853,7 @@
         <w:rPr>
           <w:lang w:val="es_ES" w:bidi="es_ES"/>
         </w:rPr>
-        <w:t xml:space="preserve"> Jesús le dijo: ―Yo soy la resurrección y la vida. El que cree en mí, aunque muera, vivirá;</w:t>
+        <w:t xml:space="preserve"> Jesús le dijo: —Yo soy la resurrección y la vida. El que cree en mí, aunque muera, vivirá.</w:t>
       </w:r>
     </w:p>
     <w:p>
@@ -10874,7 +10874,7 @@
         <w:rPr>
           <w:lang w:val="es_ES" w:bidi="es_ES"/>
         </w:rPr>
-        <w:t xml:space="preserve"> y todo el que vive y cree en mí nunca morirá. ¿Crees esto?</w:t>
+        <w:t xml:space="preserve"> Y todo el que vive y cree en mí nunca morirá. ¿Crees esto?</w:t>
       </w:r>
     </w:p>
     <w:p>
@@ -10895,7 +10895,7 @@
         <w:rPr>
           <w:lang w:val="es_ES" w:bidi="es_ES"/>
         </w:rPr>
-        <w:t xml:space="preserve"> Ella le respondió: ―Sí, Señor. Yo creo que tú eres el Cristo, el Hijo de Dios, el que había de venir al mundo.</w:t>
+        <w:t xml:space="preserve"> Ella le respondió: —Sí, Señor. Yo creo que tú eres el Cristo, el Hijo de Dios. Creo que eres el que había de venir al mundo.</w:t>
       </w:r>
     </w:p>
     <w:p>
@@ -10916,7 +10916,7 @@
         <w:rPr>
           <w:lang w:val="es_ES" w:bidi="es_ES"/>
         </w:rPr>
-        <w:t xml:space="preserve"> Después de decir esto, Marta regresó a la casa y llamó a su hermana María. Le dijo en privado: ―El Maestro está aquí y te llama.</w:t>
+        <w:t xml:space="preserve"> Después de decir esto, Marta regresó a la casa y llamó a su hermana María. Le dijo en privado: —El Maestro está aquí y te llama.</w:t>
       </w:r>
     </w:p>
     <w:p>
@@ -10958,7 +10958,7 @@
         <w:rPr>
           <w:lang w:val="es_ES" w:bidi="es_ES"/>
         </w:rPr>
-        <w:t xml:space="preserve"> Jesús no había entrado aún en el pueblo, sino que todavía estaba en el lugar donde Marta se había encontrado con él.</w:t>
+        <w:t xml:space="preserve"> Jesús no había entrado aún en el pueblo. Todavía estaba en el lugar donde Marta se había encontrado con él.</w:t>
       </w:r>
     </w:p>
     <w:p>
@@ -10979,7 +10979,7 @@
         <w:rPr>
           <w:lang w:val="es_ES" w:bidi="es_ES"/>
         </w:rPr>
-        <w:t xml:space="preserve"> Los judíos que estaban con María en la casa consolándola, al ver que se levantó rápidamente y salió, la siguieron, pensando que iba al sepulcro para llorar allí.</w:t>
+        <w:t xml:space="preserve"> Varios judíos estaban con María en la casa, consolándola. Al ver que se levantó rápidamente y salió, la siguieron. Pensaron que iba al sepulcro para llorar allí.</w:t>
       </w:r>
     </w:p>
     <w:p>
@@ -11000,7 +11000,7 @@
         <w:rPr>
           <w:lang w:val="es_ES" w:bidi="es_ES"/>
         </w:rPr>
-        <w:t xml:space="preserve"> Cuando María llegó a donde estaba Jesús y lo vio, se arrojó a sus pies y le dijo: ―Señor, si hubieras estado aquí, mi hermano no habría muerto.</w:t>
+        <w:t xml:space="preserve"> Cuando María llegó a donde estaba Jesús y lo vio, se arrojó a sus pies. Le dijo: —Señor, mi hermano no habría muerto si hubieras estado aquí.</w:t>
       </w:r>
     </w:p>
     <w:p>
@@ -11021,7 +11021,7 @@
         <w:rPr>
           <w:lang w:val="es_ES" w:bidi="es_ES"/>
         </w:rPr>
-        <w:t xml:space="preserve"> Jesús, al ver llorando a María y a los judíos que la acompañaban, se turbó y se conmovió profundamente.</w:t>
+        <w:t xml:space="preserve"> Jesús vio que lloraban María y los judíos que la acompañaban. Se turbó y se conmovió profundamente.</w:t>
       </w:r>
     </w:p>
     <w:p>
@@ -11042,7 +11042,7 @@
         <w:rPr>
           <w:lang w:val="es_ES" w:bidi="es_ES"/>
         </w:rPr>
-        <w:t xml:space="preserve"> Él les preguntó: ―¿Dónde lo sepultaron? Ellos le respondieron: ―Ven a verlo, Señor.</w:t>
+        <w:t xml:space="preserve"> Él les preguntó: —¿Dónde lo sepultaron? Ellos le respondieron: —Ven a verlo, Señor.</w:t>
       </w:r>
     </w:p>
     <w:p>
@@ -11084,7 +11084,7 @@
         <w:rPr>
           <w:lang w:val="es_ES" w:bidi="es_ES"/>
         </w:rPr>
-        <w:t xml:space="preserve"> Los judíos dijeron: ―¡Miren cuánto lo quería!</w:t>
+        <w:t xml:space="preserve"> Los judíos dijeron: —¡Miren cuánto lo quería!</w:t>
       </w:r>
     </w:p>
     <w:p>
@@ -11105,7 +11105,7 @@
         <w:rPr>
           <w:lang w:val="es_ES" w:bidi="es_ES"/>
         </w:rPr>
-        <w:t xml:space="preserve"> Pero otros decían: ―Este, que le dio la vista al ciego, ¿no podía haber evitado que Lázaro muriera?</w:t>
+        <w:t xml:space="preserve"> Pero otros decían: —Este le dio la vista al ciego. ¿No podía haber evitado que Lázaro muriera?</w:t>
       </w:r>
     </w:p>
     <w:p>
@@ -11126,7 +11126,7 @@
         <w:rPr>
           <w:lang w:val="es_ES" w:bidi="es_ES"/>
         </w:rPr>
-        <w:t xml:space="preserve"> Jesús, conmovido una vez más, se acercó al sepulcro. Era una cueva que con la entrada tapada con una piedra.</w:t>
+        <w:t xml:space="preserve"> Jesús, conmovido una vez más, se acercó al sepulcro. Era una cueva con la entrada tapada con una piedra.</w:t>
       </w:r>
     </w:p>
     <w:p>
@@ -11147,7 +11147,7 @@
         <w:rPr>
           <w:lang w:val="es_ES" w:bidi="es_ES"/>
         </w:rPr>
-        <w:t xml:space="preserve"> Jesús dijo: ―Quiten la piedra. Marta, la hermana del muerto, respondió: ―Señor, ya huele mal, porque hace cuatro días que murió.</w:t>
+        <w:t xml:space="preserve"> Jesús dijo: —Quiten la piedra. Marta, la hermana del muerto, respondió: —Señor, ya huele mal, porque hace 4 días que murió.</w:t>
       </w:r>
     </w:p>
     <w:p>
@@ -11168,7 +11168,7 @@
         <w:rPr>
           <w:lang w:val="es_ES" w:bidi="es_ES"/>
         </w:rPr>
-        <w:t xml:space="preserve"> Jesús le dijo: ―¿No te dije que si crees verás la gloria de Dios?</w:t>
+        <w:t xml:space="preserve"> Jesús le contestó: —¿No te dije que si crees verás la gloria de Dios?</w:t>
       </w:r>
     </w:p>
     <w:p>
@@ -11189,7 +11189,7 @@
         <w:rPr>
           <w:lang w:val="es_ES" w:bidi="es_ES"/>
         </w:rPr>
-        <w:t xml:space="preserve"> Entonces quitaron la piedra. Jesús levantó la vista al cielo y dijo: ―Padre, te doy gracias porque me has escuchado.</w:t>
+        <w:t xml:space="preserve"> Entonces quitaron la piedra. Jesús levantó la vista al cielo y dijo: —Padre, te doy gracias porque me has escuchado.</w:t>
       </w:r>
     </w:p>
     <w:p>
@@ -11210,7 +11210,7 @@
         <w:rPr>
           <w:lang w:val="es_ES" w:bidi="es_ES"/>
         </w:rPr>
-        <w:t xml:space="preserve"> Yo sé que siempre me escuchas, pero lo dije por causa de gente que está aquí, para que crean que tú me enviaste.</w:t>
+        <w:t xml:space="preserve"> Yo sé que siempre me escuchas. Lo digo por causa de la gente que está aquí, para que crean que tú me enviaste.</w:t>
       </w:r>
     </w:p>
     <w:p>
@@ -11231,7 +11231,7 @@
         <w:rPr>
           <w:lang w:val="es_ES" w:bidi="es_ES"/>
         </w:rPr>
-        <w:t xml:space="preserve"> Dicho esto, gritó con todas sus fuerzas: ―¡Lázaro, sal!</w:t>
+        <w:t xml:space="preserve"> Dicho esto, gritó con voz muy fuerte: —¡Lázaro, sal!</w:t>
       </w:r>
     </w:p>
     <w:p>
@@ -11252,7 +11252,7 @@
         <w:rPr>
           <w:lang w:val="es_ES" w:bidi="es_ES"/>
         </w:rPr>
-        <w:t xml:space="preserve"> Y el que había estado muerto salió, con las manos y los pies vendados, y el rostro cubierto con un sudario. Jesús les dijo: ―Quítenle las vendas y déjenlo ir.</w:t>
+        <w:t xml:space="preserve"> Entonces el que había estado muerto salió. Tenía las manos y los pies vendados. Tenía el rostro cubierto con un sudario. Jesús les dijo: —Quítenle las vendas y déjenlo ir.</w:t>
       </w:r>
     </w:p>
     <w:p>
@@ -11273,7 +11273,7 @@
         <w:rPr>
           <w:lang w:val="es_ES" w:bidi="es_ES"/>
         </w:rPr>
-        <w:t xml:space="preserve"> Muchos de los judíos que habían ido a consolar a María y vieron lo que hizo Jesús, creyeron en él.</w:t>
+        <w:t xml:space="preserve"> Los judíos que habían ido a consolar a María vieron lo que hizo Jesús. Muchos creyeron en él.</w:t>
       </w:r>
     </w:p>
     <w:p>
@@ -11294,7 +11294,7 @@
         <w:rPr>
           <w:lang w:val="es_ES" w:bidi="es_ES"/>
         </w:rPr>
-        <w:t xml:space="preserve"> Pero algunos de ellos fueron a ver a los fariseos y les contaron lo que Jesús había hecho.</w:t>
+        <w:t xml:space="preserve"> Pero otros fueron a ver a los fariseos y les contaron lo que Jesús había hecho.</w:t>
       </w:r>
     </w:p>
     <w:p>
@@ -11315,7 +11315,7 @@
         <w:rPr>
           <w:lang w:val="es_ES" w:bidi="es_ES"/>
         </w:rPr>
-        <w:t xml:space="preserve"> Entonces, los jefes de los sacerdotes y los fariseos convocaron al consejo y dijeron: ―¿Qué haremos? Este hombre hace muchas señales.</w:t>
+        <w:t xml:space="preserve"> Entonces, los jefes de los sacerdotes y los fariseos convocaron al consejo. Dijeron: —¿Qué vamos a hacer? Este hombre hace muchas señales.</w:t>
       </w:r>
     </w:p>
     <w:p>
@@ -11336,7 +11336,7 @@
         <w:rPr>
           <w:lang w:val="es_ES" w:bidi="es_ES"/>
         </w:rPr>
-        <w:t xml:space="preserve"> Si lo dejamos, todos van a creer en él, y los romanos vendrán y destruirán nuestro lugar santo y nuestra nación.</w:t>
+        <w:t xml:space="preserve"> Si lo dejamos, todos van a creer en él. Entonces los romanos vendrán y destruirán nuestro lugar santo y nuestra nación.</w:t>
       </w:r>
     </w:p>
     <w:p>
@@ -11357,7 +11357,7 @@
         <w:rPr>
           <w:lang w:val="es_ES" w:bidi="es_ES"/>
         </w:rPr>
-        <w:t xml:space="preserve"> Uno de ellos, llamado Caifás, que ese año era el sumo sacerdote, les dijo: ―¡Está claro que ustedes no saben nada!</w:t>
+        <w:t xml:space="preserve"> Uno de ellos, llamado Caifás, era el sumo sacerdote ese año. Les dijo: —¡Está claro que ustedes no saben nada!</w:t>
       </w:r>
     </w:p>
     <w:p>
@@ -11378,7 +11378,7 @@
         <w:rPr>
           <w:lang w:val="es_ES" w:bidi="es_ES"/>
         </w:rPr>
-        <w:t xml:space="preserve"> No se dan cuenta de que es mejor que uno muera por el pueblo, y no que ses destruida toda la nación.</w:t>
+        <w:t xml:space="preserve"> Es mejor que uno muera por el pueblo, y no que sea destruida toda la nación. ¿No se dan cuenta de esto?</w:t>
       </w:r>
     </w:p>
     <w:p>
@@ -11399,7 +11399,7 @@
         <w:rPr>
           <w:lang w:val="es_ES" w:bidi="es_ES"/>
         </w:rPr>
-        <w:t xml:space="preserve"> Pero esto no lo dijo por su propia cuenta, sino que, como era el sumo sacerdote ese año, profetizó que Jesús iba a morir por la nación.</w:t>
+        <w:t xml:space="preserve"> Esto no lo dijo por su propia iniciativa. Como era el sumo sacerdote ese año, profetizó que Jesús iba a morir por la nación.</w:t>
       </w:r>
     </w:p>
     <w:p>
@@ -11420,7 +11420,7 @@
         <w:rPr>
           <w:lang w:val="es_ES" w:bidi="es_ES"/>
         </w:rPr>
-        <w:t xml:space="preserve"> Y moriría no solo por esa nación, sino también para reunir a los hijos de Dios que estaban dispersos.</w:t>
+        <w:t xml:space="preserve"> Y moriría no solo por esa nación. Moriría también para reunir a los hijos de Dios que estaban dispersos por el mundo.</w:t>
       </w:r>
     </w:p>
     <w:p>
@@ -11462,7 +11462,7 @@
         <w:rPr>
           <w:lang w:val="es_ES" w:bidi="es_ES"/>
         </w:rPr>
-        <w:t xml:space="preserve"> Por eso Jesús ya no andaba públicamente entre los judíos. Se fue a un pueblo llamado Efraín, cerca del desierto, y allí se quedó con sus discípulos.</w:t>
+        <w:t xml:space="preserve"> Por eso Jesús ya no andaba públicamente entre los judíos. Se fue a un pueblo llamado Efraín, cerca del desierto. Allí se quedó con sus discípulos.</w:t>
       </w:r>
     </w:p>
     <w:p>
@@ -11483,7 +11483,7 @@
         <w:rPr>
           <w:lang w:val="es_ES" w:bidi="es_ES"/>
         </w:rPr>
-        <w:t xml:space="preserve"> Como faltaba poco para la Pascua judía, mucha gente subía del campo a Jerusalén para purificarse antes de la Pascua.</w:t>
+        <w:t xml:space="preserve"> Faltaba poco para la Pascua judía. Mucha gente subía del campo a Jerusalén para purificarse antes de la Pascua.</w:t>
       </w:r>
     </w:p>
     <w:p>
@@ -11504,7 +11504,7 @@
         <w:rPr>
           <w:lang w:val="es_ES" w:bidi="es_ES"/>
         </w:rPr>
-        <w:t xml:space="preserve"> Buscaban a Jesús, y mientras andaban en el templo se preguntaban unos a otros: «¿Qué les parece? ¿Vendrá a la fiesta?».</w:t>
+        <w:t xml:space="preserve"> Buscaban a Jesús, y mientras andaban en el templo se preguntaban unos a otros: —¿Qué les parece? ¿Vendrá a la fiesta?</w:t>
       </w:r>
     </w:p>
     <w:p>
@@ -11525,7 +11525,7 @@
         <w:rPr>
           <w:lang w:val="es_ES" w:bidi="es_ES"/>
         </w:rPr>
-        <w:t xml:space="preserve"> Los jefes de los sacerdotes y los fariseos habían ordenado que si alguien sabía dónde estaba Jesús, debía denunciarlo para que lo arrestaran.</w:t>
+        <w:t xml:space="preserve"> Los jefes de los sacerdotes y los fariseos habían dado una orden. Si alguien sabía dónde estaba Jesús, debía informarlo para que pudieran arrestarlo.</w:t>
       </w:r>
     </w:p>
     <w:p>
@@ -11562,7 +11562,7 @@
         <w:rPr>
           <w:lang w:val="es_ES" w:bidi="es_ES"/>
         </w:rPr>
-        <w:t xml:space="preserve"> Seis días antes de la fiesta de la Pascua, Jesús llegó a Betania, donde vivía Lázaro, a quien Jesús había resucitado.</w:t>
+        <w:t xml:space="preserve"> Faltaban 6 días para la fiesta de la Pascua. Jesús llegó a Betania. Allí vivía Lázaro, a quien Jesús había resucitado.</w:t>
       </w:r>
     </w:p>
     <w:p>
@@ -11583,7 +11583,7 @@
         <w:rPr>
           <w:lang w:val="es_ES" w:bidi="es_ES"/>
         </w:rPr>
-        <w:t xml:space="preserve"> Allí prepararon una cena en honor de Jesús. Lázaro estaba sentado a la mesa con él, y Marta servía.</w:t>
+        <w:t xml:space="preserve"> Prepararon una cena en honor de Jesús. Lázaro estaba sentado a la mesa con él, y Marta servía.</w:t>
       </w:r>
     </w:p>
     <w:p>
@@ -11604,7 +11604,7 @@
         <w:rPr>
           <w:lang w:val="es_ES" w:bidi="es_ES"/>
         </w:rPr>
-        <w:t xml:space="preserve"> Entonces, María tomó medio litro de perfume puro de nardo, un perfume muy valioso; ungió los pies de Jesús y los secó con sus cabellos. Y la casa se llenó con el aroma del perfume.</w:t>
+        <w:t xml:space="preserve"> Entonces María tomó medio litro de perfume puro de nardo, un perfume muy valioso. Ungió los pies de Jesús y los secó con sus cabellos. La casa se llenó con el aroma del perfume.</w:t>
       </w:r>
     </w:p>
     <w:p>
@@ -11625,7 +11625,7 @@
         <w:rPr>
           <w:lang w:val="es_ES" w:bidi="es_ES"/>
         </w:rPr>
-        <w:t xml:space="preserve"> Pero Judas Iscariote, que era uno de los discípulos de Jesús, y el que más tarde lo traicionaría, dijo:</w:t>
+        <w:t xml:space="preserve"> Judas Iscariote era uno de los discípulos de Jesús. Era el que más tarde lo traicionaría. Dijo:</w:t>
       </w:r>
     </w:p>
     <w:p>
@@ -11646,7 +11646,7 @@
         <w:rPr>
           <w:lang w:val="es_ES" w:bidi="es_ES"/>
         </w:rPr>
-        <w:t xml:space="preserve"> —¿Por qué no se vendió este perfume tan caro para dárselo a los pobres?</w:t>
+        <w:t xml:space="preserve"> —¿Por qué no se vendió este perfume? Es tan caro que podría haberse conseguido mucho dinero para los pobres.</w:t>
       </w:r>
     </w:p>
     <w:p>
@@ -11667,7 +11667,7 @@
         <w:rPr>
           <w:lang w:val="es_ES" w:bidi="es_ES"/>
         </w:rPr>
-        <w:t xml:space="preserve"> No lo dijo porque le importaran los pobres, sino porque era un ladrón y, como tenía a su cargo la bolsa del dinero, robaba de lo que echaban en ella.</w:t>
+        <w:t xml:space="preserve"> En realidad, no dijo esto porque le importaran los pobres. Lo dijo porque era un ladrón. Era el encargado de la bolsa del dinero, y robaba de lo que echaban en ella.</w:t>
       </w:r>
     </w:p>
     <w:p>
@@ -11709,7 +11709,7 @@
         <w:rPr>
           <w:lang w:val="es_ES" w:bidi="es_ES"/>
         </w:rPr>
-        <w:t xml:space="preserve"> A los pobres siempre los tendrán con ustedes, pero a mí no siempre me tendrán.</w:t>
+        <w:t xml:space="preserve"> A los pobres siempre los tendrán con ustedes. A mí no siempre me tendrán.</w:t>
       </w:r>
     </w:p>
     <w:p>
@@ -11730,7 +11730,7 @@
         <w:rPr>
           <w:lang w:val="es_ES" w:bidi="es_ES"/>
         </w:rPr>
-        <w:t xml:space="preserve"> Muchos de los judíos se enteraron de que Jesús estaba allí y fueron a verlo; pero no solo a Jesús, sino también a Lázaro, a quien había resucitado.</w:t>
+        <w:t xml:space="preserve"> Muchos de los judíos se enteraron de que Jesús estaba allí y fueron a verlo. Querían ver no solo a Jesús, sino también a Lázaro, a quien Jesús había resucitado.</w:t>
       </w:r>
     </w:p>
     <w:p>
@@ -11751,7 +11751,7 @@
         <w:rPr>
           <w:lang w:val="es_ES" w:bidi="es_ES"/>
         </w:rPr>
-        <w:t xml:space="preserve"> Entonces los principales sacerdotes decidieron matar también a Lázaro,</w:t>
+        <w:t xml:space="preserve"> Entonces los principales sacerdotes decidieron matar también a Lázaro.</w:t>
       </w:r>
     </w:p>
     <w:p>
@@ -11772,7 +11772,7 @@
         <w:rPr>
           <w:lang w:val="es_ES" w:bidi="es_ES"/>
         </w:rPr>
-        <w:t xml:space="preserve"> pues por su causa muchos se apartaban de los judíos y creían en Jesús.</w:t>
+        <w:t xml:space="preserve"> Por causa de él muchos se apartaban de los judíos y creían en Jesús.</w:t>
       </w:r>
     </w:p>
     <w:p>
@@ -11793,7 +11793,7 @@
         <w:rPr>
           <w:lang w:val="es_ES" w:bidi="es_ES"/>
         </w:rPr>
-        <w:t xml:space="preserve"> Al día siguiente, una gran multitud que había venido a la fiesta se enteró de que Jesús venía a Jerusalén.</w:t>
+        <w:t xml:space="preserve"> Al día siguiente, Jesús se dirigió a Jerusalén. Una gran multitud que había acudido a la fiesta se enteró de que venía.</w:t>
       </w:r>
     </w:p>
     <w:p>
@@ -11814,7 +11814,7 @@
         <w:rPr>
           <w:lang w:val="es_ES" w:bidi="es_ES"/>
         </w:rPr>
-        <w:t xml:space="preserve"> Entonces tomaron ramas de palma en sus manos y salieron a su encuentro, gritando: ―¡Hosanna! ―¡Bendito el que viene en nombre del Señor! ―¡Bendito el Rey de Israel!</w:t>
+        <w:t xml:space="preserve"> Tomaron ramas de palma en sus manos. Salieron a su encuentro, gritando: —¡Hosanna! —¡Bendito el que viene en nombre del Señor! —¡Bendito el Rey de Israel!</w:t>
       </w:r>
     </w:p>
     <w:p>
@@ -11835,7 +11835,7 @@
         <w:rPr>
           <w:lang w:val="es_ES" w:bidi="es_ES"/>
         </w:rPr>
-        <w:t xml:space="preserve"> Jesús encontró un burito y se montó en él, como dice la Escritura:</w:t>
+        <w:t xml:space="preserve"> Jesús encontró un burrito y se montó en él. La Escritura habla de eso:</w:t>
       </w:r>
     </w:p>
     <w:p>
@@ -11856,7 +11856,7 @@
         <w:rPr>
           <w:lang w:val="es_ES" w:bidi="es_ES"/>
         </w:rPr>
-        <w:t xml:space="preserve"> «No temas, oh hija de Sión; aquí viene tu rey, montado sobre un burito».</w:t>
+        <w:t xml:space="preserve"> «No temas, hija de Sion. Mira, tu rey viene a ti, montado sobre un burrito”.</w:t>
       </w:r>
     </w:p>
     <w:p>
@@ -11877,7 +11877,7 @@
         <w:rPr>
           <w:lang w:val="es_ES" w:bidi="es_ES"/>
         </w:rPr>
-        <w:t xml:space="preserve"> Al principio, sus discípulos no entendían lo que estaba pasando, pero después de que Jesús fue glorificado, entendieron que todo lo que le habían hecho ya estaba escrito, y se refería a él.</w:t>
+        <w:t xml:space="preserve"> Al principio, sus discípulos no entendían lo que estaba pasando. Pero después de que Jesús fue glorificado lo entendieron. Comprendieron que todo se trataba del cumplimiento de profecías que se referían a él.</w:t>
       </w:r>
     </w:p>
     <w:p>
@@ -11898,7 +11898,7 @@
         <w:rPr>
           <w:lang w:val="es_ES" w:bidi="es_ES"/>
         </w:rPr>
-        <w:t xml:space="preserve"> Las personas que habían estado con Jesús cuando llamó a Lázaro del sepulcro y lo resucitó contaban lo que vieron.</w:t>
+        <w:t xml:space="preserve"> Había allí muchas personas que habían estado con Jesús cuando llamó a Lázaro del sepulcro y lo resucitó. Seguían contando lo que vieron.</w:t>
       </w:r>
     </w:p>
     <w:p>
@@ -11940,7 +11940,7 @@
         <w:rPr>
           <w:lang w:val="es_ES" w:bidi="es_ES"/>
         </w:rPr>
-        <w:t xml:space="preserve"> Pero los fariseos se decían unos a otros: «Está claro que así no vamos a lograr nada. ¡Miren, todo el mundo lo sigue!».</w:t>
+        <w:t xml:space="preserve"> Pero los fariseos se decían unos a otros: —Está claro que así no vamos a lograr nada. ¡Miren, todo el mundo lo sigue!</w:t>
       </w:r>
     </w:p>
     <w:p>
@@ -11982,7 +11982,7 @@
         <w:rPr>
           <w:lang w:val="es_ES" w:bidi="es_ES"/>
         </w:rPr>
-        <w:t xml:space="preserve"> Estos se acercaron a Felipe, que era de Betsaida de Galilea, y le dijeron: —Señor, queremos ver a Jesús.</w:t>
+        <w:t xml:space="preserve"> Estos se acercaron a Felipe, que era de Betsaida de Galilea. Le dijeron: —Señor, queremos ver a Jesús.</w:t>
       </w:r>
     </w:p>
     <w:p>
@@ -12003,7 +12003,7 @@
         <w:rPr>
           <w:lang w:val="es_ES" w:bidi="es_ES"/>
         </w:rPr>
-        <w:t xml:space="preserve"> Felipe fue a contárselo a Andrés, y juntos fueron a decírselo a Jesús.</w:t>
+        <w:t xml:space="preserve"> Felipe fue a contárselo a Andrés. Juntos fueron a decírselo a Jesús.</w:t>
       </w:r>
     </w:p>
     <w:p>
@@ -12066,7 +12066,7 @@
         <w:rPr>
           <w:lang w:val="es_ES" w:bidi="es_ES"/>
         </w:rPr>
-        <w:t xml:space="preserve"> El que ama su vida la pierde; en cambio, el que aborrece su vida en este mundo la conserva para la vida eterna.</w:t>
+        <w:t xml:space="preserve"> El que ama su vida la pierde. En cambio, el que aborrece su vida en este mundo la conserva para la vida eterna.</w:t>
       </w:r>
     </w:p>
     <w:p>
@@ -12087,7 +12087,7 @@
         <w:rPr>
           <w:lang w:val="es_ES" w:bidi="es_ES"/>
         </w:rPr>
-        <w:t xml:space="preserve"> El que quiera servirme debe seguirme; y donde yo esté, allí también estará el que me sirve. Al que me sirva, mi Padre lo honrará.</w:t>
+        <w:t xml:space="preserve"> El que quiera servirme debe seguirme. Donde yo esté, allí también estará el que me sirve. Al que me sirva, mi Padre lo honrará.</w:t>
       </w:r>
     </w:p>
     <w:p>
@@ -12108,7 +12108,7 @@
         <w:rPr>
           <w:lang w:val="es_ES" w:bidi="es_ES"/>
         </w:rPr>
-        <w:t xml:space="preserve"> »Ahora estoy lleno de angustia, ¿y por eso voy a decir: “Padre, sálvame de esta hora difícil”? ¡Si para esta hora he venido!</w:t>
+        <w:t xml:space="preserve"> Ahora estoy lleno de angustia. Pero aun así no voy a decir: “Padre, sálvame de esta hora difícil”. ¡Si precisamente para esta hora he venido!</w:t>
       </w:r>
     </w:p>
     <w:p>
@@ -12129,7 +12129,7 @@
         <w:rPr>
           <w:lang w:val="es_ES" w:bidi="es_ES"/>
         </w:rPr>
-        <w:t xml:space="preserve"> ¡Padre, glorifica tu nombre!». Entonces vino una voz del cielo que decía: «Ya lo he glorificado, y lo glorificaré otra vez».</w:t>
+        <w:t xml:space="preserve"> ¡Padre, glorifica tu nombre! Entonces vino una voz del cielo que dijo: —Ya lo he glorificado, y lo glorificaré otra vez.</w:t>
       </w:r>
     </w:p>
     <w:p>
@@ -12150,7 +12150,7 @@
         <w:rPr>
           <w:lang w:val="es_ES" w:bidi="es_ES"/>
         </w:rPr>
-        <w:t xml:space="preserve"> La gente que estaba allí y que oyó la voz decía que había sido un trueno. Otros decían que un ángel le había hablado.</w:t>
+        <w:t xml:space="preserve"> La gente que estaba allí oyó la voz. Algunos decían que había sido un trueno. Otros decían que un ángel le había hablado.</w:t>
       </w:r>
     </w:p>
     <w:p>
@@ -12171,7 +12171,7 @@
         <w:rPr>
           <w:lang w:val="es_ES" w:bidi="es_ES"/>
         </w:rPr>
-        <w:t xml:space="preserve"> Jesús dijo: ―Esta voz no ha sido para mí, sino para ustedes.</w:t>
+        <w:t xml:space="preserve"> Jesús dijo: —Esta voz no ha sido para mí, sino para ustedes.</w:t>
       </w:r>
     </w:p>
     <w:p>
@@ -12192,7 +12192,7 @@
         <w:rPr>
           <w:lang w:val="es_ES" w:bidi="es_ES"/>
         </w:rPr>
-        <w:t xml:space="preserve"> A este mundo ya le ha llegado su juicio, y el príncipe de este mundo va a ser expulsado.</w:t>
+        <w:t xml:space="preserve"> A este mundo ya le ha llegado su juicio. El príncipe de este mundo va a ser expulsado.</w:t>
       </w:r>
     </w:p>
     <w:p>
@@ -12255,7 +12255,7 @@
         <w:rPr>
           <w:lang w:val="es_ES" w:bidi="es_ES"/>
         </w:rPr>
-        <w:t xml:space="preserve"> La gente le respondió: ―En la ley hemos aprendido que el Cristo vivirá para siempre; ¿por qué dices que el Hijo del hombre tiene que ser levantado? ¿Quién es ese Hijo del hombre?</w:t>
+        <w:t xml:space="preserve"> La gente le respondió: —En la ley hemos aprendido que el Cristo vivirá para siempre. ¿Por qué dices que el Hijo del hombre tiene que ser levantado? ¿Quién es ese Hijo del hombre?</w:t>
       </w:r>
     </w:p>
     <w:p>
@@ -12276,7 +12276,7 @@
         <w:rPr>
           <w:lang w:val="es_ES" w:bidi="es_ES"/>
         </w:rPr>
-        <w:t xml:space="preserve"> Jesús les dijo: ―Ustedes van a tener la luz un poco más de tiempo. Caminen mientras tienen la luz, antes que los sorprenda la oscuridad; porque el que camina en la oscuridad no sabe a dónde va.</w:t>
+        <w:t xml:space="preserve"> Jesús les dijo: —Ustedes van a tener la luz un poco más de tiempo. Caminen mientras tienen la luz, antes que los sorprenda la oscuridad. El que camina en la oscuridad no sabe a dónde va.</w:t>
       </w:r>
     </w:p>
     <w:p>
@@ -12297,7 +12297,7 @@
         <w:rPr>
           <w:lang w:val="es_ES" w:bidi="es_ES"/>
         </w:rPr>
-        <w:t xml:space="preserve"> Mientras tienen la luz, crean en ella, para que sean hijos de la luz. Cuando acabó de decir estas cosas, Jesús se fue y se escondió de ellos.</w:t>
+        <w:t xml:space="preserve"> Mientras tienen la luz, crean en ella, para que sean hijos de la luz. Cuando acabó de decir estas cosas, Jesús se fue. Se escondió de ellos.</w:t>
       </w:r>
     </w:p>
     <w:p>
@@ -12339,7 +12339,7 @@
         <w:rPr>
           <w:lang w:val="es_ES" w:bidi="es_ES"/>
         </w:rPr>
-        <w:t xml:space="preserve"> Así se cumplió la palabra del profeta Isaías, que dijo: «Señor, ¿quién ha creído a nuestro mensaje? ¿Y a quién se le ha revelado el brazo del Señor?»</w:t>
+        <w:t xml:space="preserve"> Así se cumplió la palabra del profeta Isaías, que dijo: “Señor, ¿quién ha creído nuestro mensaje? ¿Quién ha sido testigo del poder del Señor?”.</w:t>
       </w:r>
     </w:p>
     <w:p>
@@ -12360,7 +12360,7 @@
         <w:rPr>
           <w:lang w:val="es_ES" w:bidi="es_ES"/>
         </w:rPr>
-        <w:t xml:space="preserve"> Por eso no podían creer, pues Isaías también dijo:</w:t>
+        <w:t xml:space="preserve"> La gente no podía creer, como Isaías también explicó:</w:t>
       </w:r>
     </w:p>
     <w:p>
@@ -12381,7 +12381,7 @@
         <w:rPr>
           <w:lang w:val="es_ES" w:bidi="es_ES"/>
         </w:rPr>
-        <w:t xml:space="preserve"> «Les ha cegado los ojos y les ha endurecido el corazón, para que no vean con los ojos, ni entiendan con el corazón ni se conviertan y yo los sane».</w:t>
+        <w:t xml:space="preserve"> «Les ha tapado los ojos y les ha endurecido el corazón. Es así para que no vean con los ojos, ni entiendan con el corazón. Es para que tampoco se conviertan y yo los sane”.</w:t>
       </w:r>
     </w:p>
     <w:p>
@@ -12402,7 +12402,7 @@
         <w:rPr>
           <w:lang w:val="es_ES" w:bidi="es_ES"/>
         </w:rPr>
-        <w:t xml:space="preserve"> Isaías dijo estas cosas porque vio su gloria y habló acerca de él.</w:t>
+        <w:t xml:space="preserve"> Isaías dijo estas cosas porque vio la gloria de Jesús y habló acerca de él.</w:t>
       </w:r>
     </w:p>
     <w:p>
@@ -12423,7 +12423,7 @@
         <w:rPr>
           <w:lang w:val="es_ES" w:bidi="es_ES"/>
         </w:rPr>
-        <w:t xml:space="preserve"> Sin embargo, muchos de los judíos, incluso de sus líderes, creyeron en él, pero no lo confesaban por miedo a que los fariseos los expulsaran de la sinagoga.</w:t>
+        <w:t xml:space="preserve"> Muchos de los judíos, incluso de sus líderes, creyeron en Jesús. Pero no lo confesaban por miedo a que los fariseos los expulsaran de la sinagoga.</w:t>
       </w:r>
     </w:p>
     <w:p>
@@ -12444,7 +12444,7 @@
         <w:rPr>
           <w:lang w:val="es_ES" w:bidi="es_ES"/>
         </w:rPr>
-        <w:t xml:space="preserve"> Preferían la gloria de los hombres a la gloria de Dios.</w:t>
+        <w:t xml:space="preserve"> Preferían la gloria y aprobación humanas a la gloria de Dios.</w:t>
       </w:r>
     </w:p>
     <w:p>
@@ -12465,7 +12465,7 @@
         <w:rPr>
           <w:lang w:val="es_ES" w:bidi="es_ES"/>
         </w:rPr>
-        <w:t xml:space="preserve"> Jesús exclamó con voz fuerte: «El que cree en mí, no solo cree en mí, sino también en el que me envió.</w:t>
+        <w:t xml:space="preserve"> Jesús exclamó con voz fuerte: —El que cree en mí, no solo cree en mí, sino también en el que me envió.</w:t>
       </w:r>
     </w:p>
     <w:p>
@@ -12486,7 +12486,7 @@
         <w:rPr>
           <w:lang w:val="es_ES" w:bidi="es_ES"/>
         </w:rPr>
-        <w:t xml:space="preserve"> Y el que me ve a mí también ve al que me envió.</w:t>
+        <w:t xml:space="preserve"> Y el que me ve a mí ve también al que me envió.</w:t>
       </w:r>
     </w:p>
     <w:p>
@@ -12507,7 +12507,7 @@
         <w:rPr>
           <w:lang w:val="es_ES" w:bidi="es_ES"/>
         </w:rPr>
-        <w:t xml:space="preserve"> Yo he venido al mundo como luz, para que nadie que crea en mí permanezca en la oscuridad espiritual.</w:t>
+        <w:t xml:space="preserve"> Yo he venido al mundo como luz. No quiero que nadie que crea en mí permanezca en la oscuridad espiritual.</w:t>
       </w:r>
     </w:p>
     <w:p>
@@ -12528,7 +12528,7 @@
         <w:rPr>
           <w:lang w:val="es_ES" w:bidi="es_ES"/>
         </w:rPr>
-        <w:t xml:space="preserve"> »Si alguno escucha mis palabras y no las obedece, no soy yo el que lo va a juzgar; pues yo no vine a juzgar al mundo, sino a salvarlo.</w:t>
+        <w:t xml:space="preserve"> Si alguno escucha mis palabras y no las obedece, será juzgado. No soy yo el que lo va a juzgar. Yo no vine a juzgar al mundo, sino a salvarlo.</w:t>
       </w:r>
     </w:p>
     <w:p>
@@ -12570,7 +12570,7 @@
         <w:rPr>
           <w:lang w:val="es_ES" w:bidi="es_ES"/>
         </w:rPr>
-        <w:t xml:space="preserve"> Yo no he hablado por mi propia cuenta; el Padre que me envió es quien me ordenó qué decir y cómo decirlo,</w:t>
+        <w:t xml:space="preserve"> Yo no he hablado por mi propia cuenta. El Padre que me envió es quien me ordenó qué decir y cómo decirlo.</w:t>
       </w:r>
     </w:p>
     <w:p>
@@ -12591,7 +12591,7 @@
         <w:rPr>
           <w:lang w:val="es_ES" w:bidi="es_ES"/>
         </w:rPr>
-        <w:t xml:space="preserve"> y sé que su mandamiento es vida eterna. Así que todo lo que he dicho es lo que el Padre me ha ordenado decir».</w:t>
+        <w:t xml:space="preserve"> Sé que su mandamiento es vida eterna. Así que todo lo que he dicho es lo que el Padre me ha ordenado decir.</w:t>
       </w:r>
     </w:p>
     <w:p>
@@ -12628,7 +12628,7 @@
         <w:rPr>
           <w:lang w:val="es_ES" w:bidi="es_ES"/>
         </w:rPr>
-        <w:t xml:space="preserve"> Se acercaba la fiesta de la Pascua. Jesús sabía que había llegado la hora de dejar este mundo para volver con el Padre. Él había amado a los suyos que estaban en el mundo, y los amó hasta el fin.</w:t>
+        <w:t xml:space="preserve"> Se acercaba la fiesta de la Pascua. Jesús sabía que había llegado la hora de dejar este mundo para volver con el Padre. Él había amado a los suyos que estaban en el mundo. Los amó hasta el fin.</w:t>
       </w:r>
     </w:p>
     <w:p>
@@ -12649,7 +12649,7 @@
         <w:rPr>
           <w:lang w:val="es_ES" w:bidi="es_ES"/>
         </w:rPr>
-        <w:t xml:space="preserve"> Antes de llegar la hora de la cena, el diablo ya había puesto en el corazón de Judas Iscariote, hijo de Simón, la idea de traicionar a Jesús.</w:t>
+        <w:t xml:space="preserve"> Llegó la hora de la cena. Judas Iscariote, hijo de Simón, ya había decidido traicionar a Jesús. El diablo había puesto esta idea en su corazón.</w:t>
       </w:r>
     </w:p>
     <w:p>
@@ -12670,7 +12670,7 @@
         <w:rPr>
           <w:lang w:val="es_ES" w:bidi="es_ES"/>
         </w:rPr>
-        <w:t xml:space="preserve"> Jesús sabía que el Padre le había dado autoridad sobre todas las cosas, y que había venido de Dios y a Dios iba a regresar,</w:t>
+        <w:t xml:space="preserve"> Jesús sabía que el Padre le había dado autoridad sobre todas las cosas. Sabía que había venido de Dios y que a Dios iba a regresar.</w:t>
       </w:r>
     </w:p>
     <w:p>
@@ -12691,7 +12691,7 @@
         <w:rPr>
           <w:lang w:val="es_ES" w:bidi="es_ES"/>
         </w:rPr>
-        <w:t xml:space="preserve"> así que se levantó de la mesa, se quitó el manto y se ató una toalla a la cintura.</w:t>
+        <w:t xml:space="preserve"> Así que se levantó de la mesa. Se quitó el manto y se ató una toalla a la cintura.</w:t>
       </w:r>
     </w:p>
     <w:p>
@@ -12712,7 +12712,7 @@
         <w:rPr>
           <w:lang w:val="es_ES" w:bidi="es_ES"/>
         </w:rPr>
-        <w:t xml:space="preserve"> Luego puso agua en un recipiente y comenzó a lavar los pies de sus discípulos y a secarlos con la toalla.</w:t>
+        <w:t xml:space="preserve"> Luego puso agua en un recipiente. Comenzó a lavar los pies de sus discípulos y a secarlos con la toalla.</w:t>
       </w:r>
     </w:p>
     <w:p>
@@ -12754,7 +12754,7 @@
         <w:rPr>
           <w:lang w:val="es_ES" w:bidi="es_ES"/>
         </w:rPr>
-        <w:t xml:space="preserve"> Jesús le respondió: —Ahora no entiendes lo que estoy haciendo, pero más tarde lo entenderás.</w:t>
+        <w:t xml:space="preserve"> Jesús le respondió: —Ahora no entiendes lo que estoy haciendo. Más tarde lo entenderás.</w:t>
       </w:r>
     </w:p>
     <w:p>
@@ -12775,7 +12775,7 @@
         <w:rPr>
           <w:lang w:val="es_ES" w:bidi="es_ES"/>
         </w:rPr>
-        <w:t xml:space="preserve"> Pedro dijo: —¡No! ¡Nunca me lavarás los pies! Jesús le respondió: —Si no te lavo, no tienes parte conmigo.</w:t>
+        <w:t xml:space="preserve"> Pedro dijo: —¡No! ¡Nunca me lavarás los pies! Jesús le respondió: —Si no te lavo, no puedes pertenecerme.</w:t>
       </w:r>
     </w:p>
     <w:p>
@@ -12796,7 +12796,7 @@
         <w:rPr>
           <w:lang w:val="es_ES" w:bidi="es_ES"/>
         </w:rPr>
-        <w:t xml:space="preserve"> Simón Pedro le dijo: ―¡Entonces, Señor, no solo los pies, sino también las manos y la cabeza!</w:t>
+        <w:t xml:space="preserve"> Simón Pedro le dijo: —¡Entonces, Señor, no solo los pies, sino también las manos y la cabeza!</w:t>
       </w:r>
     </w:p>
     <w:p>
@@ -12817,7 +12817,7 @@
         <w:rPr>
           <w:lang w:val="es_ES" w:bidi="es_ES"/>
         </w:rPr>
-        <w:t xml:space="preserve"> Jesús le contestó: ―El que está recién bañado no necesita lavarse más que los pies, pues está completamente limpio. Y ustedes están limpios, aunque no todos.</w:t>
+        <w:t xml:space="preserve"> Jesús le contestó: —El que está recién bañado no necesita lavarse más que los pies. Ya está completamente limpio. Y ustedes están limpios, aunque no todos.</w:t>
       </w:r>
     </w:p>
     <w:p>
@@ -12838,7 +12838,7 @@
         <w:rPr>
           <w:lang w:val="es_ES" w:bidi="es_ES"/>
         </w:rPr>
-        <w:t xml:space="preserve"> Jesús sabía quién lo iba a traicionar, por eso dijo que no todos estaban limpios.</w:t>
+        <w:t xml:space="preserve"> Jesús sabía quién lo iba a traicionar. Por eso dijo que no todos estaban limpios.</w:t>
       </w:r>
     </w:p>
     <w:p>
@@ -12859,7 +12859,7 @@
         <w:rPr>
           <w:lang w:val="es_ES" w:bidi="es_ES"/>
         </w:rPr>
-        <w:t xml:space="preserve"> Después de lavarles los pies, se puso el manto y se sentó de nuevo. Entonces les preguntó: —¿Entienden ustedes lo que les he hecho?</w:t>
+        <w:t xml:space="preserve"> Después de lavarles los pies, se puso el manto y se sentó de nuevo. Entonces les preguntó: —¿Entienden ustedes lo que acabo de hacerles?</w:t>
       </w:r>
     </w:p>
     <w:p>
@@ -12880,7 +12880,7 @@
         <w:rPr>
           <w:lang w:val="es_ES" w:bidi="es_ES"/>
         </w:rPr>
-        <w:t xml:space="preserve"> Ustedes me llaman Maestro y Señor, y con razón, porque lo soy.</w:t>
+        <w:t xml:space="preserve"> Ustedes me llaman Maestro y Señor. Con razón lo hacen, porque lo soy.</w:t>
       </w:r>
     </w:p>
     <w:p>
@@ -12901,7 +12901,7 @@
         <w:rPr>
           <w:lang w:val="es_ES" w:bidi="es_ES"/>
         </w:rPr>
-        <w:t xml:space="preserve"> Pues si yo, el Señor y el Maestro, les he lavado los pies, también ustedes deben lavarse los pies unos a otros.</w:t>
+        <w:t xml:space="preserve"> Yo, el Señor y el Maestro, les he lavado los pies. Por ende, también ustedes deben lavarse los pies unos a otros.</w:t>
       </w:r>
     </w:p>
     <w:p>
@@ -12943,7 +12943,7 @@
         <w:rPr>
           <w:lang w:val="es_ES" w:bidi="es_ES"/>
         </w:rPr>
-        <w:t xml:space="preserve"> Les aseguro que ningún sirviente es más que su amo, y ningún mensajero es más que el que lo envió.</w:t>
+        <w:t xml:space="preserve"> Les aseguro que ningún sirviente es más que su amo. Ningún mensajero es más que el que lo envió.</w:t>
       </w:r>
     </w:p>
     <w:p>
@@ -12964,7 +12964,7 @@
         <w:rPr>
           <w:lang w:val="es_ES" w:bidi="es_ES"/>
         </w:rPr>
-        <w:t xml:space="preserve"> Si entienden esto y lo ponen en práctica, serán dichosos.</w:t>
+        <w:t xml:space="preserve"> Felices son ustedes si entienden esto y lo ponen en práctica.</w:t>
       </w:r>
     </w:p>
     <w:p>
@@ -12985,7 +12985,7 @@
         <w:rPr>
           <w:lang w:val="es_ES" w:bidi="es_ES"/>
         </w:rPr>
-        <w:t xml:space="preserve"> »No me refiero a todos ustedes; sé quiénes he elegido, pero esto es para que se cumpla la Escritura que dice: “El que comparte el pan conmigo se ha vuelto contra mí”.</w:t>
+        <w:t xml:space="preserve"> »No me refiero a todos ustedes. Yo sé quiénes he elegido. Pero esto es para que se cumpla la Escritura que dice: “El que compartía mi pan se volvió contra mí”.</w:t>
       </w:r>
     </w:p>
     <w:p>
@@ -13006,7 +13006,7 @@
         <w:rPr>
           <w:lang w:val="es_ES" w:bidi="es_ES"/>
         </w:rPr>
-        <w:t xml:space="preserve"> »Les digo esto ahora, antes de que suceda, para que cuando ocurra, ustedes crean que yo soy.</w:t>
+        <w:t xml:space="preserve"> Les digo esto ahora, antes de que suceda. De esa manera, cuando ocurra, ustedes pueden creer que yo soy.</w:t>
       </w:r>
     </w:p>
     <w:p>
@@ -13027,7 +13027,7 @@
         <w:rPr>
           <w:lang w:val="es_ES" w:bidi="es_ES"/>
         </w:rPr>
-        <w:t xml:space="preserve"> Les aseguro que el que recibe al que yo envío me recibe a mí, y el que me recibe a mí recibe al que me envió.</w:t>
+        <w:t xml:space="preserve"> Les aseguro que el que recibe al que yo envío me recibe a mí. El que me recibe a mí recibe al que me envió.</w:t>
       </w:r>
     </w:p>
     <w:p>
@@ -13048,7 +13048,7 @@
         <w:rPr>
           <w:lang w:val="es_ES" w:bidi="es_ES"/>
         </w:rPr>
-        <w:t xml:space="preserve"> Después de decir esto, Jesús se llenó de angustia y dijo: ―Les aseguro que uno de ustedes me va a traicionar.</w:t>
+        <w:t xml:space="preserve"> Después de decir esto, Jesús se llenó de angustia y dijo: —Les aseguro que uno de ustedes me va a traicionar.</w:t>
       </w:r>
     </w:p>
     <w:p>
@@ -13069,7 +13069,7 @@
         <w:rPr>
           <w:lang w:val="es_ES" w:bidi="es_ES"/>
         </w:rPr>
-        <w:t xml:space="preserve"> Los discípulos se miraban entre sí, perplejos, preguntándose a quién se refería.</w:t>
+        <w:t xml:space="preserve"> Los discípulos se miraban entre sí, perplejos. Se preguntaban a quién se refería.</w:t>
       </w:r>
     </w:p>
     <w:p>
@@ -13132,7 +13132,7 @@
         <w:rPr>
           <w:lang w:val="es_ES" w:bidi="es_ES"/>
         </w:rPr>
-        <w:t xml:space="preserve"> Él se acercó más a Jesús y le preguntó: ―Señor, ¿quién es?</w:t>
+        <w:t xml:space="preserve"> Él se acercó más a Jesús y le preguntó: —Señor, ¿quién es?</w:t>
       </w:r>
     </w:p>
     <w:p>
@@ -13153,7 +13153,7 @@
         <w:rPr>
           <w:lang w:val="es_ES" w:bidi="es_ES"/>
         </w:rPr>
-        <w:t xml:space="preserve"> Jesús le contestó: ―Al que yo le dé este pedazo de pan que voy a mojar en el plato. Entonces mojó el pedazo de pan y se lo dio a Judas Iscariote, el hijo de Simón.</w:t>
+        <w:t xml:space="preserve"> Jesús le contestó: —Al que yo le dé este pedazo de pan que voy a mojar en el plato. Entonces mojó el pedazo de pan y se lo dio a Judas Iscariote, el hijo de Simón.</w:t>
       </w:r>
     </w:p>
     <w:p>
@@ -13174,7 +13174,7 @@
         <w:rPr>
           <w:lang w:val="es_ES" w:bidi="es_ES"/>
         </w:rPr>
-        <w:t xml:space="preserve"> En el momento en que Judas tomó el pan, Satanás entró en él. Jesús le dijo: ―Lo que vas a hacer, hazlo pronto.</w:t>
+        <w:t xml:space="preserve"> Judas tomó el pan. En ese momento, Satanás entró en él. Jesús le dijo: —Lo que vas a hacer, hazlo pronto.</w:t>
       </w:r>
     </w:p>
     <w:p>
@@ -13216,7 +13216,7 @@
         <w:rPr>
           <w:lang w:val="es_ES" w:bidi="es_ES"/>
         </w:rPr>
-        <w:t xml:space="preserve"> Como Judas era el encargado de la bolsa del dinero, algunos pensaron que Jesús le estaba diciendo que comprara lo necesario para la fiesta, o que diera algo a los pobres.</w:t>
+        <w:t xml:space="preserve"> Judas tenía a su cargo la bolsa del dinero. Por eso, algunos pensaron que Jesús le estaba diciendo que comprara lo necesario para la fiesta o que diera algo a los pobres.</w:t>
       </w:r>
     </w:p>
     <w:p>
@@ -13237,7 +13237,7 @@
         <w:rPr>
           <w:lang w:val="es_ES" w:bidi="es_ES"/>
         </w:rPr>
-        <w:t xml:space="preserve"> Después de tomar el pan, Judas salió de allí sin pérdida de tiempo. Ya era de noche.</w:t>
+        <w:t xml:space="preserve"> Después de tomar el pan, Judas salió de allí. Ya era de noche.</w:t>
       </w:r>
     </w:p>
     <w:p>
@@ -13258,7 +13258,7 @@
         <w:rPr>
           <w:lang w:val="es_ES" w:bidi="es_ES"/>
         </w:rPr>
-        <w:t xml:space="preserve"> Entonces, cuando él salió, Jesús dijo: "Ahora es glorificado el Hijo del hombre, y Dios es glorificado en él."</w:t>
+        <w:t xml:space="preserve"> Cuando él salió, Jesús dijo: —Ahora es glorificado el Hijo del hombre, y Dios es glorificado en él.</w:t>
       </w:r>
     </w:p>
     <w:p>
@@ -13279,7 +13279,7 @@
         <w:rPr>
           <w:lang w:val="es_ES" w:bidi="es_ES"/>
         </w:rPr>
-        <w:t xml:space="preserve"> Si Dios es glorificado en él, Dios también lo glorificará en sí mismo, y lo hará pronto.</w:t>
+        <w:t xml:space="preserve"> Dios recibe gloria a causa del Hijo del hombre. Y Dios también dará su propia gloria al Hijo. Lo hará pronto.</w:t>
       </w:r>
     </w:p>
     <w:p>
@@ -13300,7 +13300,7 @@
         <w:rPr>
           <w:lang w:val="es_ES" w:bidi="es_ES"/>
         </w:rPr>
-        <w:t xml:space="preserve"> »Mis queridos hijos, ya me queda poco tiempo con ustedes, y lo que les dije a los judíos ahora se lo digo a ustedes: adonde yo voy, ustedes no pueden ir.</w:t>
+        <w:t xml:space="preserve"> Mis queridos hijos, ya me queda poco tiempo con ustedes. Lo que les dije a los judíos ahora se lo digo a ustedes. Adonde yo voy, ustedes no pueden ir.</w:t>
       </w:r>
     </w:p>
     <w:p>
@@ -13321,7 +13321,7 @@
         <w:rPr>
           <w:lang w:val="es_ES" w:bidi="es_ES"/>
         </w:rPr>
-        <w:t xml:space="preserve"> »Les doy un nuevo mandamiento: que se amen unos a otros. Como yo los he amado, así también deben amarse unos a otros.</w:t>
+        <w:t xml:space="preserve"> Les doy un nuevo mandamiento. Les mando que se amen unos a otros. Como yo los he amado, así también deben amarse unos a otros.</w:t>
       </w:r>
     </w:p>
     <w:p>
@@ -13342,7 +13342,7 @@
         <w:rPr>
           <w:lang w:val="es_ES" w:bidi="es_ES"/>
         </w:rPr>
-        <w:t xml:space="preserve"> Así todos sabrán que son mis discípulos: si se aman unos a otros.</w:t>
+        <w:t xml:space="preserve"> Si se aman unos a otros, todos sabrán que son mis discípulos.</w:t>
       </w:r>
     </w:p>
     <w:p>
@@ -13363,7 +13363,7 @@
         <w:rPr>
           <w:lang w:val="es_ES" w:bidi="es_ES"/>
         </w:rPr>
-        <w:t xml:space="preserve"> Simón Pedro preguntó: ―Señor, ¿y a dónde vas? Jesús respondió: ―Adonde yo voy, no puedes seguirme ahora, pero me seguirás más tarde.</w:t>
+        <w:t xml:space="preserve"> Simón Pedro preguntó: —Señor, ¿y a dónde vas? Jesús respondió: —Adonde yo voy, no puedes seguirme ahora, pero me seguirás más tarde.</w:t>
       </w:r>
     </w:p>
     <w:p>
@@ -13384,7 +13384,7 @@
         <w:rPr>
           <w:lang w:val="es_ES" w:bidi="es_ES"/>
         </w:rPr>
-        <w:t xml:space="preserve"> Pedro insistió: ―Señor, ¿por qué no puedo seguirte ahora? Por ti estoy dispuesto a dar mi vida.</w:t>
+        <w:t xml:space="preserve"> Pedro insistió: —Señor, ¿por qué no puedo seguirte ahora? Por ti estoy dispuesto a dar mi vida.</w:t>
       </w:r>
     </w:p>
     <w:p>
@@ -13405,7 +13405,7 @@
         <w:rPr>
           <w:lang w:val="es_ES" w:bidi="es_ES"/>
         </w:rPr>
-        <w:t xml:space="preserve"> Jesús le respondió: ―¿Estás dispuesto a dar tu vida por mí? ¡Te aseguro que antes que el gallo cante, me negarás tres veces!</w:t>
+        <w:t xml:space="preserve"> Jesús le respondió: —¿Estás dispuesto a dar tu vida por mí? Antes que el gallo cante, ¡me negarás 3 veces! Te lo aseguro.</w:t>
       </w:r>
     </w:p>
     <w:p>
@@ -13442,7 +13442,7 @@
         <w:rPr>
           <w:lang w:val="es_ES" w:bidi="es_ES"/>
         </w:rPr>
-        <w:t xml:space="preserve"> »No se angustien. Confíen en Dios, confíen también en mí.</w:t>
+        <w:t xml:space="preserve"> »No se angustien. Confíen en Dios. Confíen también en mí.</w:t>
       </w:r>
     </w:p>
     <w:p>
@@ -13463,7 +13463,7 @@
         <w:rPr>
           <w:lang w:val="es_ES" w:bidi="es_ES"/>
         </w:rPr>
-        <w:t xml:space="preserve"> En la casa de mi Padre hay muchas viviendas; si no fuera así, no les habría dicho que voy a prepararles un lugar.</w:t>
+        <w:t xml:space="preserve"> En la casa de mi Padre hay muchas viviendas. Si no fuera así, no les habría dicho que voy a prepararles un lugar.</w:t>
       </w:r>
     </w:p>
     <w:p>
@@ -13505,7 +13505,7 @@
         <w:rPr>
           <w:lang w:val="es_ES" w:bidi="es_ES"/>
         </w:rPr>
-        <w:t xml:space="preserve"> Ustedes ya conocen el camino para ir a donde yo voy».</w:t>
+        <w:t xml:space="preserve"> Ustedes ya conocen el camino para ir a donde yo voy.</w:t>
       </w:r>
     </w:p>
     <w:p>
@@ -13526,7 +13526,7 @@
         <w:rPr>
           <w:lang w:val="es_ES" w:bidi="es_ES"/>
         </w:rPr>
-        <w:t xml:space="preserve"> Entonces Tomás dijo: ―Señor, si no sabemos a dónde vas, ¿cómo vamos a saber el camino?</w:t>
+        <w:t xml:space="preserve"> Entonces Tomás dijo: —Señor, no sabemos a dónde vas. ¿Cómo vamos a saber el camino?</w:t>
       </w:r>
     </w:p>
     <w:p>
@@ -13547,7 +13547,7 @@
         <w:rPr>
           <w:lang w:val="es_ES" w:bidi="es_ES"/>
         </w:rPr>
-        <w:t xml:space="preserve"> Jesús le contestó: ―Yo soy el camino, la verdad y la vida. Nadie puede llegar al Padre si no es por mí.</w:t>
+        <w:t xml:space="preserve"> Jesús le contestó: —Yo soy el camino, la verdad y la vida. Nadie puede llegar al Padre si no es por mí.</w:t>
       </w:r>
     </w:p>
     <w:p>
@@ -13589,7 +13589,7 @@
         <w:rPr>
           <w:lang w:val="es_ES" w:bidi="es_ES"/>
         </w:rPr>
-        <w:t xml:space="preserve"> Felipe le dijo a Jesús: ―Señor, muéstranos al Padre y con eso nos basta.</w:t>
+        <w:t xml:space="preserve"> Felipe le dijo a Jesús: —Señor, muéstranos al Padre. Con eso nos basta.</w:t>
       </w:r>
     </w:p>
     <w:p>
@@ -13610,7 +13610,7 @@
         <w:rPr>
           <w:lang w:val="es_ES" w:bidi="es_ES"/>
         </w:rPr>
-        <w:t xml:space="preserve"> Jesús le contestó: ―¡Felipe! ¿Con tanto tiempo que llevo entre ustedes y todavía no me conoces? El que me ha visto a mí, también ha visto al Padre. ¿Cómo puedes decirme: “Muéstranos al Padre”?</w:t>
+        <w:t xml:space="preserve"> Jesús le contestó: —¡Felipe! Llevo tanto tiempo entre ustedes. ¿Y todavía no me conoces? El que me ha visto a mí ha visto también al Padre. ¿Cómo puedes decirme: “Muéstranos al Padre”?</w:t>
       </w:r>
     </w:p>
     <w:p>
@@ -13673,7 +13673,7 @@
         <w:rPr>
           <w:lang w:val="es_ES" w:bidi="es_ES"/>
         </w:rPr>
-        <w:t xml:space="preserve"> Les aseguro que el que cree en mí hará las mismas obras que yo hago, y hará obras aun mayores, porque yo voy al Padre.</w:t>
+        <w:t xml:space="preserve"> »Les aseguro que el que cree en mí hará las mismas obras que yo hago. Hará obras aún mayores, porque yo voy al Padre.</w:t>
       </w:r>
     </w:p>
     <w:p>
@@ -13694,7 +13694,7 @@
         <w:rPr>
           <w:lang w:val="es_ES" w:bidi="es_ES"/>
         </w:rPr>
-        <w:t xml:space="preserve"> Todo lo que ustedes pidan en mi nombre, yo lo haré; así el Padre será glorificado en el Hijo.</w:t>
+        <w:t xml:space="preserve"> Todo lo que ustedes pidan en mi nombre, yo lo haré. Así el Padre será glorificado en el Hijo.</w:t>
       </w:r>
     </w:p>
     <w:p>
@@ -13757,7 +13757,7 @@
         <w:rPr>
           <w:lang w:val="es_ES" w:bidi="es_ES"/>
         </w:rPr>
-        <w:t xml:space="preserve"> Y yo le pediré al Padre, y él les enviará otro Consolador para que siempre esté con ustedes.</w:t>
+        <w:t xml:space="preserve"> Yo le pediré al Padre, y él les enviará otro Consolador. Siempre estará con ustedes.</w:t>
       </w:r>
     </w:p>
     <w:p>
@@ -13778,7 +13778,7 @@
         <w:rPr>
           <w:lang w:val="es_ES" w:bidi="es_ES"/>
         </w:rPr>
-        <w:t xml:space="preserve"> Este consolador es el Espíritu de verdad; el mundo no puede aceptarlo porque no lo ve ni lo conoce. Pero ustedes sí lo conocen, porque él vive con ustedes y estará en ustedes para siempre.</w:t>
+        <w:t xml:space="preserve"> Este Consolador es el Espíritu de verdad. El mundo no puede aceptarlo porque no lo ve ni lo conoce. Pero ustedes sí lo conocen. Él vive con ustedes y estará en ustedes para siempre.</w:t>
       </w:r>
     </w:p>
     <w:p>
@@ -13799,7 +13799,7 @@
         <w:rPr>
           <w:lang w:val="es_ES" w:bidi="es_ES"/>
         </w:rPr>
-        <w:t xml:space="preserve"> No los voy a dejar huérfanos; volveré a estar con ustedes.</w:t>
+        <w:t xml:space="preserve"> No los voy a dejar huérfanos. Volveré a estar con ustedes.</w:t>
       </w:r>
     </w:p>
     <w:p>
@@ -13841,7 +13841,7 @@
         <w:rPr>
           <w:lang w:val="es_ES" w:bidi="es_ES"/>
         </w:rPr>
-        <w:t xml:space="preserve"> En aquel día ustedes se darán cuenta de que yo estoy en mi Padre, y que ustedes están en mí, y yo en ustedes.</w:t>
+        <w:t xml:space="preserve"> En aquel día, ustedes se darán cuenta de que yo estoy en mi Padre. Se darán cuenta de que ustedes están en mí, y yo en ustedes.</w:t>
       </w:r>
     </w:p>
     <w:p>
@@ -13862,7 +13862,7 @@
         <w:rPr>
           <w:lang w:val="es_ES" w:bidi="es_ES"/>
         </w:rPr>
-        <w:t xml:space="preserve"> El que tiene mis mandamientos y los obedece, ese es el que me ama. Y el que me ama será amado por mi Padre, y yo lo amaré y me manifestaré a él.</w:t>
+        <w:t xml:space="preserve"> El que hace suyos mis mandamientos y los obedece, ese es el que me ama. Al que me ama, mi Padre lo amará. Yo también lo amaré y me revelaré a él.</w:t>
       </w:r>
     </w:p>
     <w:p>
@@ -13883,7 +13883,7 @@
         <w:rPr>
           <w:lang w:val="es_ES" w:bidi="es_ES"/>
         </w:rPr>
-        <w:t xml:space="preserve"> Judas (no el Iscariote) le dijo: ―Señor, ¿por qué te manifestarás a nosotros y no al mundo?</w:t>
+        <w:t xml:space="preserve"> El otro Judas, no el Iscariote, le dijo: —Señor, ¿por qué te darás a conocer a nosotros y no al resto del mundo?</w:t>
       </w:r>
     </w:p>
     <w:p>
@@ -13904,7 +13904,7 @@
         <w:rPr>
           <w:lang w:val="es_ES" w:bidi="es_ES"/>
         </w:rPr>
-        <w:t xml:space="preserve"> Jesús le contestó: ―El que me ama, obedece mi palabra. Por eso Dios lo amará y vendremos a vivir en él.</w:t>
+        <w:t xml:space="preserve"> Jesús le contestó: —El que me ama, obedece mi palabra. Por eso mi Padre lo amará y vendremos y viviremos en él.</w:t>
       </w:r>
     </w:p>
     <w:p>
@@ -13925,7 +13925,7 @@
         <w:rPr>
           <w:lang w:val="es_ES" w:bidi="es_ES"/>
         </w:rPr>
-        <w:t xml:space="preserve"> El que no me ama, no obedece mi palabra. Estas palabras que ustedes oyen no son mías, sino del Padre que me envió.</w:t>
+        <w:t xml:space="preserve"> El que no me ama, no obedece mi palabra. Estas palabras que ustedes oyen no son mías. Son del Padre que me envió.</w:t>
       </w:r>
     </w:p>
     <w:p>
@@ -13946,7 +13946,7 @@
         <w:rPr>
           <w:lang w:val="es_ES" w:bidi="es_ES"/>
         </w:rPr>
-        <w:t xml:space="preserve"> »Les digo todo esto ahora que todavía estoy con ustedes.</w:t>
+        <w:t xml:space="preserve"> Les digo todo esto ahora que todavía estoy con ustedes.</w:t>
       </w:r>
     </w:p>
     <w:p>
@@ -13967,7 +13967,7 @@
         <w:rPr>
           <w:lang w:val="es_ES" w:bidi="es_ES"/>
         </w:rPr>
-        <w:t xml:space="preserve"> Pero el Consolador, el Espíritu Santo, a quien el Padre enviará en mi nombre, les enseñará todas las cosas y les recordará todo lo que les he dicho.</w:t>
+        <w:t xml:space="preserve"> El Padre enviará en mi nombre el Espíritu Santo. Es el Consolador. Les enseñará todas las cosas y les recordará todo lo que les he dicho.</w:t>
       </w:r>
     </w:p>
     <w:p>
@@ -13988,7 +13988,7 @@
         <w:rPr>
           <w:lang w:val="es_ES" w:bidi="es_ES"/>
         </w:rPr>
-        <w:t xml:space="preserve"> »Les dejo la paz, mi paz les doy. Yo no se la doy como la da el mundo. No se angustien ni tengan miedo.</w:t>
+        <w:t xml:space="preserve"> »Les dejo la paz. Sí, mi paz les doy. El mundo no es capaz de darles la paz que yo les regalo. No se angustien ni tengan miedo.</w:t>
       </w:r>
     </w:p>
     <w:p>
@@ -14009,7 +14009,7 @@
         <w:rPr>
           <w:lang w:val="es_ES" w:bidi="es_ES"/>
         </w:rPr>
-        <w:t xml:space="preserve"> Ya me oyeron decirles: “Me voy, pero vuelvo a ustedes”. Si me amaran, se alegrarían de que voy al Padre, porque el Padre es más grande que yo.</w:t>
+        <w:t xml:space="preserve"> Ya me oyeron decirles que me voy, pero volveré a ustedes. Si me amaran, se alegrarían de que voy al Padre. El Padre es más grande que yo.</w:t>
       </w:r>
     </w:p>
     <w:p>
@@ -14030,7 +14030,7 @@
         <w:rPr>
           <w:lang w:val="es_ES" w:bidi="es_ES"/>
         </w:rPr>
-        <w:t xml:space="preserve"> Les digo esto ahora, antes de que suceda, para que cuando suceda, crean.</w:t>
+        <w:t xml:space="preserve"> Les digo esto ahora, antes de que suceda. De ese modo, cuando suceda, pueden creer.</w:t>
       </w:r>
     </w:p>
     <w:p>
@@ -14051,7 +14051,7 @@
         <w:rPr>
           <w:lang w:val="es_ES" w:bidi="es_ES"/>
         </w:rPr>
-        <w:t xml:space="preserve"> Ya no hablaré mucho con ustedes, porque viene el príncipe de este mundo. Él no tiene poder sobre mí,</w:t>
+        <w:t xml:space="preserve"> No podré hablar mucho más con ustedes, porque viene el príncipe de este mundo. Él no tiene poder sobre mí.</w:t>
       </w:r>
     </w:p>
     <w:p>
@@ -14072,7 +14072,7 @@
         <w:rPr>
           <w:lang w:val="es_ES" w:bidi="es_ES"/>
         </w:rPr>
-        <w:t xml:space="preserve"> pero el mundo debe saber que amo al Padre y hago lo que el Padre me mandó. ¡Levántense, vámonos de aquí!</w:t>
+        <w:t xml:space="preserve"> Pero el mundo debe saber que amo al Padre y que hago lo que el Padre me mandó. ¡Levántense, vámonos de aquí!</w:t>
       </w:r>
     </w:p>
     <w:p>
@@ -14109,7 +14109,7 @@
         <w:rPr>
           <w:lang w:val="es_ES" w:bidi="es_ES"/>
         </w:rPr>
-        <w:t xml:space="preserve"> »Yo soy la vid verdadera, y mi Padre es el labrador.</w:t>
+        <w:t xml:space="preserve"> »Yo soy la vid verdadera y mi Padre es el labrador.</w:t>
       </w:r>
     </w:p>
     <w:p>
@@ -14130,7 +14130,7 @@
         <w:rPr>
           <w:lang w:val="es_ES" w:bidi="es_ES"/>
         </w:rPr>
-        <w:t xml:space="preserve"> Toda rama que está en mí y no da fruto, la quita; pero a toda rama que da fruto, la poda para que dé más fruto.</w:t>
+        <w:t xml:space="preserve"> Toda rama que está en mí y no da fruto, la quita. Toda rama que da fruto, la poda para que dé más fruto.</w:t>
       </w:r>
     </w:p>
     <w:p>
@@ -14172,7 +14172,7 @@
         <w:rPr>
           <w:lang w:val="es_ES" w:bidi="es_ES"/>
         </w:rPr>
-        <w:t xml:space="preserve"> Permanezcan en mí, y yo en ustedes. Así como una rama no puede dar fruto por sí misma, separada de la vid, así tampoco ustedes pueden dar fruto si están separados de mí.</w:t>
+        <w:t xml:space="preserve"> Permanezcan en mí, y yo permaneceré en ustedes. Una rama no puede dar fruto por sí misma, separada de la vid. Así tampoco ustedes pueden dar fruto si están separados de mí.</w:t>
       </w:r>
     </w:p>
     <w:p>
@@ -14193,7 +14193,7 @@
         <w:rPr>
           <w:lang w:val="es_ES" w:bidi="es_ES"/>
         </w:rPr>
-        <w:t xml:space="preserve"> »Yo soy la vid y ustedes son las ramas. El que permanece en mí, y yo en él, ese da mucho fruto, porque sin mí no pueden hacer nada.</w:t>
+        <w:t xml:space="preserve"> »Yo soy la vid y ustedes son las ramas. El que permanece en mí, y yo en él, ese da mucho fruto. Sin mí no pueden hacer nada.</w:t>
       </w:r>
     </w:p>
     <w:p>
@@ -14214,7 +14214,7 @@
         <w:rPr>
           <w:lang w:val="es_ES" w:bidi="es_ES"/>
         </w:rPr>
-        <w:t xml:space="preserve"> El que no permanece en mí es echado fuera y se seca. Como las ramas que se recogen y se echan al fuego y se queman.</w:t>
+        <w:t xml:space="preserve"> El que no permanece en mí es echado fuera y se seca. Es como las ramas que se recogen y se echan al fuego y se queman.</w:t>
       </w:r>
     </w:p>
     <w:p>
@@ -14235,7 +14235,7 @@
         <w:rPr>
           <w:lang w:val="es_ES" w:bidi="es_ES"/>
         </w:rPr>
-        <w:t xml:space="preserve"> Si ustedes permanecen en mí y mis palabras permanecen en ustedes, pidan lo que quieran y se les dará.</w:t>
+        <w:t xml:space="preserve"> Si ustedes permanecen en mí y mis palabras permanecen en ustedes, pueden pedir lo que quieran. Se les dará.</w:t>
       </w:r>
     </w:p>
     <w:p>
@@ -14256,7 +14256,7 @@
         <w:rPr>
           <w:lang w:val="es_ES" w:bidi="es_ES"/>
         </w:rPr>
-        <w:t xml:space="preserve"> Mi Padre es glorificado cuando ustedes dan mucho fruto y muestran así que son mis discípulos.</w:t>
+        <w:t xml:space="preserve"> Mi Padre es glorificado cuando ustedes dan mucho fruto. Dando fruto es como muestran que son mis discípulos.</w:t>
       </w:r>
     </w:p>
     <w:p>
@@ -14277,7 +14277,7 @@
         <w:rPr>
           <w:lang w:val="es_ES" w:bidi="es_ES"/>
         </w:rPr>
-        <w:t xml:space="preserve"> »Así como el Padre me ha amado, así también yo los he amado a ustedes; permanezcan en mi amor.</w:t>
+        <w:t xml:space="preserve"> »Así como el Padre me ha amado, así también yo los he amado a ustedes. Permanezcan en mi amor.</w:t>
       </w:r>
     </w:p>
     <w:p>
@@ -14298,7 +14298,7 @@
         <w:rPr>
           <w:lang w:val="es_ES" w:bidi="es_ES"/>
         </w:rPr>
-        <w:t xml:space="preserve"> Si obedecen mis mandamientos, permanecerán en mi amor, así como yo he guardado los mandamientos de mi Padre y permanezco en su amor.</w:t>
+        <w:t xml:space="preserve"> Yo he guardado los mandamientos de mi Padre y permanezco en su amor. Del mismo modo, si ustedes obedecen mis mandamientos, permanecerán en mi amor.</w:t>
       </w:r>
     </w:p>
     <w:p>
@@ -14340,7 +14340,7 @@
         <w:rPr>
           <w:lang w:val="es_ES" w:bidi="es_ES"/>
         </w:rPr>
-        <w:t xml:space="preserve"> Este es mi mandamiento: que se amen unos a otros como yo los he amado.</w:t>
+        <w:t xml:space="preserve"> Este es mi mandamiento. Mando que se amen unos a otros como yo los he amado.</w:t>
       </w:r>
     </w:p>
     <w:p>
@@ -14361,7 +14361,7 @@
         <w:rPr>
           <w:lang w:val="es_ES" w:bidi="es_ES"/>
         </w:rPr>
-        <w:t xml:space="preserve"> Nadie tiene amor más grande que el que da la vida por sus amigos.</w:t>
+        <w:t xml:space="preserve"> Nadie tiene amor más grande que el que da su vida por sus amigos.</w:t>
       </w:r>
     </w:p>
     <w:p>
@@ -14403,7 +14403,7 @@
         <w:rPr>
           <w:lang w:val="es_ES" w:bidi="es_ES"/>
         </w:rPr>
-        <w:t xml:space="preserve"> Ya no los llamo siervos, porque el siervo no sabe lo que hace su señor. Ahora los llamo amigos, porque les he dado a conocer todo lo que he oído de mi Padre.</w:t>
+        <w:t xml:space="preserve"> Un siervo no sabe lo que hace su señor. Por eso ya no los llamo siervos. Ahora los llamo amigos. Les he dado a conocer todo lo que he oído de mi Padre.</w:t>
       </w:r>
     </w:p>
     <w:p>
@@ -14424,7 +14424,7 @@
         <w:rPr>
           <w:lang w:val="es_ES" w:bidi="es_ES"/>
         </w:rPr>
-        <w:t xml:space="preserve"> Ustedes no me escogieron a mí, sino que yo los escogí a ustedes, y los he puesto para que vayan y lleven fruto, un fruto que permanezca, para que todo lo que pidan al Padre en mi nombre, él se lo dé.</w:t>
+        <w:t xml:space="preserve"> Ustedes no me escogieron a mí, sino que yo los escogí a ustedes. Los he encargado que vayan y lleven fruto, un fruto que permanezca. Así el Padre les dará todo lo que pidan en mi nombre.</w:t>
       </w:r>
     </w:p>
     <w:p>
@@ -14445,7 +14445,7 @@
         <w:rPr>
           <w:lang w:val="es_ES" w:bidi="es_ES"/>
         </w:rPr>
-        <w:t xml:space="preserve"> Este es mi mandamiento: que se amen unos a otros.</w:t>
+        <w:t xml:space="preserve"> Este es mi mandamiento. Mando que se amen unos a otros.</w:t>
       </w:r>
     </w:p>
     <w:p>
@@ -14466,7 +14466,7 @@
         <w:rPr>
           <w:lang w:val="es_ES" w:bidi="es_ES"/>
         </w:rPr>
-        <w:t xml:space="preserve"> »No se les olvide que si el mundo los aborrece, a mí me aborreció antes que a ustedes.</w:t>
+        <w:t xml:space="preserve"> »Si el mundo los odia, no se les olvide que a mí me odió antes que a ustedes.</w:t>
       </w:r>
     </w:p>
     <w:p>
@@ -14487,7 +14487,7 @@
         <w:rPr>
           <w:lang w:val="es_ES" w:bidi="es_ES"/>
         </w:rPr>
-        <w:t xml:space="preserve"> Si ustedes fueran del mundo, el mundo los amaría como a los suyos. Pero ustedes no son del mundo, porque yo los escogí de entre el mundo. Por eso el mundo los aborrece.</w:t>
+        <w:t xml:space="preserve"> Si ustedes fueran del mundo, el mundo los amaría como a los suyos. Pero ustedes no son del mundo. Yo los escogí de entre el mundo. Por eso el mundo los aborrece.</w:t>
       </w:r>
     </w:p>
     <w:p>
@@ -14508,7 +14508,7 @@
         <w:rPr>
           <w:lang w:val="es_ES" w:bidi="es_ES"/>
         </w:rPr>
-        <w:t xml:space="preserve"> Recuerden la palabra que les dije: Ningún siervo es mayor que su señor. Si a mí me persiguieron, también los perseguirán a ustedes. Si han obedecido mis palabras, también obedecerán las de ustedes.</w:t>
+        <w:t xml:space="preserve"> Recuerden lo que les dije: “Ningún sirviente es más que su amo”. Si los del mundo a mí me persiguieron, también los perseguirán a ustedes. Si han obedecido mis palabras, también obedecerán las de ustedes.</w:t>
       </w:r>
     </w:p>
     <w:p>
@@ -14529,7 +14529,7 @@
         <w:rPr>
           <w:lang w:val="es_ES" w:bidi="es_ES"/>
         </w:rPr>
-        <w:t xml:space="preserve"> Les harán todo esto por causa de mi nombre, porque no conocen al que me envió.</w:t>
+        <w:t xml:space="preserve"> Les harán todo esto por causa de mi nombre. No conocen al que me envió.</w:t>
       </w:r>
     </w:p>
     <w:p>
@@ -14592,7 +14592,7 @@
         <w:rPr>
           <w:lang w:val="es_ES" w:bidi="es_ES"/>
         </w:rPr>
-        <w:t xml:space="preserve"> Si yo no hubiera hecho entre ellos las obras que ningún otro ha realizado antes, no tendrían pecado. Pero ahora las han visto y, sin embargo, nos aborrecen a mí y a mi Padre.</w:t>
+        <w:t xml:space="preserve"> Si yo no hubiera hecho entre ellos las obras que ningún otro ha realizado jamás, no tendrían pecado. Pero ahora las han visto. Sin embargo, nos aborrecen a mí y a mi Padre.</w:t>
       </w:r>
     </w:p>
     <w:p>
@@ -14613,7 +14613,7 @@
         <w:rPr>
           <w:lang w:val="es_ES" w:bidi="es_ES"/>
         </w:rPr>
-        <w:t xml:space="preserve"> Pero esto sucede para que se cumpla lo que está escrito en su ley: “Me aborrecieron sin causa”.</w:t>
+        <w:t xml:space="preserve"> Esto sucede para que se cumpla lo que está escrito en su ley: “Me odian sin razón”.</w:t>
       </w:r>
     </w:p>
     <w:p>
@@ -14634,7 +14634,7 @@
         <w:rPr>
           <w:lang w:val="es_ES" w:bidi="es_ES"/>
         </w:rPr>
-        <w:t xml:space="preserve"> Cuando venga el Consolador, a quien yo les enviaré de parte del Padre, el Espíritu de verdad que procede del Padre, él dará testimonio de mí.</w:t>
+        <w:t xml:space="preserve"> »Yo les enviaré el Consolador de parte del Padre. Es el Espíritu de verdad que procede del Padre. Cuando venga, él dará testimonio de mí.</w:t>
       </w:r>
     </w:p>
     <w:p>
@@ -14655,7 +14655,7 @@
         <w:rPr>
           <w:lang w:val="es_ES" w:bidi="es_ES"/>
         </w:rPr>
-        <w:t xml:space="preserve"> Y ustedes también darán testimonio de mí porque han estado conmigo desde el principio.</w:t>
+        <w:t xml:space="preserve"> Ustedes también darán testimonio de mí porque han estado conmigo desde el principio.</w:t>
       </w:r>
     </w:p>
     <w:p>
@@ -14713,7 +14713,7 @@
         <w:rPr>
           <w:lang w:val="es_ES" w:bidi="es_ES"/>
         </w:rPr>
-        <w:t xml:space="preserve"> A ustedes los expulsarán de las sinagogas; y llegará el momento en que cualquiera que los mate pensará que está rindiendo un servicio a Dios.</w:t>
+        <w:t xml:space="preserve"> A ustedes los expulsarán de las sinagogas. Llegará el momento en que cualquiera que los mate pensará que está rindiendo un servicio a Dios.</w:t>
       </w:r>
     </w:p>
     <w:p>
@@ -14755,7 +14755,7 @@
         <w:rPr>
           <w:lang w:val="es_ES" w:bidi="es_ES"/>
         </w:rPr>
-        <w:t xml:space="preserve"> Les digo esto para que cuando suceda se acuerden que ya se lo había dicho. No les dije estas cosas desde el principio porque yo estaba con ustedes.</w:t>
+        <w:t xml:space="preserve"> Les digo esto para que cuando suceda se acuerden de que ya se lo había dicho. No les dije estas cosas desde el principio porque yo estaba con ustedes.</w:t>
       </w:r>
     </w:p>
     <w:p>
@@ -14776,7 +14776,7 @@
         <w:rPr>
           <w:lang w:val="es_ES" w:bidi="es_ES"/>
         </w:rPr>
-        <w:t xml:space="preserve"> »Ahora vuelvo al que me envió, y ninguno de ustedes me pregunta: "¿A dónde vas?".</w:t>
+        <w:t xml:space="preserve"> »Ahora vuelvo al que me envió. Ninguno de ustedes me pregunta: "¿A dónde vas?”.</w:t>
       </w:r>
     </w:p>
     <w:p>
@@ -14818,7 +14818,7 @@
         <w:rPr>
           <w:lang w:val="es_ES" w:bidi="es_ES"/>
         </w:rPr>
-        <w:t xml:space="preserve"> Pero les digo la verdad: les conviene que me vaya, porque si no, el Consolador no vendrá a ustedes; pero si me voy, se lo enviaré.</w:t>
+        <w:t xml:space="preserve"> Pero les digo la verdad. Les conviene que me vaya. Si no me voy, el Consolador no vendrá a ustedes. Si me voy, se lo enviaré.</w:t>
       </w:r>
     </w:p>
     <w:p>
@@ -14860,7 +14860,7 @@
         <w:rPr>
           <w:lang w:val="es_ES" w:bidi="es_ES"/>
         </w:rPr>
-        <w:t xml:space="preserve"> Los convencerá en cuanto al pecado, porque no creen en mí.</w:t>
+        <w:t xml:space="preserve"> Los convencerá en cuanto al pecado porque no creen en mí.</w:t>
       </w:r>
     </w:p>
     <w:p>
@@ -14881,7 +14881,7 @@
         <w:rPr>
           <w:lang w:val="es_ES" w:bidi="es_ES"/>
         </w:rPr>
-        <w:t xml:space="preserve"> Los convencerá en cuanto a la justicia, porque voy al Padre y ustedes ya no me verán.</w:t>
+        <w:t xml:space="preserve"> Los convencerá en cuanto a la justicia porque voy al Padre y ustedes ya no me verán.</w:t>
       </w:r>
     </w:p>
     <w:p>
@@ -14902,7 +14902,7 @@
         <w:rPr>
           <w:lang w:val="es_ES" w:bidi="es_ES"/>
         </w:rPr>
-        <w:t xml:space="preserve"> Los convencerá en cuanto a juicio, porque el príncipe de este mundo ya ha sido juzgado.</w:t>
+        <w:t xml:space="preserve"> Los convencerá en cuanto al juicio porque el príncipe de este mundo ya ha sido juzgado.</w:t>
       </w:r>
     </w:p>
     <w:p>
@@ -14944,7 +14944,7 @@
         <w:rPr>
           <w:lang w:val="es_ES" w:bidi="es_ES"/>
         </w:rPr>
-        <w:t xml:space="preserve"> Pero cuando venga el Espíritu de la verdad, él los guiará a toda la verdad, porque no hablará por su propia cuenta, sino que dirá solo lo que oiga y les anunciará las cosas que han de venir.</w:t>
+        <w:t xml:space="preserve"> Cuando venga el Espíritu de la verdad, él los guiará a toda la verdad. No hablará por su propia cuenta. Dirá solo lo que oiga. Les anunciará las cosas que han de venir.</w:t>
       </w:r>
     </w:p>
     <w:p>
@@ -14965,7 +14965,7 @@
         <w:rPr>
           <w:lang w:val="es_ES" w:bidi="es_ES"/>
         </w:rPr>
-        <w:t xml:space="preserve"> Él me glorificará porque tomará de lo mío y se lo dará a conocer a ustedes.</w:t>
+        <w:t xml:space="preserve"> Él me glorificará porque les contará todo lo que reciba de mí.</w:t>
       </w:r>
     </w:p>
     <w:p>
@@ -15007,7 +15007,7 @@
         <w:rPr>
           <w:lang w:val="es_ES" w:bidi="es_ES"/>
         </w:rPr>
-        <w:t xml:space="preserve"> »Dentro de poco, ustedes ya no me verán. Pero un poco después volverán a verme».</w:t>
+        <w:t xml:space="preserve"> Dentro de poco, ustedes ya no me verán. Pero poco después, volverán a verme.</w:t>
       </w:r>
     </w:p>
     <w:p>
@@ -15028,7 +15028,7 @@
         <w:rPr>
           <w:lang w:val="es_ES" w:bidi="es_ES"/>
         </w:rPr>
-        <w:t xml:space="preserve"> Algunos de sus discípulos se preguntaban unos a otros: «¿Qué quiere decir con eso de que: “dentro de poco, ustedes ya no me verán”, y “un poco después volverán a verme”, y “porque vuelvo al Padre”?».</w:t>
+        <w:t xml:space="preserve"> Algunos de sus discípulos se preguntaban entre ellos: —¿Qué querrá decir con eso de que: “Dentro de poco, ustedes ya no me verán”? ¿Qué quiere decir: “poco después, volverán a verme”? ¿Qué es eso de: “porque vuelvo al Padre”?</w:t>
       </w:r>
     </w:p>
     <w:p>
@@ -15049,7 +15049,7 @@
         <w:rPr>
           <w:lang w:val="es_ES" w:bidi="es_ES"/>
         </w:rPr>
-        <w:t xml:space="preserve"> Y seguían comentando: «¿Qué quiere decir con eso de “dentro de poco”? No entendemos de qué habla».</w:t>
+        <w:t xml:space="preserve"> Y seguían comentando: —¿Qué querrá decir con eso de “dentro de poco”? No entendemos de qué habla.</w:t>
       </w:r>
     </w:p>
     <w:p>
@@ -15070,7 +15070,7 @@
         <w:rPr>
           <w:lang w:val="es_ES" w:bidi="es_ES"/>
         </w:rPr>
-        <w:t xml:space="preserve"> Jesús sabía que querían preguntarle, y les dijo: «¿Están preguntándose entre ustedes acerca de esto que dije: “Dentro de poco no me verán, pero un poco después volverán a verme”?».</w:t>
+        <w:t xml:space="preserve"> Jesús sabía qué querían preguntarle, y les dijo: —¿Están preguntándose entre ustedes acerca de lo que dije? Dije: “Dentro de poco, ustedes no me verán. Pero poco después, volverán a verme”.</w:t>
       </w:r>
     </w:p>
     <w:p>
@@ -15091,7 +15091,7 @@
         <w:rPr>
           <w:lang w:val="es_ES" w:bidi="es_ES"/>
         </w:rPr>
-        <w:t xml:space="preserve"> Les aseguro que ustedes llorarán y se llenarán de tristeza, mientras que el mundo se alegrará. Ustedes se pondrán tristes, pero luego su tristeza se convertirá en alegría.</w:t>
+        <w:t xml:space="preserve"> Les aseguro que ustedes llorarán y se llenarán de tristeza. Mientras, el mundo se alegrará. Ustedes se pondrán tristes, pero luego su tristeza se convertirá en alegría.</w:t>
       </w:r>
     </w:p>
     <w:p>
@@ -15112,7 +15112,7 @@
         <w:rPr>
           <w:lang w:val="es_ES" w:bidi="es_ES"/>
         </w:rPr>
-        <w:t xml:space="preserve"> Cuando una mujer está de parto, sufre dolores porque ha llegado su momento; pero cuando da a luz al niño, ya no recuerda el sufrimiento, por la alegría de haber traído una nueva vida al mundo.</w:t>
+        <w:t xml:space="preserve"> Cuando una mujer está de parto y se ha cumplido el tiempo, sufre dolores. Cuando da a luz al niño, ya no recuerda el sufrimiento. Es grande la alegría de haber traído una nueva vida al mundo.</w:t>
       </w:r>
     </w:p>
     <w:p>
@@ -15133,7 +15133,7 @@
         <w:rPr>
           <w:lang w:val="es_ES" w:bidi="es_ES"/>
         </w:rPr>
-        <w:t xml:space="preserve"> Lo mismo les pasa a ustedes, ahora están tristes, pero cuando vuelva a verlos se alegrarán y nadie podrá quitarles esa alegría.</w:t>
+        <w:t xml:space="preserve"> Lo mismo les pasa a ustedes. Ahora están tristes. Cuando yo vuelva a verlos, se alegrarán. Nadie podrá quitarles esa alegría.</w:t>
       </w:r>
     </w:p>
     <w:p>
@@ -15196,7 +15196,7 @@
         <w:rPr>
           <w:lang w:val="es_ES" w:bidi="es_ES"/>
         </w:rPr>
-        <w:t xml:space="preserve"> »Les he dicho todo esto por medio de comparaciones, pero viene la hora en que ya no usaré más comparaciones, sino que les hablaré de mi Padre con toda claridad.</w:t>
+        <w:t xml:space="preserve"> »Les he dicho todo esto en lenguaje figurado. Viene la hora en que ya no usaré más ese lenguaje. Les hablaré de mi Padre con toda claridad.</w:t>
       </w:r>
     </w:p>
     <w:p>
@@ -15217,7 +15217,7 @@
         <w:rPr>
           <w:lang w:val="es_ES" w:bidi="es_ES"/>
         </w:rPr>
-        <w:t xml:space="preserve"> En aquel día ustedes pedirán en mi nombre. Y no digo que voy a rogar por ustedes al Padre,</w:t>
+        <w:t xml:space="preserve"> En aquel día ustedes pedirán en mi nombre. Y no digo que voy a rogar por ustedes al Padre.</w:t>
       </w:r>
     </w:p>
     <w:p>
@@ -15238,7 +15238,7 @@
         <w:rPr>
           <w:lang w:val="es_ES" w:bidi="es_ES"/>
         </w:rPr>
-        <w:t xml:space="preserve"> porque el Padre mismo los ama. Él los ama porque ustedes me aman y han creído que yo vengo de parte de Dios.</w:t>
+        <w:t xml:space="preserve"> El Padre mismo los ama. Él los ama porque ustedes me aman y han creído que yo vengo de Dios.</w:t>
       </w:r>
     </w:p>
     <w:p>
@@ -15259,7 +15259,7 @@
         <w:rPr>
           <w:lang w:val="es_ES" w:bidi="es_ES"/>
         </w:rPr>
-        <w:t xml:space="preserve"> Yo salí del Padre y he venido al mundo. Ahora dejo el mundo y vuelvo al Padre».</w:t>
+        <w:t xml:space="preserve"> Yo salí del Padre y he venido al mundo. Ahora dejo el mundo y vuelvo al Padre.</w:t>
       </w:r>
     </w:p>
     <w:p>
@@ -15280,7 +15280,7 @@
         <w:rPr>
           <w:lang w:val="es_ES" w:bidi="es_ES"/>
         </w:rPr>
-        <w:t xml:space="preserve"> Sus discípulos le dijeron: ―Ahora sí estás hablando claro, sin vueltas ni rodeos.</w:t>
+        <w:t xml:space="preserve"> Sus discípulos le dijeron: —Ahora sí estás hablando claro, sin rodeos.</w:t>
       </w:r>
     </w:p>
     <w:p>
@@ -15301,7 +15301,7 @@
         <w:rPr>
           <w:lang w:val="es_ES" w:bidi="es_ES"/>
         </w:rPr>
-        <w:t xml:space="preserve"> Ahora sabemos que tú sabes todas las cosas y no necesitas que nadie te pregunte. Por esto creemos que has venido de parte de Dios.</w:t>
+        <w:t xml:space="preserve"> Ahora sabemos que tú sabes todas las cosas. No es necesario que nadie te pregunte nada. Por esto creemos que has venido de Dios.</w:t>
       </w:r>
     </w:p>
     <w:p>
@@ -15322,7 +15322,7 @@
         <w:rPr>
           <w:lang w:val="es_ES" w:bidi="es_ES"/>
         </w:rPr>
-        <w:t xml:space="preserve"> Jesús respondió: ―¿Ahora sí creen?</w:t>
+        <w:t xml:space="preserve"> Jesús respondió: —¿Ahora sí creen?</w:t>
       </w:r>
     </w:p>
     <w:p>
@@ -15343,7 +15343,7 @@
         <w:rPr>
           <w:lang w:val="es_ES" w:bidi="es_ES"/>
         </w:rPr>
-        <w:t xml:space="preserve"> Miren, se acerca la hora, y ya ha llegado, en que ustedes se dispersarán cada uno por su lado y me dejarán solo. Pero no estoy solo, porque el Padre está conmigo.</w:t>
+        <w:t xml:space="preserve"> Miren, se acerca la hora, y ya ha llegado, en que ustedes se dispersarán. Se irán cada uno por su lado y me dejarán solo. Pero no estoy solo, porque el Padre está conmigo.</w:t>
       </w:r>
     </w:p>
     <w:p>
@@ -15364,7 +15364,7 @@
         <w:rPr>
           <w:lang w:val="es_ES" w:bidi="es_ES"/>
         </w:rPr>
-        <w:t xml:space="preserve"> Yo les he dicho estas cosas para que en mí tengan paz. En el mundo tendrán aflicción, pero ánimo, yo he vencido al mundo.</w:t>
+        <w:t xml:space="preserve"> Yo les he dicho estas cosas para que en mí tengan paz. En el mundo tendrán aflicción. Pero ánimo, yo he vencido al mundo.</w:t>
       </w:r>
     </w:p>
     <w:p>
@@ -15401,7 +15401,7 @@
         <w:rPr>
           <w:lang w:val="es_ES" w:bidi="es_ES"/>
         </w:rPr>
-        <w:t xml:space="preserve"> Después de decir estas cosas, Jesús, levantó sus ojos al cielo y dijo: «Padre, la hora ha llegado. Glorifica a tu Hijo, para que tu Hijo te glorifique a ti,</w:t>
+        <w:t xml:space="preserve"> Después de decir estas cosas, Jesús levantó sus ojos al cielo. Dijo: —Padre, la hora ha llegado. Glorifica a tu Hijo, para que tu Hijo te glorifique a ti.</w:t>
       </w:r>
     </w:p>
     <w:p>
@@ -15422,7 +15422,7 @@
         <w:rPr>
           <w:lang w:val="es_ES" w:bidi="es_ES"/>
         </w:rPr>
-        <w:t xml:space="preserve"> Pues le has dado autoridad sobre toda persona para que él dé vida eterna a todos los que le has dado.</w:t>
+        <w:t xml:space="preserve"> Le has dado autoridad sobre toda persona para que él dé vida eterna a todos los que le has dado.</w:t>
       </w:r>
     </w:p>
     <w:p>
@@ -15443,7 +15443,7 @@
         <w:rPr>
           <w:lang w:val="es_ES" w:bidi="es_ES"/>
         </w:rPr>
-        <w:t xml:space="preserve"> Esta es la vida eterna: que te conozcan a ti, el único Dios verdadero, y a Jesucristo, a quien tú enviaste.</w:t>
+        <w:t xml:space="preserve"> La vida eterna consiste en conocerte a ti, el único Dios verdadero, y a Jesucristo, a quien tú enviaste.</w:t>
       </w:r>
     </w:p>
     <w:p>
@@ -15464,7 +15464,7 @@
         <w:rPr>
           <w:lang w:val="es_ES" w:bidi="es_ES"/>
         </w:rPr>
-        <w:t xml:space="preserve"> Yo te he glorificado en la tierra, y he realizado la obra que me encomendaste.</w:t>
+        <w:t xml:space="preserve"> Yo te he glorificado en la tierra. He realizado la obra que me encomendaste.</w:t>
       </w:r>
     </w:p>
     <w:p>
@@ -15506,7 +15506,7 @@
         <w:rPr>
           <w:lang w:val="es_ES" w:bidi="es_ES"/>
         </w:rPr>
-        <w:t xml:space="preserve"> »A los que me diste del mundo les he manifestado tu nombre. Eran tuyos, y tú me los diste, y han obedecido tu palabra.</w:t>
+        <w:t xml:space="preserve"> »A los que me diste del mundo les he manifestado tu nombre. Eran tuyos, y tú me los diste. Han obedecido tu palabra.</w:t>
       </w:r>
     </w:p>
     <w:p>
@@ -15527,7 +15527,7 @@
         <w:rPr>
           <w:lang w:val="es_ES" w:bidi="es_ES"/>
         </w:rPr>
-        <w:t xml:space="preserve"> Ahora saben que todo lo que me has dado viene de ti,</w:t>
+        <w:t xml:space="preserve"> Ahora saben que todo lo que me has dado viene de ti.</w:t>
       </w:r>
     </w:p>
     <w:p>
@@ -15548,7 +15548,7 @@
         <w:rPr>
           <w:lang w:val="es_ES" w:bidi="es_ES"/>
         </w:rPr>
-        <w:t xml:space="preserve"> porque les he entregado las palabras que me diste, y ellos las recibieron. Y saben con certeza que salí de ti, y han creído que tú me enviaste.</w:t>
+        <w:t xml:space="preserve"> Les he entregado las palabras que me diste, y ellos las recibieron. Saben con certeza que salí de ti. Han creído que tú me enviaste.</w:t>
       </w:r>
     </w:p>
     <w:p>
@@ -15590,7 +15590,7 @@
         <w:rPr>
           <w:lang w:val="es_ES" w:bidi="es_ES"/>
         </w:rPr>
-        <w:t xml:space="preserve"> Todo lo que es mío es tuyo, y todo lo que es tuyo es mío; y he sido glorificado por medio de ellos.</w:t>
+        <w:t xml:space="preserve"> Todo lo que es mío es tuyo, y todo lo que es tuyo es mío. He sido glorificado por medio de ellos.</w:t>
       </w:r>
     </w:p>
     <w:p>
@@ -15611,7 +15611,7 @@
         <w:rPr>
           <w:lang w:val="es_ES" w:bidi="es_ES"/>
         </w:rPr>
-        <w:t xml:space="preserve"> Yo voy a estar por muy poco tiempo en el mundo, pero ellos están todavía en el mundo, y yo vuelvo a ti. »Padre santo, cuídalos con el poder de tu nombre, el nombre que me diste, para que sean uno, así como tú y yo.</w:t>
+        <w:t xml:space="preserve"> Yo voy a quedarme muy poco tiempo en el mundo. Yo vuelvo a ti. Ellos seguirán todavía en el mundo. Padre santo, cuídalos con el poder de tu nombre, el nombre que me diste. Cuídalos para que sean uno, así como tú y yo somos uno.</w:t>
       </w:r>
     </w:p>
     <w:p>
@@ -15632,7 +15632,7 @@
         <w:rPr>
           <w:lang w:val="es_ES" w:bidi="es_ES"/>
         </w:rPr>
-        <w:t xml:space="preserve"> Mientras estaba con ellos, los guardaba en tu nombre, el nombre que me diste, y los protegía; y ninguno de ellos se perdió, excepto el hijo de perdición, para que se cumpliera la Escritura.</w:t>
+        <w:t xml:space="preserve"> Mientras estaba con ellos, yo los guardé en tu nombre. Con el nombre que me diste, los protegí. Ninguno de ellos se perdió, excepto uno. Es el que va camino a la destrucción, como ha dicho la Escritura.</w:t>
       </w:r>
     </w:p>
     <w:p>
@@ -15653,7 +15653,7 @@
         <w:rPr>
           <w:lang w:val="es_ES" w:bidi="es_ES"/>
         </w:rPr>
-        <w:t xml:space="preserve"> »Ahora regreso a ti. Pero digo estas cosas mientras todavía estoy en el mundo, para que tengan mi alegría completa.</w:t>
+        <w:t xml:space="preserve"> »Ahora regreso a ti. Pero digo estas cosas mientras todavía estoy en el mundo, para que ellos tengan mi alegría completa.</w:t>
       </w:r>
     </w:p>
     <w:p>
@@ -15674,7 +15674,7 @@
         <w:rPr>
           <w:lang w:val="es_ES" w:bidi="es_ES"/>
         </w:rPr>
-        <w:t xml:space="preserve"> Yo les he dado tu palabra, y el mundo los ha aborrecido porque no son de este mundo, como tampoco lo soy.</w:t>
+        <w:t xml:space="preserve"> Yo les he dado tu palabra. El mundo los ha aborrecido porque no son de este mundo. Tampoco lo soy yo.</w:t>
       </w:r>
     </w:p>
     <w:p>
@@ -15695,7 +15695,7 @@
         <w:rPr>
           <w:lang w:val="es_ES" w:bidi="es_ES"/>
         </w:rPr>
-        <w:t xml:space="preserve"> No te pido que los saques del mundo, sino que los protejas del maligno.</w:t>
+        <w:t xml:space="preserve"> No te pido que los saques del mundo. Pido que los protejas del maligno.</w:t>
       </w:r>
     </w:p>
     <w:p>
@@ -15737,7 +15737,7 @@
         <w:rPr>
           <w:lang w:val="es_ES" w:bidi="es_ES"/>
         </w:rPr>
-        <w:t xml:space="preserve"> Santifícalos en la verdad; tu palabra es la verdad.</w:t>
+        <w:t xml:space="preserve"> Santifícalos en la verdad. Tu palabra es la verdad.</w:t>
       </w:r>
     </w:p>
     <w:p>
@@ -15779,7 +15779,7 @@
         <w:rPr>
           <w:lang w:val="es_ES" w:bidi="es_ES"/>
         </w:rPr>
-        <w:t xml:space="preserve"> Y por ellos yo me santifico a mí mismo, para que también ellos sean santificados en la verdad.</w:t>
+        <w:t xml:space="preserve"> Por ellos yo me santifico a mí mismo, para que también ellos sean santificados en la verdad.</w:t>
       </w:r>
     </w:p>
     <w:p>
@@ -15800,7 +15800,7 @@
         <w:rPr>
           <w:lang w:val="es_ES" w:bidi="es_ES"/>
         </w:rPr>
-        <w:t xml:space="preserve"> »No te pido solo por estos, sino también por los que van a creer en mí por medio del mensaje de ellos.</w:t>
+        <w:t xml:space="preserve"> »No te pido solo por estos. También te pido por los que van a creer en mí por medio del mensaje de ellos.</w:t>
       </w:r>
     </w:p>
     <w:p>
@@ -15821,7 +15821,7 @@
         <w:rPr>
           <w:lang w:val="es_ES" w:bidi="es_ES"/>
         </w:rPr>
-        <w:t xml:space="preserve"> Te ruego que todos sean uno. Padre, así como tú estás en mí y yo en ti, que ellos también estén en nosotros, para que el mundo crea que tú me has enviado.</w:t>
+        <w:t xml:space="preserve"> Te ruego que todos sean uno. Padre, tú estás en mí y yo estoy en ti. Que ellos también estén en nosotros, para que el mundo crea que tú me has enviado.</w:t>
       </w:r>
     </w:p>
     <w:p>
@@ -15842,7 +15842,7 @@
         <w:rPr>
           <w:lang w:val="es_ES" w:bidi="es_ES"/>
         </w:rPr>
-        <w:t xml:space="preserve"> Yo les he dado la gloria que me diste, para que sean uno, así como nosotros somos uno,</w:t>
+        <w:t xml:space="preserve"> Yo les he dado la gloria que me diste. Se la di para que ellos sean uno, así como nosotros somos uno.</w:t>
       </w:r>
     </w:p>
     <w:p>
@@ -15863,7 +15863,7 @@
         <w:rPr>
           <w:lang w:val="es_ES" w:bidi="es_ES"/>
         </w:rPr>
-        <w:t xml:space="preserve"> yo en ellos y tú en mí, para que sean perfectos en la unidad, para que el mundo reconozca que tú me enviaste, y que los has amado a ellos como me has amado a mí.</w:t>
+        <w:t xml:space="preserve"> Yo estoy en ellos y tú estás en mí. Que tengan una unidad perfecta. Así el mundo reconocerá que tú me enviaste. Reconocerá que los has amado a ellos como me has amado a mí.</w:t>
       </w:r>
     </w:p>
     <w:p>
@@ -15884,7 +15884,7 @@
         <w:rPr>
           <w:lang w:val="es_ES" w:bidi="es_ES"/>
         </w:rPr>
-        <w:t xml:space="preserve"> »Padre, quiero que los que tú me has dado estén conmigo donde yo estoy. Así, ellos verán mi gloria, la gloria que me has dado porque tú me amaste desde antes de la creación del mundo.</w:t>
+        <w:t xml:space="preserve"> Padre, quiero que los que tú me has dado estén conmigo donde yo estoy. Así, ellos verán mi gloria. Me has dado esta gloria porque tú me amaste desde antes de la creación del mundo.</w:t>
       </w:r>
     </w:p>
     <w:p>
@@ -15905,7 +15905,7 @@
         <w:rPr>
           <w:lang w:val="es_ES" w:bidi="es_ES"/>
         </w:rPr>
-        <w:t xml:space="preserve"> »Padre justo, el mundo no te conoce, pero yo sí te conozco, y ellos han reconocido que tú me enviaste.</w:t>
+        <w:t xml:space="preserve"> Padre justo, el mundo no te conoce. Yo sí te conozco, y estos han reconocido que tú me enviaste.</w:t>
       </w:r>
     </w:p>
     <w:p>
@@ -15926,7 +15926,7 @@
         <w:rPr>
           <w:lang w:val="es_ES" w:bidi="es_ES"/>
         </w:rPr>
-        <w:t xml:space="preserve"> Yo les he dado a conocer tu nombre y seguiré dándoselo a conocer, para que el amor con que me amaste esté en ellos, y yo mismo esté en ellos».</w:t>
+        <w:t xml:space="preserve"> Yo les he dado a conocer tu nombre. Seguiré dándoselo a conocer. Lo haré para que el amor con que me amaste esté en ellos, y yo mismo esté en ellos.</w:t>
       </w:r>
     </w:p>
     <w:p>
@@ -15963,7 +15963,7 @@
         <w:rPr>
           <w:lang w:val="es_ES" w:bidi="es_ES"/>
         </w:rPr>
-        <w:t xml:space="preserve"> Después de decir estas palabras, Jesús salió con sus discípulos y cruzó el arroyo de Cedrón, donde había un huerto, y entraron en él.</w:t>
+        <w:t xml:space="preserve"> Cuando terminó su oración, Jesús salió con sus discípulos. Cruzó el arroyo de Cedrón. Allí había un huerto, y entraron en él.</w:t>
       </w:r>
     </w:p>
     <w:p>
@@ -15984,7 +15984,7 @@
         <w:rPr>
           <w:lang w:val="es_ES" w:bidi="es_ES"/>
         </w:rPr>
-        <w:t xml:space="preserve"> Judas, el que lo traicionaba, también conocía el lugar, porque Jesús se había reunido allí muchas veces con sus discípulos.</w:t>
+        <w:t xml:space="preserve"> Judas, el traidor, también conocía el lugar. Jesús se había reunido allí muchas veces con sus discípulos.</w:t>
       </w:r>
     </w:p>
     <w:p>
@@ -16005,7 +16005,7 @@
         <w:rPr>
           <w:lang w:val="es_ES" w:bidi="es_ES"/>
         </w:rPr>
-        <w:t xml:space="preserve"> Así que Judas llegó al huerto, trayendo una tropa de soldados y guardias de los principales sacerdotes y de los fariseos. Iban armados y llevaban antorchas y lámparas.</w:t>
+        <w:t xml:space="preserve"> Así que Judas llegó al huerto. Trajo consigo una tropa de soldados y guardias de los principales sacerdotes y de los fariseos. Iban armados y llevaban antorchas y lámparas.</w:t>
       </w:r>
     </w:p>
     <w:p>
@@ -16026,7 +16026,7 @@
         <w:rPr>
           <w:lang w:val="es_ES" w:bidi="es_ES"/>
         </w:rPr>
-        <w:t xml:space="preserve"> Jesús, que ya sabía todo lo que iba a suceder, salió al encuentro y les preguntó: ―¿A quién buscan?</w:t>
+        <w:t xml:space="preserve"> Jesús ya sabía todo lo que iba a suceder. Les salió al encuentro y preguntó: —¿A quién buscan?</w:t>
       </w:r>
     </w:p>
     <w:p>
@@ -16047,7 +16047,7 @@
         <w:rPr>
           <w:lang w:val="es_ES" w:bidi="es_ES"/>
         </w:rPr>
-        <w:t xml:space="preserve"> Respondieron: —Buscamos a Jesús, el de Nazaret. —Yo soy. Y Judas, el que lo traicionaba, estaba allí con ellos.</w:t>
+        <w:t xml:space="preserve"> Respondieron: —Buscamos a Jesús, el de Nazaret. Jesús dijo: —Yo soy. Judas, el que lo traicionaba, estaba allí con ellos.</w:t>
       </w:r>
     </w:p>
     <w:p>
@@ -16068,7 +16068,7 @@
         <w:rPr>
           <w:lang w:val="es_ES" w:bidi="es_ES"/>
         </w:rPr>
-        <w:t xml:space="preserve"> Cuando Jesús les dijo: «Yo soy», retrocedieron y cayeron al suelo.</w:t>
+        <w:t xml:space="preserve"> Cuando Jesús les dijo: “Yo soy”, retrocedieron y cayeron hacia atrás.</w:t>
       </w:r>
     </w:p>
     <w:p>
@@ -16089,7 +16089,7 @@
         <w:rPr>
           <w:lang w:val="es_ES" w:bidi="es_ES"/>
         </w:rPr>
-        <w:t xml:space="preserve"> Jesús volvió a preguntarles: ―¿A quién buscan? Ellos respondieron: —Buscamos a Jesús de Nazaret.</w:t>
+        <w:t xml:space="preserve"> Jesús volvió a preguntarles: —¿A quién buscan? Ellos respondieron: —Buscamos a Jesús de Nazaret.</w:t>
       </w:r>
     </w:p>
     <w:p>
@@ -16110,7 +16110,7 @@
         <w:rPr>
           <w:lang w:val="es_ES" w:bidi="es_ES"/>
         </w:rPr>
-        <w:t xml:space="preserve"> Jesús respondió: —Ya les he dicho que yo soy el que buscan. Así que, si me buscan a mí, dejen que estos otros se vayan.</w:t>
+        <w:t xml:space="preserve"> Jesús respondió: —Ya les he dicho que yo soy el que buscan. Así que, si me buscan a mí, dejen que estos se vayan.</w:t>
       </w:r>
     </w:p>
     <w:p>
@@ -16131,7 +16131,7 @@
         <w:rPr>
           <w:lang w:val="es_ES" w:bidi="es_ES"/>
         </w:rPr>
-        <w:t xml:space="preserve"> Esto sucedió para que se cumpliera la palabra que él había dicho: «De los que me diste, ninguno se perdió».</w:t>
+        <w:t xml:space="preserve"> Esto sucedió para que se cumpliera la palabra que él había dicho: “Que no pierda a ninguno de los que él me dio”.</w:t>
       </w:r>
     </w:p>
     <w:p>
@@ -16152,7 +16152,7 @@
         <w:rPr>
           <w:lang w:val="es_ES" w:bidi="es_ES"/>
         </w:rPr>
-        <w:t xml:space="preserve"> Simón Pedro sacó una espada que llevaba y le cortó la oreja derecha a Malco, el siervo del sumo sacerdote.</w:t>
+        <w:t xml:space="preserve"> Simón Pedro sacó una espada que llevaba. Le cortó la oreja derecha a Malco, el siervo del sumo sacerdote.</w:t>
       </w:r>
     </w:p>
     <w:p>
@@ -16173,7 +16173,7 @@
         <w:rPr>
           <w:lang w:val="es_ES" w:bidi="es_ES"/>
         </w:rPr>
-        <w:t xml:space="preserve"> Jesús le ordenó a Pedro: ―¡Guarda la espada! ¿Acaso no he de beber la copa que me ha dado el Padre?</w:t>
+        <w:t xml:space="preserve"> Jesús le ordenó a Pedro: —¡Guarda la espada! ¿Acaso no he de beber la copa que me ha dado el Padre?</w:t>
       </w:r>
     </w:p>
     <w:p>
@@ -16194,7 +16194,7 @@
         <w:rPr>
           <w:lang w:val="es_ES" w:bidi="es_ES"/>
         </w:rPr>
-        <w:t xml:space="preserve"> Entonces la tropa de soldados romanos, con su capitán, y los guardias judíos arrestaron a Jesús y lo ataron.</w:t>
+        <w:t xml:space="preserve"> Entonces arrestaron a Jesús y lo ataron. Lo hicieron la tropa de soldados romanos, con su capitán, y los guardias judíos.</w:t>
       </w:r>
     </w:p>
     <w:p>
@@ -16215,7 +16215,7 @@
         <w:rPr>
           <w:lang w:val="es_ES" w:bidi="es_ES"/>
         </w:rPr>
-        <w:t xml:space="preserve"> Primero lo llevaron ante Anás, el suegro de Caifás, que era el sumo sacerdote ese año.</w:t>
+        <w:t xml:space="preserve"> Primero lo llevaron ante Anás, el suegro de Caifás. Caifás era el sumo sacerdote ese año.</w:t>
       </w:r>
     </w:p>
     <w:p>
@@ -16236,7 +16236,7 @@
         <w:rPr>
           <w:lang w:val="es_ES" w:bidi="es_ES"/>
         </w:rPr>
-        <w:t xml:space="preserve"> Caifás era quien había aconsejado a los judíos que era mejor que un solo hombre muriera por el pueblo.</w:t>
+        <w:t xml:space="preserve"> Era quien había aconsejado a los judíos que era mejor que un solo hombre muriera por el pueblo.</w:t>
       </w:r>
     </w:p>
     <w:p>
@@ -16257,7 +16257,7 @@
         <w:rPr>
           <w:lang w:val="es_ES" w:bidi="es_ES"/>
         </w:rPr>
-        <w:t xml:space="preserve"> Simón Pedro y otro discípulo seguían a Jesús. Como el sumo sacerdote conocía al otro discípulo, entró con Jesús al patio del sumo sacerdote.</w:t>
+        <w:t xml:space="preserve"> Simón Pedro y otro discípulo seguían a Jesús. El sumo sacerdote conocía al otro discípulo. Así que pudo entrar con Jesús al patio del sumo sacerdote.</w:t>
       </w:r>
     </w:p>
     <w:p>
@@ -16278,7 +16278,7 @@
         <w:rPr>
           <w:lang w:val="es_ES" w:bidi="es_ES"/>
         </w:rPr>
-        <w:t xml:space="preserve"> Pero Pedro tuvo que quedarse afuera, junto a la puerta. El discípulo conocido por el sumo sacerdote salió, habló con la portera y consiguió que Pedro entrara.</w:t>
+        <w:t xml:space="preserve"> Pero Pedro tuvo que quedarse afuera, junto a la puerta. El discípulo conocido por el sumo sacerdote salió. Habló con la portera y consiguió que Pedro entrara.</w:t>
       </w:r>
     </w:p>
     <w:p>
@@ -16299,7 +16299,7 @@
         <w:rPr>
           <w:lang w:val="es_ES" w:bidi="es_ES"/>
         </w:rPr>
-        <w:t xml:space="preserve"> La portera le preguntó a Peddro: ―¿No eres tú uno de los discípulos de ese hombre? Él contestó: ―No lo soy.</w:t>
+        <w:t xml:space="preserve"> La portera le preguntó a Pedro: —¿No eres tú uno de los discípulos de ese hombre? Él contestó: —No lo soy.</w:t>
       </w:r>
     </w:p>
     <w:p>
@@ -16341,7 +16341,7 @@
         <w:rPr>
           <w:lang w:val="es_ES" w:bidi="es_ES"/>
         </w:rPr>
-        <w:t xml:space="preserve"> Mientras tanto, el sumo sacerdote comenzó interrogar a Jesús acerca de sus discípulos y de sus enseñanzas.</w:t>
+        <w:t xml:space="preserve"> Mientras tanto, el sumo sacerdote comenzó a interrogar a Jesús acerca de sus discípulos y de sus enseñanzas.</w:t>
       </w:r>
     </w:p>
     <w:p>
@@ -16362,7 +16362,7 @@
         <w:rPr>
           <w:lang w:val="es_ES" w:bidi="es_ES"/>
         </w:rPr>
-        <w:t xml:space="preserve"> Jesús le respondió: ―Yo he hablado abiertamente ante todos. Siempre he enseñado en las sinagogas y en el templo, donde se reúnen todos los judíos. No he dicho nada en secreto.</w:t>
+        <w:t xml:space="preserve"> Jesús le respondió: —Yo he hablado abiertamente ante todos. Siempre he enseñado en las sinagogas y en el templo, donde se reúnen todos los judíos. No he dicho nada en secreto.</w:t>
       </w:r>
     </w:p>
     <w:p>
@@ -16404,7 +16404,7 @@
         <w:rPr>
           <w:lang w:val="es_ES" w:bidi="es_ES"/>
         </w:rPr>
-        <w:t xml:space="preserve"> Cuando Jesús dijo esto, uno de los oficiales que estaba junto a él le dio una bofetada en la cara y le dijo: ¿Así es como respondes al sumo sacerdote?</w:t>
+        <w:t xml:space="preserve"> Cuando Jesús dijo esto, uno de los oficiales que estaba junto a él le dio una bofetada en la cara. Le dijo: —¿Así es como respondes al sumo sacerdote?</w:t>
       </w:r>
     </w:p>
     <w:p>
@@ -16425,7 +16425,7 @@
         <w:rPr>
           <w:lang w:val="es_ES" w:bidi="es_ES"/>
         </w:rPr>
-        <w:t xml:space="preserve"> Jesús respondió: ―Si he dicho algo malo, dime qué fue. Pero si lo que dije es verdad, ¿por qué me golpeas?</w:t>
+        <w:t xml:space="preserve"> Jesús respondió: —Si he dicho algo malo, dime qué fue. Pero si lo que dije es verdad, ¿por qué me golpeas?</w:t>
       </w:r>
     </w:p>
     <w:p>
@@ -16467,7 +16467,7 @@
         <w:rPr>
           <w:lang w:val="es_ES" w:bidi="es_ES"/>
         </w:rPr>
-        <w:t xml:space="preserve"> Mientras tanto, Simón Pedro seguía de pie, calentándose. Le preguntaron: ―¿No eres tú uno de sus discípulos? Él negó y dijo: ―No lo soy.</w:t>
+        <w:t xml:space="preserve"> Mientras tanto, Simón Pedro seguía allí de pie, calentándose. Le preguntaron: —¿No eres tú uno de sus discípulos? Él negó y dijo: —No lo soy.</w:t>
       </w:r>
     </w:p>
     <w:p>
@@ -16488,7 +16488,7 @@
         <w:rPr>
           <w:lang w:val="es_ES" w:bidi="es_ES"/>
         </w:rPr>
-        <w:t xml:space="preserve"> Uno de los criados del sumo sacerdote, que era pariente de aquel al que Pedro le había cortado la oreja, le preguntó: ―¿No te vi yo con él en el huerto?</w:t>
+        <w:t xml:space="preserve"> Uno de los criados del sumo sacerdote era pariente de aquel al que Pedro le había cortado la oreja. Este le preguntó: —¿No te vi yo con él en el huerto?</w:t>
       </w:r>
     </w:p>
     <w:p>
@@ -16530,7 +16530,7 @@
         <w:rPr>
           <w:lang w:val="es_ES" w:bidi="es_ES"/>
         </w:rPr>
-        <w:t xml:space="preserve"> Luego llevaron a Jesús de la casa de Caifás al palacio del gobernador romano. Como ya amanecía, los judíos no entraron al palacio, pues si lo hacían se contaminarían, según sus ritos, y no podrían comer la Pascua.</w:t>
+        <w:t xml:space="preserve"> Luego llevaron a Jesús de la casa de Caifás al palacio del gobernador romano. Como ya amanecía, los judíos no entraron al palacio. Si lo hacían se contaminarían, según sus ritos. Y no podrían comer la Pascua.</w:t>
       </w:r>
     </w:p>
     <w:p>
@@ -16551,7 +16551,7 @@
         <w:rPr>
           <w:lang w:val="es_ES" w:bidi="es_ES"/>
         </w:rPr>
-        <w:t xml:space="preserve"> Por eso Pilato salió y les preguntó: ―¿De qué acusan a este hombre?</w:t>
+        <w:t xml:space="preserve"> Por eso Pilato salió y les preguntó: —¿De qué acusan a este hombre?</w:t>
       </w:r>
     </w:p>
     <w:p>
@@ -16572,7 +16572,7 @@
         <w:rPr>
           <w:lang w:val="es_ES" w:bidi="es_ES"/>
         </w:rPr>
-        <w:t xml:space="preserve"> Ellos contestaron: ―Si no fuera un criminal, no te lo habríamos entregado.</w:t>
+        <w:t xml:space="preserve"> Ellos contestaron: —Si no fuera un criminal, no te lo habríamos traído.</w:t>
       </w:r>
     </w:p>
     <w:p>
@@ -16593,7 +16593,7 @@
         <w:rPr>
           <w:lang w:val="es_ES" w:bidi="es_ES"/>
         </w:rPr>
-        <w:t xml:space="preserve"> Pilato les dijo: ―Pues llévenselo ustedes y júzguenlo según su ley. Los judíos le respondieron: ―Nosotros no tenemos autoridad para dar muerte a nadie.</w:t>
+        <w:t xml:space="preserve"> Pilato les dijo: —Pues llévenselo ustedes y júzguenlo según su ley. Los judíos le respondieron: —Nosotros no tenemos autoridad para dar muerte a nadie.</w:t>
       </w:r>
     </w:p>
     <w:p>
@@ -16635,7 +16635,7 @@
         <w:rPr>
           <w:lang w:val="es_ES" w:bidi="es_ES"/>
         </w:rPr>
-        <w:t xml:space="preserve"> Entonces Pilato volvió a entrar al palacio y mandó que trajeran a Jesús. Le preguntó: ―¿Eres tú el rey de los judíos?</w:t>
+        <w:t xml:space="preserve"> Entonces Pilato volvió a entrar al palacio. Mandó que trajeran a Jesús. Le preguntó: —¿Eres tú el rey de los judíos?</w:t>
       </w:r>
     </w:p>
     <w:p>
@@ -16656,7 +16656,7 @@
         <w:rPr>
           <w:lang w:val="es_ES" w:bidi="es_ES"/>
         </w:rPr>
-        <w:t xml:space="preserve"> Jesús le respondió: ―¿Lo preguntas por iniciativa tuya o es que otros te han hablado de mí?</w:t>
+        <w:t xml:space="preserve"> Jesús le respondió: —¿Lo preguntas por iniciativa tuya? ¿O es que otros te han hablado de mí?</w:t>
       </w:r>
     </w:p>
     <w:p>
@@ -16677,7 +16677,7 @@
         <w:rPr>
           <w:lang w:val="es_ES" w:bidi="es_ES"/>
         </w:rPr>
-        <w:t xml:space="preserve"> Pilato le contestó: ―¿Es que crees que soy judío? Tu propio pueblo, tu nación y los principales sacerdotes te entregaron a mí. ¿Qué hiciste?</w:t>
+        <w:t xml:space="preserve"> Pilato le contestó: —¿Es que crees que soy judío? Tu propio pueblo, tu nación y los principales sacerdotes te entregaron a mí. ¿Qué hiciste?</w:t>
       </w:r>
     </w:p>
     <w:p>
@@ -16698,7 +16698,7 @@
         <w:rPr>
           <w:lang w:val="es_ES" w:bidi="es_ES"/>
         </w:rPr>
-        <w:t xml:space="preserve"> Jesús contestó: ―Mi reino no es de este mundo. Si lo fuera, mis servidores pelearían para que no me entregaran a los judíos. Pero mi reino no es de aquí.</w:t>
+        <w:t xml:space="preserve"> Jesús contestó: —Mi reino no es de este mundo. Si lo fuera, mis servidores pelearían para que no me entregaran a los judíos. Pero mi reino no es de aquí.</w:t>
       </w:r>
     </w:p>
     <w:p>
@@ -16719,7 +16719,7 @@
         <w:rPr>
           <w:lang w:val="es_ES" w:bidi="es_ES"/>
         </w:rPr>
-        <w:t xml:space="preserve"> Pilato le dijo: ―¿Así que eres rey? Jesús le respondió: ―Tú dices que soy rey. Yo para esto he nacido y para esto he venido al mundo: para dar testimonio de la verdad. Todo el que es de la verdad escucha mi voz.</w:t>
+        <w:t xml:space="preserve"> Pilato le dijo: —¡Así que eres rey! Jesús le respondió: —Tú dices que soy rey. Yo he nacido para dar testimonio de la verdad. Es para esto que he venido al mundo. Todo el que es de la verdad escucha mi voz.</w:t>
       </w:r>
     </w:p>
     <w:p>
@@ -16740,7 +16740,7 @@
         <w:rPr>
           <w:lang w:val="es_ES" w:bidi="es_ES"/>
         </w:rPr>
-        <w:t xml:space="preserve"> Pilato preguntó: ―¿Qué es la verdad? Dicho esto, Pilato salió otra vez ante los judíos. Les dijo: —No encuentro en él ningún delito.</w:t>
+        <w:t xml:space="preserve"> Pilato preguntó: —¿Qué es la verdad? Dicho esto, salió otra vez ante los judíos. Les dijo: —No encuentro ningún delito en este hombre.</w:t>
       </w:r>
     </w:p>
     <w:p>
@@ -16761,7 +16761,7 @@
         <w:rPr>
           <w:lang w:val="es_ES" w:bidi="es_ES"/>
         </w:rPr>
-        <w:t xml:space="preserve"> Pero como ustedes tienen la costumbre de que yo suelte a un preso durante la Pascua, ¿quieren que suelte al “rey de los judíos”?</w:t>
+        <w:t xml:space="preserve"> Ustedes tienen la costumbre de que yo suelte a un preso durante la Pascua. ¿Quieren que libere al rey de los judíos?</w:t>
       </w:r>
     </w:p>
     <w:p>
@@ -16782,7 +16782,7 @@
         <w:rPr>
           <w:lang w:val="es_ES" w:bidi="es_ES"/>
         </w:rPr>
-        <w:t xml:space="preserve"> Ellos volvieron a gritar: ―¡No! ¡No sueltes a este, suelta a Barrabás! Barrabás era un bandido.</w:t>
+        <w:t xml:space="preserve"> Ellos volvieron a gritar: —¡No! ¡No sueltes a este! ¡Suelta a Barrabás! Barrabás era un bandido.</w:t>
       </w:r>
     </w:p>
     <w:p>
@@ -16819,7 +16819,7 @@
         <w:rPr>
           <w:lang w:val="es_ES" w:bidi="es_ES"/>
         </w:rPr>
-        <w:t xml:space="preserve"> Entonces Pilato tomó a Jesús y lo hizo azotar.</w:t>
+        <w:t xml:space="preserve"> Entonces Pilato tomó a Jesús e hizo que lo azotaran.</w:t>
       </w:r>
     </w:p>
     <w:p>
@@ -16840,7 +16840,7 @@
         <w:rPr>
           <w:lang w:val="es_ES" w:bidi="es_ES"/>
         </w:rPr>
-        <w:t xml:space="preserve"> Los soldados hicieron una corona de espinas yse la pusieron a Jesús en la cabeza. También le pusieron un manto de color púrpura.</w:t>
+        <w:t xml:space="preserve"> Los soldados hicieron una corona de espinas y se la pusieron a Jesús en la cabeza. También le pusieron un manto de color púrpura.</w:t>
       </w:r>
     </w:p>
     <w:p>
@@ -16861,7 +16861,7 @@
         <w:rPr>
           <w:lang w:val="es_ES" w:bidi="es_ES"/>
         </w:rPr>
-        <w:t xml:space="preserve"> Mientras se acercaban a abofetearlo en la cara, le gritaban: ―¡Viva el rey de los judíos!</w:t>
+        <w:t xml:space="preserve"> Mientras se acercaban a abofetearlo en la cara, le gritaban: —¡Viva el rey de los judíos!</w:t>
       </w:r>
     </w:p>
     <w:p>
@@ -16882,7 +16882,7 @@
         <w:rPr>
           <w:lang w:val="es_ES" w:bidi="es_ES"/>
         </w:rPr>
-        <w:t xml:space="preserve"> Pilato volvió a salir y les dijo a los judíos: ―Aquí está. Lo saqué para que sepan que no lo encuentro culpable de nada.</w:t>
+        <w:t xml:space="preserve"> Pilato volvió a salir y les dijo a los judíos: —Aquí está. Lo saqué para que sepan que no lo encuentro culpable de nada.</w:t>
       </w:r>
     </w:p>
     <w:p>
@@ -16903,7 +16903,7 @@
         <w:rPr>
           <w:lang w:val="es_ES" w:bidi="es_ES"/>
         </w:rPr>
-        <w:t xml:space="preserve"> Cuando sacaron a Jesús, llevaba puestos la corona de espinas y el manto de color púrpura. Pilato les dijo: ―¡Aquí está el hombre!</w:t>
+        <w:t xml:space="preserve"> Cuando sacaron a Jesús, llevaba puestos la corona de espinas y el manto de color púrpura. Pilato les dijo: —¡Aquí está el hombre!</w:t>
       </w:r>
     </w:p>
     <w:p>
@@ -16924,7 +16924,7 @@
         <w:rPr>
           <w:lang w:val="es_ES" w:bidi="es_ES"/>
         </w:rPr>
-        <w:t xml:space="preserve"> Al verlo, los jefes de los sacerdotes y los guardias gritaron: ―¡Crucifícalo! ¡Crucifícalo! Pilato les respondió: ―Llévenselo y crucifíquenlo ustedes. Yo no lo encuentro culpable de nada.</w:t>
+        <w:t xml:space="preserve"> Al verlo, los jefes de los sacerdotes y los guardias gritaron: —¡Crucifícalo! ¡Crucifícalo! Pilato les respondió: —Llévenselo y crucifíquenlo ustedes. Yo no lo encuentro culpable de nada.</w:t>
       </w:r>
     </w:p>
     <w:p>
@@ -16945,7 +16945,7 @@
         <w:rPr>
           <w:lang w:val="es_ES" w:bidi="es_ES"/>
         </w:rPr>
-        <w:t xml:space="preserve"> Los judíos le dijeron: ―Nosotros tenemos una ley, y según ella tiene que morir, pues se ha hecho pasar por el Hijo de Dios.</w:t>
+        <w:t xml:space="preserve"> Los judíos le dijeron: —Nosotros tenemos una ley. Según ella tiene que morir, pues se ha hecho pasar por el Hijo de Dios.</w:t>
       </w:r>
     </w:p>
     <w:p>
@@ -16987,7 +16987,7 @@
         <w:rPr>
           <w:lang w:val="es_ES" w:bidi="es_ES"/>
         </w:rPr>
-        <w:t xml:space="preserve"> Entró una vez más en el palacio y le preguntó a Jesús: ―¿De dónde eres tú? Pero él no le respondió.</w:t>
+        <w:t xml:space="preserve"> Entró una vez más en el palacio y le preguntó a Jesús: —¿De dónde eres tú? Pero él no le respondió.</w:t>
       </w:r>
     </w:p>
     <w:p>
@@ -17008,7 +17008,7 @@
         <w:rPr>
           <w:lang w:val="es_ES" w:bidi="es_ES"/>
         </w:rPr>
-        <w:t xml:space="preserve"> Pilato le dijo: ―¿No me vas a hablar? ¿No ves que tengo poder para ponerte en libertad o para mandar que te crucifiquen?</w:t>
+        <w:t xml:space="preserve"> Pilato le dijo: —¿No me vas a hablar? ¿No ves que tengo poder para ponerte en libertad o para mandar que te crucifiquen?</w:t>
       </w:r>
     </w:p>
     <w:p>
@@ -17029,7 +17029,7 @@
         <w:rPr>
           <w:lang w:val="es_ES" w:bidi="es_ES"/>
         </w:rPr>
-        <w:t xml:space="preserve"> Jesús le contestó: ―No tendrías ningún poder sobre mí si no se te hubiera dado de arriba. Por eso el que me entregó a ti es culpable de un pecado más grande.</w:t>
+        <w:t xml:space="preserve"> Jesús le contestó: —No tendrías ningún poder sobre mí si no se te hubiera dado de arriba. Por eso el que me entregó a ti es culpable de un pecado más grande.</w:t>
       </w:r>
     </w:p>
     <w:p>
@@ -17050,7 +17050,7 @@
         <w:rPr>
           <w:lang w:val="es_ES" w:bidi="es_ES"/>
         </w:rPr>
-        <w:t xml:space="preserve"> Desde ese momento Pilato trató de poner en libertad a Jesús, pero los judíos gritaban: ―Si dejas en libertad a ese hombre, no eres amigo del emperador. Cualquiera que quiera ser rey es enemigo del emperador.</w:t>
+        <w:t xml:space="preserve"> Desde ese momento Pilato trató de poner en libertad a Jesús. Pero los judíos gritaban: —Si dejas en libertad a ese hombre, no eres amigo del césar. Cualquiera que quiera ser rey es enemigo del césar.</w:t>
       </w:r>
     </w:p>
     <w:p>
@@ -17071,7 +17071,7 @@
         <w:rPr>
           <w:lang w:val="es_ES" w:bidi="es_ES"/>
         </w:rPr>
-        <w:t xml:space="preserve"> Al oír esto, Pilato sacó a Jesús afuera y se sentó en el tribunal, en un lugar llamado Gabatá, que en arameo significa el Empedrado.</w:t>
+        <w:t xml:space="preserve"> Al oír esto, Pilato sacó a Jesús afuera. Se sentó en el tribunal, en un lugar llamado Gabatá. En arameo quiere decir “el Empedrado”.</w:t>
       </w:r>
     </w:p>
     <w:p>
@@ -17092,7 +17092,7 @@
         <w:rPr>
           <w:lang w:val="es_ES" w:bidi="es_ES"/>
         </w:rPr>
-        <w:t xml:space="preserve"> Era cerca del mediodía, el día de la preparación para la Pascua. Pilato les dijo a los judíos: ―Aquí tienen a su rey.</w:t>
+        <w:t xml:space="preserve"> Era cerca del mediodía, el día de la preparación para la Pascua. Pilato les dijo a los judíos: —Aquí tienen a su rey.</w:t>
       </w:r>
     </w:p>
     <w:p>
@@ -17113,7 +17113,7 @@
         <w:rPr>
           <w:lang w:val="es_ES" w:bidi="es_ES"/>
         </w:rPr>
-        <w:t xml:space="preserve"> Ellos gritaron: ―¡Fuera! ¡Fuera! ¡Crucifícalo! Pilato les respondió: ―¿Creen que voy a crucificar a su rey? Los jefes de los sacerdotes contestaron: ―Nuestro único rey es el emperador.</w:t>
+        <w:t xml:space="preserve"> Ellos gritaron: —¡Fuera! ¡Fuera! ¡Crucifícalo! Pilato les respondió: —¿Creen que voy a crucificar a su rey? Los jefes de los sacerdotes contestaron: —Nuestro único rey es el césar.</w:t>
       </w:r>
     </w:p>
     <w:p>
@@ -17134,7 +17134,7 @@
         <w:rPr>
           <w:lang w:val="es_ES" w:bidi="es_ES"/>
         </w:rPr>
-        <w:t xml:space="preserve"> Entonces Pilato lo entregó para que lo crucificaran, y los soldados se lo llevaron.</w:t>
+        <w:t xml:space="preserve"> Entonces Pilato lo entregó para que lo crucificaran. Los soldados se lo llevaron.</w:t>
       </w:r>
     </w:p>
     <w:p>
@@ -17155,7 +17155,7 @@
         <w:rPr>
           <w:lang w:val="es_ES" w:bidi="es_ES"/>
         </w:rPr>
-        <w:t xml:space="preserve"> Jesús salió cargando su propia cruz, yendo hacia el Gólgota, que en arameo significa lugar de la Calavera.</w:t>
+        <w:t xml:space="preserve"> Jesús salió cargando su propia cruz, yendo hacia el Gólgota. En arameo esto quiere decir “Lugar de la Calavera”.</w:t>
       </w:r>
     </w:p>
     <w:p>
@@ -17176,7 +17176,7 @@
         <w:rPr>
           <w:lang w:val="es_ES" w:bidi="es_ES"/>
         </w:rPr>
-        <w:t xml:space="preserve"> Allí lo crucificaron, y con él a otros dos, uno a cada lado, y Jesús en medio.</w:t>
+        <w:t xml:space="preserve"> Allí lo crucificaron. Con él crucificaron a otros 2, uno a cada lado, con Jesús en medio.</w:t>
       </w:r>
     </w:p>
     <w:p>
@@ -17197,7 +17197,7 @@
         <w:rPr>
           <w:lang w:val="es_ES" w:bidi="es_ES"/>
         </w:rPr>
-        <w:t xml:space="preserve"> Pilato mandó que pusieran un letrero sobre la cruz. En él se leía: «Jesús de Nazaret, Rey de los Judíos».</w:t>
+        <w:t xml:space="preserve"> Pilato mandó que pusieran un letrero sobre la cruz. En él se leía: “Jesús de Nazaret, rey de los judíos”.</w:t>
       </w:r>
     </w:p>
     <w:p>
@@ -17218,7 +17218,7 @@
         <w:rPr>
           <w:lang w:val="es_ES" w:bidi="es_ES"/>
         </w:rPr>
-        <w:t xml:space="preserve"> Muchos de los judíos lo leyeron, porque el lugar donde crucificaron a Jesús estaba cerca de la ciudad. El letrero estaba escrito en arameo, latín y griego.</w:t>
+        <w:t xml:space="preserve"> Muchos de los judíos lo leyeron. El lugar donde crucificaron a Jesús estaba cerca de la ciudad. El letrero estaba escrito en arameo, latín y griego.</w:t>
       </w:r>
     </w:p>
     <w:p>
@@ -17239,7 +17239,7 @@
         <w:rPr>
           <w:lang w:val="es_ES" w:bidi="es_ES"/>
         </w:rPr>
-        <w:t xml:space="preserve"> Los jefes de los sacerdotes judíos le dijeron a Pilato: ―No escribas “Rey de los Judíos”, sino “Dice que es Rey de los Judíos”.</w:t>
+        <w:t xml:space="preserve"> Los jefes de los sacerdotes judíos le dijeron a Pilato: —No escribas: “Rey de los judíos”. Escribe: “Dice que es el rey de los judíos”.</w:t>
       </w:r>
     </w:p>
     <w:p>
@@ -17260,7 +17260,7 @@
         <w:rPr>
           <w:lang w:val="es_ES" w:bidi="es_ES"/>
         </w:rPr>
-        <w:t xml:space="preserve"> Pilato les respondió: ―Lo que he escrito, escrito se queda.</w:t>
+        <w:t xml:space="preserve"> Pilato les respondió: —Lo que he escrito, escrito se queda.</w:t>
       </w:r>
     </w:p>
     <w:p>
@@ -17281,7 +17281,7 @@
         <w:rPr>
           <w:lang w:val="es_ES" w:bidi="es_ES"/>
         </w:rPr>
-        <w:t xml:space="preserve"> Después de crucificar a Jesús, los soldados tomaron su manto y lo partieron en cuatro pedazos, uno para cada uno de ellos. Tomaron también su túnica, que era de una sola pieza, sin costuras, tejida de arriba abajo.</w:t>
+        <w:t xml:space="preserve"> Después de crucificar a Jesús, los soldados tomaron su manto. Lo partieron en 4 pedazos, uno para cada uno de ellos. Tomaron también su túnica. Era de una sola pieza, sin costuras, tejida de arriba abajo.</w:t>
       </w:r>
     </w:p>
     <w:p>
@@ -17302,7 +17302,7 @@
         <w:rPr>
           <w:lang w:val="es_ES" w:bidi="es_ES"/>
         </w:rPr>
-        <w:t xml:space="preserve"> Los soldados se dijeron unos a otros: ―No la dividamos. Mejor echemos suertes para ver a quién le toca. Y así lo hicieron. De esta forma se cumplió la Escritura que dice: «Se repartieron mi manto, y sobre mi túnica echaron suertes».</w:t>
+        <w:t xml:space="preserve"> Los soldados se dijeron unos a otros: —No la dividamos. Mejor echemos suertes para ver a quién le toca. Y así lo hicieron. De esta forma se cumplió la Escritura que dice: “Se reparten mi ropa entre ellos. Echan suertes sobre mi túnica”.</w:t>
       </w:r>
     </w:p>
     <w:p>
@@ -17323,7 +17323,7 @@
         <w:rPr>
           <w:lang w:val="es_ES" w:bidi="es_ES"/>
         </w:rPr>
-        <w:t xml:space="preserve"> Junto a la cruz de Jesús estaban su madre, la hermana de su madre, María la esposa de Cleofas, y María Magdalena.</w:t>
+        <w:t xml:space="preserve"> Junto a la cruz de Jesús estaban su madre; la hermana de su madre; María, la esposa de Cleofas; y María Magdalena.</w:t>
       </w:r>
     </w:p>
     <w:p>
@@ -17344,7 +17344,7 @@
         <w:rPr>
           <w:lang w:val="es_ES" w:bidi="es_ES"/>
         </w:rPr>
-        <w:t xml:space="preserve"> Cuando Jesús vio a su madre y al discípulo a quien él amaba, que estaba junto a ella, le dijo a su madre: —Mujer, ahí tienes a tu hijo.</w:t>
+        <w:t xml:space="preserve"> Jesús vio a su madre y al discípulo a quien él amaba. Él estaba junto a ella. Le dijo a su madre: —Mujer, ahí tienes a tu hijo.</w:t>
       </w:r>
     </w:p>
     <w:p>
@@ -17365,7 +17365,7 @@
         <w:rPr>
           <w:lang w:val="es_ES" w:bidi="es_ES"/>
         </w:rPr>
-        <w:t xml:space="preserve"> Luego, le dijo al discípulo: ―Ahí tienes a tu madre. Desde ese momento, ese discípulo la recibió en su casa.</w:t>
+        <w:t xml:space="preserve"> Luego le dijo al discípulo: —Ahí tienes a tu madre. Desde ese momento, ese discípulo la recibió en su casa.</w:t>
       </w:r>
     </w:p>
     <w:p>
@@ -17386,7 +17386,7 @@
         <w:rPr>
           <w:lang w:val="es_ES" w:bidi="es_ES"/>
         </w:rPr>
-        <w:t xml:space="preserve"> Después de esto, sabiendo que ya todo había terminado, Jesús dijo, para que se cumpliera la Escritura: ―Tengo sed.</w:t>
+        <w:t xml:space="preserve"> Jesús sabía que había terminado lo que vino al mundo a hacer. Para que se cumpliera la Escritura, dijo: —Tengo sed.</w:t>
       </w:r>
     </w:p>
     <w:p>
@@ -17407,7 +17407,7 @@
         <w:rPr>
           <w:lang w:val="es_ES" w:bidi="es_ES"/>
         </w:rPr>
-        <w:t xml:space="preserve"> Había allí un jarro lleno de vinagre, así que empaparon una esponja en el vinagre, la pusieron en una caña y se la acercaron a la boca.</w:t>
+        <w:t xml:space="preserve"> Había allí un jarro lleno de vinagre. Empaparon una esponja en el vinagre. La pusieron en una caña y se la acercaron a la boca.</w:t>
       </w:r>
     </w:p>
     <w:p>
@@ -17428,7 +17428,7 @@
         <w:rPr>
           <w:lang w:val="es_ES" w:bidi="es_ES"/>
         </w:rPr>
-        <w:t xml:space="preserve"> Al probar el vinagre, Jesús dijo: ―Todo está cumplido. Luego inclinó la cabeza y entregó el espíritu.</w:t>
+        <w:t xml:space="preserve"> Al probar el vinagre, Jesús dijo: —Todo está cumplido. Luego inclinó la cabeza y entregó el espíritu.</w:t>
       </w:r>
     </w:p>
     <w:p>
@@ -17449,7 +17449,7 @@
         <w:rPr>
           <w:lang w:val="es_ES" w:bidi="es_ES"/>
         </w:rPr>
-        <w:t xml:space="preserve"> Era el día de preparación de la Pascua, y para que los cuerpos no quedaran en la cruz el sábado (pues ese sábado era un día muy solemne), los judíos pidieron a Pilato que se les quebraran las piernas a los crucificados y que fueran retirados.</w:t>
+        <w:t xml:space="preserve"> Era el día de preparación de la Pascua. Los cuerpos no debían quedarse en la cruz el día de reposo. Ese en particular era un día muy solemne. Así que los judíos pidieron a Pilato que se les quebraran las piernas a los crucificados y que fueran retirados.</w:t>
       </w:r>
     </w:p>
     <w:p>
@@ -17491,7 +17491,7 @@
         <w:rPr>
           <w:lang w:val="es_ES" w:bidi="es_ES"/>
         </w:rPr>
-        <w:t xml:space="preserve"> Cuando llegaron a Jesús, no le quebraron las piernas porque vieron que ya había muerto.</w:t>
+        <w:t xml:space="preserve"> Cuando llegaron a Jesús, no le quebraron las piernas. Vieron que ya había muerto.</w:t>
       </w:r>
     </w:p>
     <w:p>
@@ -17512,7 +17512,7 @@
         <w:rPr>
           <w:lang w:val="es_ES" w:bidi="es_ES"/>
         </w:rPr>
-        <w:t xml:space="preserve"> Pero uno de los soldados le hundió la lanza en el costado, y inmediatamente salió sangre y agua.</w:t>
+        <w:t xml:space="preserve"> Pero uno de los soldados le hundió la lanza en el costado. Inmediatamente salió sangre y agua.</w:t>
       </w:r>
     </w:p>
     <w:p>
@@ -17533,7 +17533,7 @@
         <w:rPr>
           <w:lang w:val="es_ES" w:bidi="es_ES"/>
         </w:rPr>
-        <w:t xml:space="preserve"> El que vio esto ha dado testimonio, y su testimonio es verdadero; él sabe que dice la verdad, para que ustedes también crean.</w:t>
+        <w:t xml:space="preserve"> El que vio esto ha dado testimonio, y su testimonio es verdadero. Él sabe que dice la verdad, para que ustedes también crean.</w:t>
       </w:r>
     </w:p>
     <w:p>
@@ -17554,7 +17554,7 @@
         <w:rPr>
           <w:lang w:val="es_ES" w:bidi="es_ES"/>
         </w:rPr>
-        <w:t xml:space="preserve"> Estas cosas sucedieron para que se cumpliera la Escritura: «No le quebraron ningún hueso»</w:t>
+        <w:t xml:space="preserve"> Estas cosas sucedieron para que se cumpliera la Escritura: “Ni un solo hueso le romperán”.</w:t>
       </w:r>
     </w:p>
     <w:p>
@@ -17575,7 +17575,7 @@
         <w:rPr>
           <w:lang w:val="es_ES" w:bidi="es_ES"/>
         </w:rPr>
-        <w:t xml:space="preserve"> Y otra Escritura dice también: «Mirarán a aquel al que traspasaron».</w:t>
+        <w:t xml:space="preserve"> Y otra Escritura dice también: “Mirarán al que traspasaron”.</w:t>
       </w:r>
     </w:p>
     <w:p>
@@ -17596,7 +17596,7 @@
         <w:rPr>
           <w:lang w:val="es_ES" w:bidi="es_ES"/>
         </w:rPr>
-        <w:t xml:space="preserve"> Después de esto, José de Arimatea pidió a Pilato que le permitiera llevarse el cuerpo de Jesús (José era discípulo de Jesús, pero en secreto, porque temía a los judíos). Pilato le dio permiso y José fue y se llevó el cuerpo.</w:t>
+        <w:t xml:space="preserve"> Después de esto, José de Arimatea pidió a Pilato que le permitiera llevarse el cuerpo de Jesús. José era discípulo de Jesús. Pero lo era en secreto, porque temía a los judíos. Pilato le dio permiso. José fue y se llevó el cuerpo.</w:t>
       </w:r>
     </w:p>
     <w:p>
@@ -17617,7 +17617,7 @@
         <w:rPr>
           <w:lang w:val="es_ES" w:bidi="es_ES"/>
         </w:rPr>
-        <w:t xml:space="preserve"> También Nicodemo, el que había visitado a Jesús de noche, llegó con unos treinta y tres kilos de una mezcla de mirra y áloe.</w:t>
+        <w:t xml:space="preserve"> También llegó Nicodemo, el que había visitado a Jesús de noche. Trajo unos 33 kilos de una mezcla de mirra y áloe.</w:t>
       </w:r>
     </w:p>
     <w:p>
@@ -17638,7 +17638,7 @@
         <w:rPr>
           <w:lang w:val="es_ES" w:bidi="es_ES"/>
         </w:rPr>
-        <w:t xml:space="preserve"> Entre los dos envolvieron el cuerpo de Jesús con vendas empapadas en las especias aromáticas, conforme a la costumbre judía de la sepultura.</w:t>
+        <w:t xml:space="preserve"> Entre los 2 envolvieron el cuerpo de Jesús con vendas empapadas en las especias aromáticas. Esto conformaba a la costumbre judía de la sepultura.</w:t>
       </w:r>
     </w:p>
     <w:p>
@@ -17659,7 +17659,7 @@
         <w:rPr>
           <w:lang w:val="es_ES" w:bidi="es_ES"/>
         </w:rPr>
-        <w:t xml:space="preserve"> En el lugar donde crucificaron a Jesús había un huerto, y en el huerto había un sepulcro nuevo en el que todavía no habían sepultado a nadie.</w:t>
+        <w:t xml:space="preserve"> En el lugar donde crucificaron a Jesús había un huerto. En el huerto había un sepulcro nuevo en el que todavía no habían sepultado a nadie.</w:t>
       </w:r>
     </w:p>
     <w:p>
@@ -17680,7 +17680,7 @@
         <w:rPr>
           <w:lang w:val="es_ES" w:bidi="es_ES"/>
         </w:rPr>
-        <w:t xml:space="preserve"> Como era el día de la preparación para el sábado, y el sepulcro estaba cerca, pusieron allí a Jesús.</w:t>
+        <w:t xml:space="preserve"> Como era el día de la preparación para los judíos, y el sepulcro estaba cerca, pusieron allí a Jesús.</w:t>
       </w:r>
     </w:p>
     <w:p>
@@ -17717,7 +17717,7 @@
         <w:rPr>
           <w:lang w:val="es_ES" w:bidi="es_ES"/>
         </w:rPr>
-        <w:t xml:space="preserve"> El primer día de la semana, muy temprano, cuando aún estaba oscuro, María Magdalena fue al sepulcro y vio que habían movido la piedra que cerraba la entrada.</w:t>
+        <w:t xml:space="preserve"> Era el primer día de la semana, muy temprano. Cuando aún estaba oscuro, María Magdalena fue al sepulcro. Vio que habían retirado la piedra que cerraba la entrada.</w:t>
       </w:r>
     </w:p>
     <w:p>
@@ -17738,7 +17738,7 @@
         <w:rPr>
           <w:lang w:val="es_ES" w:bidi="es_ES"/>
         </w:rPr>
-        <w:t xml:space="preserve"> Así que fue corriendo a donde estaban Simón Pedro y el discípulo al que Jesús amaba, y les dijo: ―¡Se han llevado del sepulcro al Señor, y no sabemos dónde lo han puesto!</w:t>
+        <w:t xml:space="preserve"> Así que fue corriendo a donde estaban Simón Pedro y el discípulo al que Jesús amaba. Les dijo: —¡Se han llevado del sepulcro al Señor! ¡No sabemos dónde lo han puesto!</w:t>
       </w:r>
     </w:p>
     <w:p>
@@ -17780,7 +17780,7 @@
         <w:rPr>
           <w:lang w:val="es_ES" w:bidi="es_ES"/>
         </w:rPr>
-        <w:t xml:space="preserve"> Los dos iban corriendo juntos, pero el otro discípulo corrió más rápido que Pedro y llegó primero al sepulcro.</w:t>
+        <w:t xml:space="preserve"> Los 2 iban corriendo juntos. El otro discípulo corrió más rápido que Pedro y llegó primero al sepulcro.</w:t>
       </w:r>
     </w:p>
     <w:p>
@@ -17822,7 +17822,7 @@
         <w:rPr>
           <w:lang w:val="es_ES" w:bidi="es_ES"/>
         </w:rPr>
-        <w:t xml:space="preserve"> Tras él llegó Simón Pedro, y entró en el sepulcro. Vio allí las vendas,</w:t>
+        <w:t xml:space="preserve"> Tras él llegó Simón Pedro y entró en el sepulcro. Vio allí las vendas</w:t>
       </w:r>
     </w:p>
     <w:p>
@@ -17843,7 +17843,7 @@
         <w:rPr>
           <w:lang w:val="es_ES" w:bidi="es_ES"/>
         </w:rPr>
-        <w:t xml:space="preserve"> y el sudario que le había cubierto la cabeza; no estaba con las vendas, sino enrollado aparte.</w:t>
+        <w:t xml:space="preserve"> y el sudario que había cubierto la cabeza de Jesús. No estaba con las vendas, sino enrollado aparte.</w:t>
       </w:r>
     </w:p>
     <w:p>
@@ -17864,7 +17864,7 @@
         <w:rPr>
           <w:lang w:val="es_ES" w:bidi="es_ES"/>
         </w:rPr>
-        <w:t xml:space="preserve"> Entonces entró también el otro discípulo, el que había llegado primero al sepulcro; y vio y creyó.</w:t>
+        <w:t xml:space="preserve"> Entonces entró también el otro discípulo, el que había llegado primero al sepulcro. Vio todo, y creyó.</w:t>
       </w:r>
     </w:p>
     <w:p>
@@ -17885,7 +17885,7 @@
         <w:rPr>
           <w:lang w:val="es_ES" w:bidi="es_ES"/>
         </w:rPr>
-        <w:t xml:space="preserve"> (Porque ni Pedro ni el otro discípulo habían entendido todavía lo que decía la Escritura, que era necesario que Jesús que Jesús tenía que resucitar).</w:t>
+        <w:t xml:space="preserve"> Hasta entonces, ni Pedro ni el otro discípulo habían entendido todavía lo que decía la Escritura. Decía que Jesús tenía que resucitar.</w:t>
       </w:r>
     </w:p>
     <w:p>
@@ -17906,7 +17906,7 @@
         <w:rPr>
           <w:lang w:val="es_ES" w:bidi="es_ES"/>
         </w:rPr>
-        <w:t xml:space="preserve"> Los discípulos regresaron a su casa,</w:t>
+        <w:t xml:space="preserve"> Los discípulos regresaron a su casa.</w:t>
       </w:r>
     </w:p>
     <w:p>
@@ -17927,7 +17927,7 @@
         <w:rPr>
           <w:lang w:val="es_ES" w:bidi="es_ES"/>
         </w:rPr>
-        <w:t xml:space="preserve"> pero María se quedó llorando junto al sepulcro. Mientras lloraba, se inclinó para mirar dentro</w:t>
+        <w:t xml:space="preserve"> María se quedó llorando junto al sepulcro. Mientras lloraba, se inclinó para mirar dentro.</w:t>
       </w:r>
     </w:p>
     <w:p>
@@ -17948,7 +17948,7 @@
         <w:rPr>
           <w:lang w:val="es_ES" w:bidi="es_ES"/>
         </w:rPr>
-        <w:t xml:space="preserve"> y vio a dos ángeles vestidos de blanco, sentados donde había estado el cuerpo de Jesús; uno a la cabecera y otro a los pies.</w:t>
+        <w:t xml:space="preserve"> Vio a 2 ángeles vestidos de blanco. Estaban sentados donde había estado el cuerpo de Jesús. Uno estaba a la cabecera y el otro, a los pies.</w:t>
       </w:r>
     </w:p>
     <w:p>
@@ -17969,7 +17969,7 @@
         <w:rPr>
           <w:lang w:val="es_ES" w:bidi="es_ES"/>
         </w:rPr>
-        <w:t xml:space="preserve"> Le preguntaron los ángeles: ―Mujer, ¿por qué lloras? Ella les respondió: ―Porque se han llevado a mi Señor, y no sé dónde lo han puesto.</w:t>
+        <w:t xml:space="preserve"> Le preguntaron los ángeles: —Mujer, ¿por qué lloras? Ella les respondió: —Porque se han llevado a mi Señor. No sé dónde lo han puesto.</w:t>
       </w:r>
     </w:p>
     <w:p>
@@ -17990,7 +17990,7 @@
         <w:rPr>
           <w:lang w:val="es_ES" w:bidi="es_ES"/>
         </w:rPr>
-        <w:t xml:space="preserve"> Apenas acabó de decir esto, volvió la mirada y vio allí a Jesús de pie, aunque ella no sabía que era él.</w:t>
+        <w:t xml:space="preserve"> Apenas acabó de decir esto, volvió la mirada y vio allí a Jesús de pie. Pero ella no sabía que era él.</w:t>
       </w:r>
     </w:p>
     <w:p>
@@ -18011,7 +18011,7 @@
         <w:rPr>
           <w:lang w:val="es_ES" w:bidi="es_ES"/>
         </w:rPr>
-        <w:t xml:space="preserve"> Jesús le dijo: ―Mujer, ¿por qué lloras? ¿A quién buscas? Ella, pensando que era el que cuidaba el huerto, le dijo: ―Señor, si usted se lo ha llevado, dígame dónde lo ha puesto, y yo iré por él.</w:t>
+        <w:t xml:space="preserve"> Jesús le dijo: —Mujer, ¿por qué lloras? ¿A quién buscas? Ella pensaba que era el que cuidaba el huerto. Le dijo: —Si te lo has llevado, dime dónde lo ha puesto. Yo iré por él.</w:t>
       </w:r>
     </w:p>
     <w:p>
@@ -18032,7 +18032,7 @@
         <w:rPr>
           <w:lang w:val="es_ES" w:bidi="es_ES"/>
         </w:rPr>
-        <w:t xml:space="preserve"> Jesús le dijo: ―María. Ella se volvió y le dijo: ―¡Raboni! (que significa: Maestro).</w:t>
+        <w:t xml:space="preserve"> Jesús le dijo: —María. Ella se volvió y le dijo: —¡Raboni! Raboni quiere decir “Maestro”.</w:t>
       </w:r>
     </w:p>
     <w:p>
@@ -18053,7 +18053,7 @@
         <w:rPr>
           <w:lang w:val="es_ES" w:bidi="es_ES"/>
         </w:rPr>
-        <w:t xml:space="preserve"> Jesús le dijo: ―No me retengas, porque aún no he subido a mi Padre. Pero ve a mis hermanos y diles: “Subo a mi Padre, que es el Padre de ustedes; a mi Dios, que es el Dios de ustedes”.</w:t>
+        <w:t xml:space="preserve"> Jesús le dijo: —No me retengas. Aún no he subido a mi Padre. Pero ve a mis hermanos y diles: “Subo a mi Padre, que es el Padre de ustedes. Subo a mi Dios, que es el Dios de ustedes”.</w:t>
       </w:r>
     </w:p>
     <w:p>
@@ -18074,7 +18074,7 @@
         <w:rPr>
           <w:lang w:val="es_ES" w:bidi="es_ES"/>
         </w:rPr>
-        <w:t xml:space="preserve"> María Magdalena fue a los discípulos y les dijo que había visto al Señor, y les contó lo que él le había dicho.</w:t>
+        <w:t xml:space="preserve"> María Magdalena fue a los discípulos y les dijo que había visto al Señor. Les contó lo que él le había dicho.</w:t>
       </w:r>
     </w:p>
     <w:p>
@@ -18095,7 +18095,7 @@
         <w:rPr>
           <w:lang w:val="es_ES" w:bidi="es_ES"/>
         </w:rPr>
-        <w:t xml:space="preserve"> En la tarde del primer día de la semana, cuando los discípulos estaban reunidos a puerta cerrada por temor a los judíos, entró Jesús, se puso en medio de ellos y les dijo: ―¡La paz sea con ustedes!</w:t>
+        <w:t xml:space="preserve"> En la tarde del primer día de la semana, los discípulos estaban reunidos. Tenían la puerta bien cerrada por temor a los judíos. En eso, entró Jesús. Se puso en medio de ellos y les dijo: —¡La paz sea con ustedes!</w:t>
       </w:r>
     </w:p>
     <w:p>
@@ -18137,7 +18137,7 @@
         <w:rPr>
           <w:lang w:val="es_ES" w:bidi="es_ES"/>
         </w:rPr>
-        <w:t xml:space="preserve"> Jesús volvió a decir: ―¡La paz sea con ustedes! Como mi Padre me envió, así yo los envío a ustedes.</w:t>
+        <w:t xml:space="preserve"> Jesús volvió a decir: —¡La paz sea con ustedes! Como mi Padre me envió, así yo los envío a ustedes.</w:t>
       </w:r>
     </w:p>
     <w:p>
@@ -18158,7 +18158,7 @@
         <w:rPr>
           <w:lang w:val="es_ES" w:bidi="es_ES"/>
         </w:rPr>
-        <w:t xml:space="preserve"> Ttras estas palabras, sopló sobre ellos y les dijo: ―Reciban el Espíritu Santo.</w:t>
+        <w:t xml:space="preserve"> Tras estas palabras, sopló sobre ellos y les dijo: —Reciban el Espíritu Santo.</w:t>
       </w:r>
     </w:p>
     <w:p>
@@ -18179,7 +18179,7 @@
         <w:rPr>
           <w:lang w:val="es_ES" w:bidi="es_ES"/>
         </w:rPr>
-        <w:t xml:space="preserve"> A quienes ustedes perdonen sus pecados, les serán perdonados; a quienes no se los perdonen, no les serán perdonados.</w:t>
+        <w:t xml:space="preserve"> A quienes ustedes perdonen sus pecados, les serán perdonados. A quienes no se los perdonen, no les serán perdonados.</w:t>
       </w:r>
     </w:p>
     <w:p>
@@ -18200,7 +18200,7 @@
         <w:rPr>
           <w:lang w:val="es_ES" w:bidi="es_ES"/>
         </w:rPr>
-        <w:t xml:space="preserve"> Tomás, uno de los doce, al que llamaban el Gemelo,Gemelo: Lit. Dídimos." class="footnote-marker"&gt;1 no estaba con ellos cuando llegó Jesús.</w:t>
+        <w:t xml:space="preserve"> Tomás era uno de los 12 y lo llamaban el Gemelo. No estaba con ellos cuando llegó Jesús.</w:t>
       </w:r>
     </w:p>
     <w:p>
@@ -18221,7 +18221,7 @@
         <w:rPr>
           <w:lang w:val="es_ES" w:bidi="es_ES"/>
         </w:rPr>
-        <w:t xml:space="preserve"> Así que los otros discípulos le dijeron: ―¡Hemos visto al Señor! Tomás les respondió: ―Si no veo las heridas de los clavos en sus manos y meto en ellas mi dedo, y mi mano en su costado, no lo creeré.</w:t>
+        <w:t xml:space="preserve"> Los otros discípulos le dijeron: —¡Hemos visto al Señor! Pero Tomás les respondió: —Si no veo las marcas de los clavos en sus manos, no lo creeré. Si no meto mi dedo en ellas y mi mano en su costado, no lo creeré.</w:t>
       </w:r>
     </w:p>
     <w:p>
@@ -18242,7 +18242,7 @@
         <w:rPr>
           <w:lang w:val="es_ES" w:bidi="es_ES"/>
         </w:rPr>
-        <w:t xml:space="preserve"> Después de ocho días, los discípulos estaban otra vez dentro, y Tomás estaba con ellos, con las puertas cerradas. Jesús vino, se puso en medio de ellos y los saludó. —¡La paz sea con ustedes!</w:t>
+        <w:t xml:space="preserve"> Una semana después, los discípulos estaban otra vez en la casa. Tenían las puertas cerradas, y Tomás estaba con ellos. Jesús vino y se puso en medio de ellos. Los saludó: —¡La paz sea con ustedes!</w:t>
       </w:r>
     </w:p>
     <w:p>
@@ -18263,7 +18263,7 @@
         <w:rPr>
           <w:lang w:val="es_ES" w:bidi="es_ES"/>
         </w:rPr>
-        <w:t xml:space="preserve"> Luego le dijo a Tomás: ―Pon aquí tu dedo y mira mis manos. Acerca tu mano, métela en mi costado, y no seas incrédulo sino creyente.</w:t>
+        <w:t xml:space="preserve"> Luego le dijo a Tomás: —Pon aquí tu dedo y mira mis manos. Acerca tu mano y métela en mi costado. No seas incrédulo, sino creyente.</w:t>
       </w:r>
     </w:p>
     <w:p>
@@ -18284,7 +18284,7 @@
         <w:rPr>
           <w:lang w:val="es_ES" w:bidi="es_ES"/>
         </w:rPr>
-        <w:t xml:space="preserve"> Tomás dijo: ―¡Señor mío y Dios mío!</w:t>
+        <w:t xml:space="preserve"> Tomás dijo: —¡Señor mío y Dios mío!</w:t>
       </w:r>
     </w:p>
     <w:p>
@@ -18305,7 +18305,7 @@
         <w:rPr>
           <w:lang w:val="es_ES" w:bidi="es_ES"/>
         </w:rPr>
-        <w:t xml:space="preserve"> Jesús le dijo: ―Has creído porque me has visto; dichosos los que no vieron y creyeron.</w:t>
+        <w:t xml:space="preserve"> Jesús le dijo: —Has creído porque me has visto. Qué felices son los que no vieron y todavía creyeron.</w:t>
       </w:r>
     </w:p>
     <w:p>
@@ -18347,7 +18347,7 @@
         <w:rPr>
           <w:lang w:val="es_ES" w:bidi="es_ES"/>
         </w:rPr>
-        <w:t xml:space="preserve"> Pero estas se han escrito para que ustedes crean que Jesús es el Cristo, el Hijo de Dios, y para que al creer en su nombre tengan vida.</w:t>
+        <w:t xml:space="preserve"> Pero estas se han escrito para que ustedes crean que Jesús es el Cristo, el Hijo de Dios. Se han escrito para que tengan vida en su nombre al creer en él.</w:t>
       </w:r>
     </w:p>
     <w:p>
@@ -18384,7 +18384,7 @@
         <w:rPr>
           <w:lang w:val="es_ES" w:bidi="es_ES"/>
         </w:rPr>
-        <w:t xml:space="preserve"> Después de esto, Jesús se apareció otra vez a sus discípulos junto al lago de Tiberíades. Así fue como sucedió:</w:t>
+        <w:t xml:space="preserve"> Después de esto, Jesús se apareció otra vez a sus discípulos junto al lago de Tiberíades. Así fue como sucedió.</w:t>
       </w:r>
     </w:p>
     <w:p>
@@ -18405,7 +18405,7 @@
         <w:rPr>
           <w:lang w:val="es_ES" w:bidi="es_ES"/>
         </w:rPr>
-        <w:t xml:space="preserve"> Estaban juntos Simón Pedro, Tomás, al que llamaban el Gemelo, Natanael de Caná de Galilea, los hijos de Zebedeo y otros dos discípulos.</w:t>
+        <w:t xml:space="preserve"> Estaban juntos Simón Pedro; Tomás, al que llamaban el Gemelo; Natanael, el de Caná de Galilea; los hijos de Zebedeo; y otros 2 discípulos.</w:t>
       </w:r>
     </w:p>
     <w:p>
@@ -18426,7 +18426,7 @@
         <w:rPr>
           <w:lang w:val="es_ES" w:bidi="es_ES"/>
         </w:rPr>
-        <w:t xml:space="preserve"> Simón Pedro dijo: ―Me voy a pescar. Ellos le contestaron: ―Vamos contigo. Salieron de allí y se subieron a la barca, pero esa noche no pescaron nada.</w:t>
+        <w:t xml:space="preserve"> Simón Pedro dijo: —Salgo a pescar. Ellos le contestaron: —Vamos contigo. Salieron de allí y se subieron a la barca. Pero esa noche no pescaron nada.</w:t>
       </w:r>
     </w:p>
     <w:p>
@@ -18447,7 +18447,7 @@
         <w:rPr>
           <w:lang w:val="es_ES" w:bidi="es_ES"/>
         </w:rPr>
-        <w:t xml:space="preserve"> En la madrugada, Jesús se presentó en la orilla, pero los discípulos no se dieron cuenta de que era él.</w:t>
+        <w:t xml:space="preserve"> Casi al amanecer, Jesús se presentó en la orilla. Los discípulos no se dieron cuenta de que era él.</w:t>
       </w:r>
     </w:p>
     <w:p>
@@ -18468,7 +18468,7 @@
         <w:rPr>
           <w:lang w:val="es_ES" w:bidi="es_ES"/>
         </w:rPr>
-        <w:t xml:space="preserve"> Jesús les preguntó: ―Muchachos, ¿tienen algo de comer? ―No —contestaron ellos.</w:t>
+        <w:t xml:space="preserve"> Jesús les preguntó: —Amigos, ¿no han pescado nada? —No —contestaron ellos.</w:t>
       </w:r>
     </w:p>
     <w:p>
@@ -18489,7 +18489,7 @@
         <w:rPr>
           <w:lang w:val="es_ES" w:bidi="es_ES"/>
         </w:rPr>
-        <w:t xml:space="preserve"> Jesús les dijo: ―Echen la red a la derecha de la barca, y encontrarán pesca. Así lo hicieron, y ya no podían sacar la red del agua por la gran cantidad de peces.</w:t>
+        <w:t xml:space="preserve"> Jesús les dijo: —Echen la red a la derecha de la barca y encontrarán pesca. Así lo hicieron. Ya no podían sacar la red del agua por la gran cantidad de peces.</w:t>
       </w:r>
     </w:p>
     <w:p>
@@ -18510,7 +18510,7 @@
         <w:rPr>
           <w:lang w:val="es_ES" w:bidi="es_ES"/>
         </w:rPr>
-        <w:t xml:space="preserve"> El discípulo a quien Jesús amaba le dijo a Pedro: ―¡Es el Señor! Cuando Simón Pedro oyó que era el Señor, se puso la ropa, pues estaba casi desnudo, y se tiró al agua.</w:t>
+        <w:t xml:space="preserve"> El discípulo a quien Jesús amaba le dijo a Pedro: —¡Es el Señor! Cuando Simón Pedro oyó que era el Señor, se puso la ropa, pues estaba casi desnudo. Se tiró al agua.</w:t>
       </w:r>
     </w:p>
     <w:p>
@@ -18531,7 +18531,7 @@
         <w:rPr>
           <w:lang w:val="es_ES" w:bidi="es_ES"/>
         </w:rPr>
-        <w:t xml:space="preserve"> Los otros discípulos remaron hasta la playa, arrastrando la red llena de pescados, pues estaban como a cien metros de la orilla.</w:t>
+        <w:t xml:space="preserve"> Los otros discípulos remaron hasta la playa, arrastrando la red llena de pescados. Estaban como a 100 metros de la orilla.</w:t>
       </w:r>
     </w:p>
     <w:p>
@@ -18573,7 +18573,7 @@
         <w:rPr>
           <w:lang w:val="es_ES" w:bidi="es_ES"/>
         </w:rPr>
-        <w:t xml:space="preserve"> Jesús les dijo: ―Tráiganme algunos de los pescados que acaban de sacar.</w:t>
+        <w:t xml:space="preserve"> Jesús les dijo: —Tráiganme algunos de los pescados que acaban de sacar.</w:t>
       </w:r>
     </w:p>
     <w:p>
@@ -18594,7 +18594,7 @@
         <w:rPr>
           <w:lang w:val="es_ES" w:bidi="es_ES"/>
         </w:rPr>
-        <w:t xml:space="preserve"> Simón Pedro subió a la barca y arrastró hasta la orilla la red, que estaba llena de peces grandes. Eran ciento cincuenta y tres peces, y a pesar de ser tantos la red no se rompió.</w:t>
+        <w:t xml:space="preserve"> Simón Pedro subió a la barca y arrastró la red hasta la orilla. Estaba llena de pescados grandes, 153 en total. A pesar de ser tantos, la red no se rompió.</w:t>
       </w:r>
     </w:p>
     <w:p>
@@ -18615,7 +18615,7 @@
         <w:rPr>
           <w:lang w:val="es_ES" w:bidi="es_ES"/>
         </w:rPr>
-        <w:t xml:space="preserve"> Jesús les dijo: ―Vengan a desayunar. Ninguno de los discípulos se atrevió a preguntarle quién era, porque sabían que era el Señor.</w:t>
+        <w:t xml:space="preserve"> Jesús les dijo: —Vengan a desayunar. Ninguno de los discípulos se atrevió a preguntarle quién era. Sabían que era el Señor.</w:t>
       </w:r>
     </w:p>
     <w:p>
@@ -18636,7 +18636,7 @@
         <w:rPr>
           <w:lang w:val="es_ES" w:bidi="es_ES"/>
         </w:rPr>
-        <w:t xml:space="preserve"> Jesús se acercó, tomó el pan y se lo dio a ellos, y les dio también el pescado.</w:t>
+        <w:t xml:space="preserve"> Jesús se acercó. Tomó el pan y se lo dio a ellos. Les dio también el pescado.</w:t>
       </w:r>
     </w:p>
     <w:p>
@@ -18657,7 +18657,7 @@
         <w:rPr>
           <w:lang w:val="es_ES" w:bidi="es_ES"/>
         </w:rPr>
-        <w:t xml:space="preserve"> Esta es ya la tercera vez que Jesús se apareció a sus discípulos después de haber resucitado.</w:t>
+        <w:t xml:space="preserve"> Esta era ya la tercera vez que Jesús se apareció a sus discípulos después de haber resucitado.</w:t>
       </w:r>
     </w:p>
     <w:p>
@@ -18678,7 +18678,7 @@
         <w:rPr>
           <w:lang w:val="es_ES" w:bidi="es_ES"/>
         </w:rPr>
-        <w:t xml:space="preserve"> Después de desayunar, Jesús le preguntó a Simón Pedro: ―Simón, hijo de Juan, ¿me amas más que estos? Pedro le contestó: ―Sí, Señor, tú sabes que te quiero. Jesús le dijo: ―Apacienta mis corderos.</w:t>
+        <w:t xml:space="preserve"> Después del desayuno, Jesús le preguntó a Simón Pedro: —Simón, hijo de Juan, ¿me amas más que estos? Pedro le contestó: —Sí, Señor, tú sabes que te quiero. Jesús le dijo: —Apacienta mis corderos.</w:t>
       </w:r>
     </w:p>
     <w:p>
@@ -18699,7 +18699,7 @@
         <w:rPr>
           <w:lang w:val="es_ES" w:bidi="es_ES"/>
         </w:rPr>
-        <w:t xml:space="preserve"> Jesús volvió a preguntarle: ―Simón, hijo de Juan, ¿me amas? ―Sí, Señor, tú sabes que te quiero. Jesús le dijo: ―Cuida de mis ovejas.</w:t>
+        <w:t xml:space="preserve"> Jesús volvió a preguntarle: —Simón, hijo de Juan, ¿me amas? —Sí, Señor, tú sabes que te quiero. Jesús le dijo: —Cuida de mis ovejas.</w:t>
       </w:r>
     </w:p>
     <w:p>
@@ -18720,7 +18720,7 @@
         <w:rPr>
           <w:lang w:val="es_ES" w:bidi="es_ES"/>
         </w:rPr>
-        <w:t xml:space="preserve"> Por tercera vez Jesús le preguntó: ―Simón, hijo de Juan, ¿me quieres? Pedro se puso triste de que Jesús le preguntara por tercera vez: «¿Me quieres?». Entonces le dijo: ―Señor, tú lo sabes todo; tú sabes que te quiero. Jesús le dijo: ―Apacienta mis ovejas.</w:t>
+        <w:t xml:space="preserve"> Por tercera vez Jesús le preguntó: —Simón, hijo de Juan, ¿me quieres? Pedro se puso triste de que Jesús le preguntara por tercera vez: «¿Me quieres?”. Entonces le dijo: —Señor, tú lo sabes todo. Tú sabes que te quiero. Jesús le dijo: —Apacienta mis ovejas.</w:t>
       </w:r>
     </w:p>
     <w:p>
@@ -18741,7 +18741,7 @@
         <w:rPr>
           <w:lang w:val="es_ES" w:bidi="es_ES"/>
         </w:rPr>
-        <w:t xml:space="preserve"> Te aseguro que cuando eras más joven tú mismo te vestías e ibas a donde querías; pero cuando seas viejo, extenderás los brazos y otro te vestirá y te llevará a donde no quieras ir.</w:t>
+        <w:t xml:space="preserve"> Cuando eras más joven tú mismo te vestías e ibas a donde querías. Pero cuando seas viejo, extenderás los brazos y otro te vestirá. Te llevará a donde no quieras ir. Te lo aseguro.</w:t>
       </w:r>
     </w:p>
     <w:p>
@@ -18762,7 +18762,7 @@
         <w:rPr>
           <w:lang w:val="es_ES" w:bidi="es_ES"/>
         </w:rPr>
-        <w:t xml:space="preserve"> Esto lo dijo para dar a entender de qué manera iba a morir Pedro y así glorificar a Dios. Después le dijo: ―¡Sígueme!</w:t>
+        <w:t xml:space="preserve"> Esto lo dijo para dar a entender de qué manera Pedro iba a morir y así glorificar a Dios. Después le dijo: —¡Sígueme!</w:t>
       </w:r>
     </w:p>
     <w:p>
@@ -18783,7 +18783,7 @@
         <w:rPr>
           <w:lang w:val="es_ES" w:bidi="es_ES"/>
         </w:rPr>
-        <w:t xml:space="preserve"> Pedro se volvió y vio que los seguía el discípulo al que Jesús amaba, el que se había reclinado sobre Jesús en la cena y le había dicho: «Señor, ¿quién es el que va a traicionarte?»</w:t>
+        <w:t xml:space="preserve"> Pedro se volvió y vio que los seguía el discípulo al que Jesús amaba. Era el mismo que se había reclinado sobre Jesús en la cena y le había dicho: “Señor, ¿quién es el que va a traicionarte?”.</w:t>
       </w:r>
     </w:p>
     <w:p>
@@ -18804,7 +18804,7 @@
         <w:rPr>
           <w:lang w:val="es_ES" w:bidi="es_ES"/>
         </w:rPr>
-        <w:t xml:space="preserve"> Cuando Pedro lo vio, le preguntó a Jesús: ―Señor, ¿y a este qué le va a pasar?</w:t>
+        <w:t xml:space="preserve"> Cuando Pedro lo vio, le preguntó a Jesús: —Señor, ¿y este? ¿Qué va a ser de él?</w:t>
       </w:r>
     </w:p>
     <w:p>
@@ -18825,7 +18825,7 @@
         <w:rPr>
           <w:lang w:val="es_ES" w:bidi="es_ES"/>
         </w:rPr>
-        <w:t xml:space="preserve"> Jesús le contestó: ―Si quiero que él siga vivo hasta que yo regrese, ¿qué más te da? Tú sígueme.</w:t>
+        <w:t xml:space="preserve"> Jesús le contestó: —Si quiero que él siga vivo hasta que yo regrese, ¿qué más te da? Tú sígueme.</w:t>
       </w:r>
     </w:p>
     <w:p>
@@ -18846,7 +18846,7 @@
         <w:rPr>
           <w:lang w:val="es_ES" w:bidi="es_ES"/>
         </w:rPr>
-        <w:t xml:space="preserve"> Por eso, entre los hermanos corrió el rumor de que aquel discípulo no moriría. Pero Jesús no dijo que no moriría. Él dijo: «Si quiero que él siga vivo hasta que yo regrese, ¿qué más te da?».</w:t>
+        <w:t xml:space="preserve"> Por eso entre los hermanos corrió el rumor de que aquel discípulo no moriría. Pero Jesús no dijo eso. Lo que dijo fue: “Si quiero que él siga vivo hasta que yo regrese, ¿qué más te da?”.</w:t>
       </w:r>
     </w:p>
     <w:p>
@@ -18867,7 +18867,7 @@
         <w:rPr>
           <w:lang w:val="es_ES" w:bidi="es_ES"/>
         </w:rPr>
-        <w:t xml:space="preserve"> Este es el discípulo que da testimonio acerca de estas cosas y que las ha escrito. Y sabemos que su testimonio es verdadero.</w:t>
+        <w:t xml:space="preserve"> Este es el discípulo que da testimonio acerca de estas cosas y que las ha escrito. Sabemos que su testimonio es verdadero.</w:t>
       </w:r>
     </w:p>
     <w:p>
@@ -18888,7 +18888,7 @@
         <w:rPr>
           <w:lang w:val="es_ES" w:bidi="es_ES"/>
         </w:rPr>
-        <w:t xml:space="preserve"> Jesús hizo muchas otras cosas, tantas que, si se escribieran todas, creo que en el mundo entero no cabrían los libros que se habrían de escribir.</w:t>
+        <w:t xml:space="preserve"> Jesús hizo muchas otras cosas. Hizo tantas que no se puede escribirlas todas. Si se intentara, creo que en el mundo entero no cabrían los libros que haría falta escribir.</w:t>
       </w:r>
     </w:p>
     <w:sectPr>
